--- a/Документация/Отчет.docx
+++ b/Документация/Отчет.docx
@@ -354,7 +354,7 @@
           <w:sz w:val="28"/>
           <w:szCs w:val="28"/>
         </w:rPr>
-        <w:t>Калинин Арсений Олегович</w:t>
+        <w:t>Седов Алексей Сергеевич</w:t>
       </w:r>
     </w:p>
     <w:p>
@@ -396,16 +396,7 @@
           <w:sz w:val="28"/>
           <w:szCs w:val="28"/>
         </w:rPr>
-        <w:t>____________</w:t>
-      </w:r>
-      <w:r>
-        <w:rPr>
-          <w:i/>
-          <w:color w:val="000000"/>
-          <w:sz w:val="28"/>
-          <w:szCs w:val="28"/>
-        </w:rPr>
-        <w:t xml:space="preserve"> </w:t>
+        <w:t xml:space="preserve">____________ </w:t>
       </w:r>
       <w:r>
         <w:rPr>

--- a/Документация/Отчет.docx
+++ b/Документация/Отчет.docx
@@ -398,6 +398,7 @@
         </w:rPr>
         <w:t xml:space="preserve">____________ </w:t>
       </w:r>
+      <w:proofErr w:type="spellStart"/>
       <w:r>
         <w:rPr>
           <w:i/>
@@ -407,6 +408,7 @@
         </w:rPr>
         <w:t>Зязин</w:t>
       </w:r>
+      <w:proofErr w:type="spellEnd"/>
       <w:r>
         <w:rPr>
           <w:i/>
@@ -496,6 +498,7 @@
           <w:szCs w:val="28"/>
         </w:rPr>
       </w:pPr>
+      <w:proofErr w:type="spellStart"/>
       <w:r>
         <w:rPr>
           <w:iCs/>
@@ -504,7 +507,18 @@
           <w:szCs w:val="28"/>
           <w:u w:val="single"/>
         </w:rPr>
-        <w:t>Зязин Сергей Валерьевич</w:t>
+        <w:t>Зязин</w:t>
+      </w:r>
+      <w:proofErr w:type="spellEnd"/>
+      <w:r>
+        <w:rPr>
+          <w:iCs/>
+          <w:color w:val="000000"/>
+          <w:sz w:val="28"/>
+          <w:szCs w:val="28"/>
+          <w:u w:val="single"/>
+        </w:rPr>
+        <w:t xml:space="preserve"> Сергей Валерьевич</w:t>
       </w:r>
     </w:p>
     <w:p>
@@ -776,7 +790,8 @@
           <w:ilvl w:val="0"/>
           <w:numId w:val="2"/>
         </w:numPr>
-        <w:ind w:left="0" w:firstLine="0"/>
+        <w:spacing w:line="360" w:lineRule="auto"/>
+        <w:ind w:left="142" w:firstLine="0"/>
         <w:jc w:val="both"/>
         <w:rPr>
           <w:sz w:val="28"/>
@@ -798,7 +813,8 @@
           <w:ilvl w:val="0"/>
           <w:numId w:val="2"/>
         </w:numPr>
-        <w:ind w:left="0" w:firstLine="0"/>
+        <w:spacing w:line="360" w:lineRule="auto"/>
+        <w:ind w:left="142" w:firstLine="0"/>
         <w:jc w:val="both"/>
         <w:rPr>
           <w:sz w:val="28"/>
@@ -820,7 +836,8 @@
           <w:ilvl w:val="0"/>
           <w:numId w:val="2"/>
         </w:numPr>
-        <w:ind w:left="0" w:firstLine="0"/>
+        <w:spacing w:line="360" w:lineRule="auto"/>
+        <w:ind w:left="142" w:firstLine="0"/>
         <w:jc w:val="both"/>
         <w:rPr>
           <w:sz w:val="28"/>
@@ -842,7 +859,8 @@
           <w:ilvl w:val="0"/>
           <w:numId w:val="2"/>
         </w:numPr>
-        <w:ind w:left="0" w:firstLine="0"/>
+        <w:spacing w:line="360" w:lineRule="auto"/>
+        <w:ind w:left="142" w:firstLine="0"/>
         <w:jc w:val="both"/>
         <w:rPr>
           <w:sz w:val="28"/>
@@ -864,19 +882,20 @@
           <w:ilvl w:val="1"/>
           <w:numId w:val="2"/>
         </w:numPr>
-        <w:ind w:left="567" w:firstLine="0"/>
-        <w:jc w:val="both"/>
-        <w:rPr>
-          <w:sz w:val="28"/>
-          <w:szCs w:val="28"/>
-        </w:rPr>
-      </w:pPr>
-      <w:r>
-        <w:rPr>
-          <w:sz w:val="28"/>
-          <w:szCs w:val="28"/>
-        </w:rPr>
-        <w:t>Разрабатывать требования к программным модулям на основе анализа проектной и технической документации на предмет взаимодействия компонент</w:t>
+        <w:spacing w:line="360" w:lineRule="auto"/>
+        <w:ind w:left="993" w:right="-284" w:hanging="284"/>
+        <w:jc w:val="both"/>
+        <w:rPr>
+          <w:sz w:val="28"/>
+          <w:szCs w:val="28"/>
+        </w:rPr>
+      </w:pPr>
+      <w:r>
+        <w:rPr>
+          <w:sz w:val="28"/>
+          <w:szCs w:val="28"/>
+        </w:rPr>
+        <w:t>Проанализировать предметную область</w:t>
       </w:r>
     </w:p>
     <w:p>
@@ -886,19 +905,80 @@
           <w:ilvl w:val="1"/>
           <w:numId w:val="2"/>
         </w:numPr>
-        <w:ind w:left="567" w:firstLine="0"/>
-        <w:jc w:val="both"/>
-        <w:rPr>
-          <w:sz w:val="28"/>
-          <w:szCs w:val="28"/>
-        </w:rPr>
-      </w:pPr>
-      <w:r>
-        <w:rPr>
-          <w:sz w:val="28"/>
-          <w:szCs w:val="28"/>
-        </w:rPr>
-        <w:t>Выполнять интеграцию модулей в программное обеспечение</w:t>
+        <w:spacing w:line="360" w:lineRule="auto"/>
+        <w:ind w:left="993" w:right="-284" w:hanging="284"/>
+        <w:jc w:val="both"/>
+        <w:rPr>
+          <w:sz w:val="28"/>
+          <w:szCs w:val="28"/>
+        </w:rPr>
+      </w:pPr>
+      <w:r>
+        <w:rPr>
+          <w:sz w:val="28"/>
+          <w:szCs w:val="28"/>
+        </w:rPr>
+        <w:t xml:space="preserve">Спроектировать </w:t>
+      </w:r>
+      <w:r>
+        <w:rPr>
+          <w:sz w:val="28"/>
+          <w:szCs w:val="28"/>
+          <w:lang w:val="en-US"/>
+        </w:rPr>
+        <w:t>ERD</w:t>
+      </w:r>
+      <w:r>
+        <w:rPr>
+          <w:sz w:val="28"/>
+          <w:szCs w:val="28"/>
+        </w:rPr>
+        <w:t xml:space="preserve">, </w:t>
+      </w:r>
+      <w:r>
+        <w:rPr>
+          <w:sz w:val="28"/>
+          <w:szCs w:val="28"/>
+          <w:lang w:val="en-US"/>
+        </w:rPr>
+        <w:t>UML</w:t>
+      </w:r>
+      <w:r>
+        <w:rPr>
+          <w:sz w:val="28"/>
+          <w:szCs w:val="28"/>
+        </w:rPr>
+        <w:t xml:space="preserve"> (</w:t>
+      </w:r>
+      <w:r>
+        <w:rPr>
+          <w:sz w:val="28"/>
+          <w:szCs w:val="28"/>
+          <w:lang w:val="en-US"/>
+        </w:rPr>
+        <w:t>Use</w:t>
+      </w:r>
+      <w:r>
+        <w:rPr>
+          <w:sz w:val="28"/>
+          <w:szCs w:val="28"/>
+        </w:rPr>
+        <w:t xml:space="preserve"> </w:t>
+      </w:r>
+      <w:r>
+        <w:rPr>
+          <w:sz w:val="28"/>
+          <w:szCs w:val="28"/>
+          <w:lang w:val="en-US"/>
+        </w:rPr>
+        <w:t>case</w:t>
+      </w:r>
+      <w:r>
+        <w:rPr>
+          <w:sz w:val="28"/>
+          <w:szCs w:val="28"/>
+        </w:rPr>
+        <w:t>)</w:t>
       </w:r>
     </w:p>
     <w:p>
@@ -908,19 +988,20 @@
           <w:ilvl w:val="1"/>
           <w:numId w:val="2"/>
         </w:numPr>
-        <w:ind w:left="567" w:firstLine="0"/>
-        <w:jc w:val="both"/>
-        <w:rPr>
-          <w:sz w:val="28"/>
-          <w:szCs w:val="28"/>
-        </w:rPr>
-      </w:pPr>
-      <w:r>
-        <w:rPr>
-          <w:sz w:val="28"/>
-          <w:szCs w:val="28"/>
-        </w:rPr>
-        <w:t>Выполнять отладку программного модуля с использованием специализированных программных средств</w:t>
+        <w:spacing w:line="360" w:lineRule="auto"/>
+        <w:ind w:left="993" w:right="-284" w:hanging="284"/>
+        <w:jc w:val="both"/>
+        <w:rPr>
+          <w:sz w:val="28"/>
+          <w:szCs w:val="28"/>
+        </w:rPr>
+      </w:pPr>
+      <w:r>
+        <w:rPr>
+          <w:sz w:val="28"/>
+          <w:szCs w:val="28"/>
+        </w:rPr>
+        <w:t>Спроектировать на основе предметной области базу данных</w:t>
       </w:r>
     </w:p>
     <w:p>
@@ -930,19 +1011,20 @@
           <w:ilvl w:val="1"/>
           <w:numId w:val="2"/>
         </w:numPr>
-        <w:ind w:left="567" w:firstLine="0"/>
-        <w:jc w:val="both"/>
-        <w:rPr>
-          <w:sz w:val="28"/>
-          <w:szCs w:val="28"/>
-        </w:rPr>
-      </w:pPr>
-      <w:r>
-        <w:rPr>
-          <w:sz w:val="28"/>
-          <w:szCs w:val="28"/>
-        </w:rPr>
-        <w:t>Осуществлять разработку тестовых наборов и тестовых сценариев для программного обеспечения</w:t>
+        <w:spacing w:line="360" w:lineRule="auto"/>
+        <w:ind w:left="993" w:right="-284" w:hanging="284"/>
+        <w:jc w:val="both"/>
+        <w:rPr>
+          <w:sz w:val="28"/>
+          <w:szCs w:val="28"/>
+        </w:rPr>
+      </w:pPr>
+      <w:r>
+        <w:rPr>
+          <w:sz w:val="28"/>
+          <w:szCs w:val="28"/>
+        </w:rPr>
+        <w:t>Произвести импорт данных в БД</w:t>
       </w:r>
     </w:p>
     <w:p>
@@ -952,19 +1034,258 @@
           <w:ilvl w:val="1"/>
           <w:numId w:val="2"/>
         </w:numPr>
-        <w:ind w:left="567" w:firstLine="0"/>
-        <w:jc w:val="both"/>
-        <w:rPr>
-          <w:sz w:val="28"/>
-          <w:szCs w:val="28"/>
-        </w:rPr>
-      </w:pPr>
-      <w:r>
-        <w:rPr>
-          <w:sz w:val="28"/>
-          <w:szCs w:val="28"/>
-        </w:rPr>
-        <w:t>Производить инспектирование компонент программного обеспечения на предмет соответствия стандартам кодирования.</w:t>
+        <w:spacing w:line="360" w:lineRule="auto"/>
+        <w:ind w:left="993" w:right="-284" w:hanging="284"/>
+        <w:jc w:val="both"/>
+        <w:rPr>
+          <w:sz w:val="28"/>
+          <w:szCs w:val="28"/>
+        </w:rPr>
+      </w:pPr>
+      <w:r>
+        <w:rPr>
+          <w:sz w:val="28"/>
+          <w:szCs w:val="28"/>
+        </w:rPr>
+        <w:t>Разработать программный модуль на основе предметной области</w:t>
+      </w:r>
+    </w:p>
+    <w:p>
+      <w:pPr>
+        <w:pStyle w:val="a6"/>
+        <w:numPr>
+          <w:ilvl w:val="1"/>
+          <w:numId w:val="2"/>
+        </w:numPr>
+        <w:spacing w:line="360" w:lineRule="auto"/>
+        <w:ind w:left="993" w:right="-284" w:hanging="284"/>
+        <w:jc w:val="both"/>
+        <w:rPr>
+          <w:sz w:val="28"/>
+          <w:szCs w:val="28"/>
+        </w:rPr>
+      </w:pPr>
+      <w:r>
+        <w:rPr>
+          <w:sz w:val="28"/>
+          <w:szCs w:val="28"/>
+        </w:rPr>
+        <w:t xml:space="preserve">Произвести интеграцию с </w:t>
+      </w:r>
+      <w:r>
+        <w:rPr>
+          <w:sz w:val="28"/>
+          <w:szCs w:val="28"/>
+          <w:lang w:val="en-US"/>
+        </w:rPr>
+        <w:t>API</w:t>
+      </w:r>
+    </w:p>
+    <w:p>
+      <w:pPr>
+        <w:pStyle w:val="a6"/>
+        <w:numPr>
+          <w:ilvl w:val="1"/>
+          <w:numId w:val="2"/>
+        </w:numPr>
+        <w:spacing w:line="360" w:lineRule="auto"/>
+        <w:ind w:left="993" w:right="-284" w:hanging="284"/>
+        <w:jc w:val="both"/>
+        <w:rPr>
+          <w:sz w:val="28"/>
+          <w:szCs w:val="28"/>
+        </w:rPr>
+      </w:pPr>
+      <w:r>
+        <w:rPr>
+          <w:sz w:val="28"/>
+          <w:szCs w:val="28"/>
+        </w:rPr>
+        <w:t>Произвести отладку программных модулей</w:t>
+      </w:r>
+    </w:p>
+    <w:p>
+      <w:pPr>
+        <w:pStyle w:val="a6"/>
+        <w:numPr>
+          <w:ilvl w:val="1"/>
+          <w:numId w:val="2"/>
+        </w:numPr>
+        <w:spacing w:line="360" w:lineRule="auto"/>
+        <w:ind w:left="0" w:right="-284" w:firstLine="709"/>
+        <w:jc w:val="both"/>
+        <w:rPr>
+          <w:sz w:val="28"/>
+          <w:szCs w:val="28"/>
+        </w:rPr>
+      </w:pPr>
+      <w:r>
+        <w:rPr>
+          <w:sz w:val="28"/>
+          <w:szCs w:val="28"/>
+        </w:rPr>
+        <w:t>Доработать программные модули обработкой исключительных ситуаций</w:t>
+      </w:r>
+    </w:p>
+    <w:p>
+      <w:pPr>
+        <w:pStyle w:val="a6"/>
+        <w:numPr>
+          <w:ilvl w:val="1"/>
+          <w:numId w:val="2"/>
+        </w:numPr>
+        <w:spacing w:line="360" w:lineRule="auto"/>
+        <w:ind w:left="993" w:right="-284" w:hanging="284"/>
+        <w:jc w:val="both"/>
+        <w:rPr>
+          <w:sz w:val="28"/>
+          <w:szCs w:val="28"/>
+        </w:rPr>
+      </w:pPr>
+      <w:r>
+        <w:rPr>
+          <w:sz w:val="28"/>
+          <w:szCs w:val="28"/>
+        </w:rPr>
+        <w:t>Рефакторинг программного кода</w:t>
+      </w:r>
+    </w:p>
+    <w:p>
+      <w:pPr>
+        <w:pStyle w:val="a6"/>
+        <w:numPr>
+          <w:ilvl w:val="1"/>
+          <w:numId w:val="2"/>
+        </w:numPr>
+        <w:spacing w:line="360" w:lineRule="auto"/>
+        <w:ind w:left="993" w:right="-284" w:hanging="284"/>
+        <w:jc w:val="both"/>
+        <w:rPr>
+          <w:sz w:val="28"/>
+          <w:szCs w:val="28"/>
+        </w:rPr>
+      </w:pPr>
+      <w:r>
+        <w:rPr>
+          <w:sz w:val="28"/>
+          <w:szCs w:val="28"/>
+        </w:rPr>
+        <w:t>Провести ручное тестирование</w:t>
+      </w:r>
+    </w:p>
+    <w:p>
+      <w:pPr>
+        <w:pStyle w:val="a6"/>
+        <w:numPr>
+          <w:ilvl w:val="1"/>
+          <w:numId w:val="2"/>
+        </w:numPr>
+        <w:spacing w:line="360" w:lineRule="auto"/>
+        <w:ind w:left="993" w:right="-284" w:hanging="284"/>
+        <w:jc w:val="both"/>
+        <w:rPr>
+          <w:sz w:val="28"/>
+          <w:szCs w:val="28"/>
+        </w:rPr>
+      </w:pPr>
+      <w:r>
+        <w:rPr>
+          <w:sz w:val="28"/>
+          <w:szCs w:val="28"/>
+        </w:rPr>
+        <w:t>Провести модульное тестирование</w:t>
+      </w:r>
+    </w:p>
+    <w:p>
+      <w:pPr>
+        <w:pStyle w:val="a6"/>
+        <w:numPr>
+          <w:ilvl w:val="1"/>
+          <w:numId w:val="2"/>
+        </w:numPr>
+        <w:spacing w:line="360" w:lineRule="auto"/>
+        <w:ind w:left="993" w:right="-284" w:hanging="284"/>
+        <w:jc w:val="both"/>
+        <w:rPr>
+          <w:sz w:val="28"/>
+          <w:szCs w:val="28"/>
+        </w:rPr>
+      </w:pPr>
+      <w:r>
+        <w:rPr>
+          <w:sz w:val="28"/>
+          <w:szCs w:val="28"/>
+        </w:rPr>
+        <w:t>Провести тестирование интеграции</w:t>
+      </w:r>
+    </w:p>
+    <w:p>
+      <w:pPr>
+        <w:pStyle w:val="a6"/>
+        <w:numPr>
+          <w:ilvl w:val="1"/>
+          <w:numId w:val="2"/>
+        </w:numPr>
+        <w:spacing w:line="360" w:lineRule="auto"/>
+        <w:ind w:left="993" w:right="-284" w:hanging="284"/>
+        <w:jc w:val="both"/>
+        <w:rPr>
+          <w:sz w:val="28"/>
+          <w:szCs w:val="28"/>
+        </w:rPr>
+      </w:pPr>
+      <w:r>
+        <w:rPr>
+          <w:sz w:val="28"/>
+          <w:szCs w:val="28"/>
+        </w:rPr>
+        <w:t>Фиксация результатов в системе контроля версий</w:t>
+      </w:r>
+    </w:p>
+    <w:p>
+      <w:pPr>
+        <w:pStyle w:val="a6"/>
+        <w:numPr>
+          <w:ilvl w:val="1"/>
+          <w:numId w:val="2"/>
+        </w:numPr>
+        <w:spacing w:line="360" w:lineRule="auto"/>
+        <w:ind w:left="993" w:right="-284" w:hanging="284"/>
+        <w:jc w:val="both"/>
+        <w:rPr>
+          <w:sz w:val="28"/>
+          <w:szCs w:val="28"/>
+        </w:rPr>
+      </w:pPr>
+      <w:r>
+        <w:rPr>
+          <w:sz w:val="28"/>
+          <w:szCs w:val="28"/>
+        </w:rPr>
+        <w:t>Разработка руководства оператора</w:t>
+      </w:r>
+    </w:p>
+    <w:p>
+      <w:pPr>
+        <w:pStyle w:val="a6"/>
+        <w:numPr>
+          <w:ilvl w:val="1"/>
+          <w:numId w:val="2"/>
+        </w:numPr>
+        <w:spacing w:line="360" w:lineRule="auto"/>
+        <w:ind w:left="993" w:right="-284" w:hanging="284"/>
+        <w:jc w:val="both"/>
+        <w:rPr>
+          <w:sz w:val="28"/>
+          <w:szCs w:val="28"/>
+        </w:rPr>
+      </w:pPr>
+      <w:r>
+        <w:rPr>
+          <w:sz w:val="28"/>
+          <w:szCs w:val="28"/>
+        </w:rPr>
+        <w:t>Разработка пояснительной записки</w:t>
       </w:r>
     </w:p>
     <w:p>
@@ -974,19 +1295,20 @@
           <w:ilvl w:val="0"/>
           <w:numId w:val="2"/>
         </w:numPr>
-        <w:ind w:left="0" w:firstLine="0"/>
-        <w:jc w:val="both"/>
-        <w:rPr>
-          <w:sz w:val="28"/>
-          <w:szCs w:val="28"/>
-        </w:rPr>
-      </w:pPr>
-      <w:r>
-        <w:rPr>
-          <w:sz w:val="28"/>
-          <w:szCs w:val="28"/>
-        </w:rPr>
-        <w:t>Руководство оператора</w:t>
+        <w:spacing w:line="360" w:lineRule="auto"/>
+        <w:ind w:left="142" w:firstLine="0"/>
+        <w:jc w:val="both"/>
+        <w:rPr>
+          <w:sz w:val="28"/>
+          <w:szCs w:val="28"/>
+        </w:rPr>
+      </w:pPr>
+      <w:r>
+        <w:rPr>
+          <w:sz w:val="28"/>
+          <w:szCs w:val="28"/>
+        </w:rPr>
+        <w:t>Заключение</w:t>
       </w:r>
     </w:p>
     <w:p>
@@ -994,21 +1316,167 @@
         <w:pStyle w:val="a6"/>
         <w:numPr>
           <w:ilvl w:val="0"/>
-          <w:numId w:val="2"/>
+          <w:numId w:val="5"/>
         </w:numPr>
-        <w:ind w:left="0" w:firstLine="0"/>
-        <w:jc w:val="both"/>
-        <w:rPr>
-          <w:sz w:val="28"/>
-          <w:szCs w:val="28"/>
-        </w:rPr>
-      </w:pPr>
-      <w:r>
-        <w:rPr>
-          <w:sz w:val="28"/>
-          <w:szCs w:val="28"/>
-        </w:rPr>
-        <w:t>Заключение</w:t>
+        <w:spacing w:line="360" w:lineRule="auto"/>
+        <w:ind w:left="284" w:hanging="284"/>
+        <w:jc w:val="both"/>
+        <w:rPr>
+          <w:b/>
+          <w:bCs/>
+          <w:sz w:val="28"/>
+          <w:szCs w:val="28"/>
+        </w:rPr>
+      </w:pPr>
+      <w:r>
+        <w:rPr>
+          <w:sz w:val="28"/>
+          <w:szCs w:val="28"/>
+        </w:rPr>
+        <w:br w:type="page"/>
+      </w:r>
+      <w:r>
+        <w:rPr>
+          <w:b/>
+          <w:bCs/>
+          <w:sz w:val="28"/>
+          <w:szCs w:val="28"/>
+        </w:rPr>
+        <w:lastRenderedPageBreak/>
+        <w:t>Характеристика объекта практики</w:t>
+      </w:r>
+    </w:p>
+    <w:p>
+      <w:pPr>
+        <w:spacing w:line="360" w:lineRule="auto"/>
+        <w:ind w:firstLine="709"/>
+        <w:jc w:val="both"/>
+        <w:rPr>
+          <w:sz w:val="28"/>
+          <w:szCs w:val="28"/>
+        </w:rPr>
+      </w:pPr>
+      <w:r>
+        <w:rPr>
+          <w:sz w:val="28"/>
+          <w:szCs w:val="28"/>
+        </w:rPr>
+        <w:t xml:space="preserve">Объектом практики является отдел социального развития администрации города </w:t>
+      </w:r>
+      <w:r>
+        <w:rPr>
+          <w:sz w:val="28"/>
+          <w:szCs w:val="28"/>
+        </w:rPr>
+        <w:t>Слободского.</w:t>
+      </w:r>
+      <w:r>
+        <w:rPr>
+          <w:sz w:val="28"/>
+          <w:szCs w:val="28"/>
+        </w:rPr>
+        <w:t xml:space="preserve"> </w:t>
+      </w:r>
+    </w:p>
+    <w:p>
+      <w:pPr>
+        <w:spacing w:line="360" w:lineRule="auto"/>
+        <w:ind w:firstLine="709"/>
+        <w:jc w:val="both"/>
+        <w:rPr>
+          <w:b/>
+          <w:bCs/>
+          <w:sz w:val="28"/>
+          <w:szCs w:val="28"/>
+        </w:rPr>
+      </w:pPr>
+      <w:r>
+        <w:rPr>
+          <w:b/>
+          <w:bCs/>
+          <w:sz w:val="28"/>
+          <w:szCs w:val="28"/>
+        </w:rPr>
+        <w:t>Юридический адрес:</w:t>
+      </w:r>
+      <w:r>
+        <w:rPr>
+          <w:sz w:val="28"/>
+          <w:szCs w:val="28"/>
+        </w:rPr>
+        <w:t> </w:t>
+      </w:r>
+      <w:r>
+        <w:rPr>
+          <w:sz w:val="28"/>
+          <w:szCs w:val="28"/>
+        </w:rPr>
+        <w:t>ул. Советская, 86, Слободской, Кировская обл., 613150.</w:t>
+      </w:r>
+      <w:r>
+        <w:rPr>
+          <w:b/>
+          <w:bCs/>
+          <w:sz w:val="28"/>
+          <w:szCs w:val="28"/>
+        </w:rPr>
+        <w:t xml:space="preserve"> </w:t>
+      </w:r>
+    </w:p>
+    <w:p>
+      <w:pPr>
+        <w:spacing w:line="360" w:lineRule="auto"/>
+        <w:ind w:firstLine="709"/>
+        <w:jc w:val="both"/>
+        <w:rPr>
+          <w:sz w:val="28"/>
+          <w:szCs w:val="28"/>
+        </w:rPr>
+      </w:pPr>
+      <w:r>
+        <w:rPr>
+          <w:b/>
+          <w:bCs/>
+          <w:sz w:val="28"/>
+          <w:szCs w:val="28"/>
+        </w:rPr>
+        <w:t>Специализация отдела:</w:t>
+      </w:r>
+      <w:r>
+        <w:rPr>
+          <w:sz w:val="28"/>
+          <w:szCs w:val="28"/>
+        </w:rPr>
+        <w:t> организация социальной поддержки граждан, назначение пособий, работа с льготными категориями, ведение базы получателей социальных услуг.</w:t>
+      </w:r>
+    </w:p>
+    <w:p>
+      <w:pPr>
+        <w:spacing w:line="360" w:lineRule="auto"/>
+        <w:ind w:firstLine="709"/>
+        <w:jc w:val="both"/>
+        <w:rPr>
+          <w:b/>
+          <w:bCs/>
+          <w:sz w:val="28"/>
+          <w:szCs w:val="28"/>
+        </w:rPr>
+      </w:pPr>
+      <w:r>
+        <w:rPr>
+          <w:b/>
+          <w:bCs/>
+          <w:sz w:val="28"/>
+          <w:szCs w:val="28"/>
+        </w:rPr>
+        <w:t>Структура отдела:</w:t>
+      </w:r>
+      <w:r>
+        <w:rPr>
+          <w:sz w:val="28"/>
+          <w:szCs w:val="28"/>
+        </w:rPr>
+        <w:t> руководитель отдела, несколько специалистов по направлениям (социальные выплаты, работа с пожилыми, поддержка семей с детьми), бухгалтерия, системный администратор (один человек на весь отдел). Всего около 10–15 сотрудников.</w:t>
       </w:r>
     </w:p>
     <w:p>
@@ -1016,85 +1484,316 @@
         <w:pStyle w:val="a6"/>
         <w:numPr>
           <w:ilvl w:val="0"/>
-          <w:numId w:val="2"/>
+          <w:numId w:val="5"/>
         </w:numPr>
-        <w:ind w:left="0" w:firstLine="0"/>
-        <w:jc w:val="both"/>
-        <w:rPr>
-          <w:sz w:val="28"/>
-          <w:szCs w:val="28"/>
-        </w:rPr>
-      </w:pPr>
-      <w:r>
-        <w:rPr>
-          <w:sz w:val="28"/>
-          <w:szCs w:val="28"/>
-        </w:rPr>
-        <w:t>Приложения</w:t>
-      </w:r>
-    </w:p>
-    <w:p>
-      <w:pPr>
-        <w:spacing w:after="160" w:line="259" w:lineRule="auto"/>
-        <w:rPr>
-          <w:sz w:val="28"/>
-          <w:szCs w:val="28"/>
-        </w:rPr>
-      </w:pPr>
-      <w:r>
-        <w:rPr>
-          <w:sz w:val="28"/>
-          <w:szCs w:val="28"/>
-        </w:rPr>
-        <w:br w:type="page"/>
-      </w:r>
-    </w:p>
-    <w:p>
-      <w:pPr>
-        <w:jc w:val="center"/>
-        <w:rPr>
-          <w:sz w:val="28"/>
-          <w:szCs w:val="28"/>
-        </w:rPr>
-      </w:pPr>
-      <w:r>
-        <w:rPr>
-          <w:sz w:val="28"/>
-          <w:szCs w:val="28"/>
-        </w:rPr>
-        <w:lastRenderedPageBreak/>
-        <w:t>Задание на практику</w:t>
-      </w:r>
-    </w:p>
-    <w:p>
-      <w:pPr>
-        <w:jc w:val="center"/>
-        <w:rPr>
-          <w:sz w:val="28"/>
-          <w:szCs w:val="28"/>
-        </w:rPr>
-      </w:pPr>
+        <w:spacing w:line="360" w:lineRule="auto"/>
+        <w:ind w:left="284" w:hanging="284"/>
+        <w:jc w:val="both"/>
+        <w:rPr>
+          <w:b/>
+          <w:bCs/>
+          <w:sz w:val="28"/>
+          <w:szCs w:val="28"/>
+        </w:rPr>
+      </w:pPr>
+      <w:r>
+        <w:rPr>
+          <w:b/>
+          <w:bCs/>
+          <w:sz w:val="28"/>
+          <w:szCs w:val="28"/>
+        </w:rPr>
+        <w:t>Описание рабочего места</w:t>
+      </w:r>
+    </w:p>
+    <w:p>
+      <w:pPr>
+        <w:spacing w:line="360" w:lineRule="auto"/>
+        <w:ind w:firstLine="708"/>
+        <w:jc w:val="both"/>
+        <w:rPr>
+          <w:sz w:val="28"/>
+          <w:szCs w:val="28"/>
+        </w:rPr>
+      </w:pPr>
+      <w:r>
+        <w:rPr>
+          <w:sz w:val="28"/>
+          <w:szCs w:val="28"/>
+        </w:rPr>
+        <w:t xml:space="preserve">Практика проходила на моём личном ноутбуке. На нём </w:t>
+      </w:r>
+      <w:r>
+        <w:rPr>
+          <w:sz w:val="28"/>
+          <w:szCs w:val="28"/>
+        </w:rPr>
+        <w:t>были установлены все необходимые для прохождения практики программы, включая офисный пакет, среды разработки, программы тестирования и прочие вспомогательные утилиты</w:t>
+      </w:r>
+      <w:r>
+        <w:rPr>
+          <w:sz w:val="28"/>
+          <w:szCs w:val="28"/>
+        </w:rPr>
+        <w:t>.</w:t>
+      </w:r>
     </w:p>
     <w:p>
       <w:pPr>
         <w:pStyle w:val="a6"/>
         <w:numPr>
           <w:ilvl w:val="0"/>
-          <w:numId w:val="1"/>
+          <w:numId w:val="5"/>
         </w:numPr>
-        <w:ind w:left="0" w:right="-284" w:firstLine="0"/>
-        <w:jc w:val="both"/>
-        <w:rPr>
-          <w:sz w:val="28"/>
-          <w:szCs w:val="28"/>
-        </w:rPr>
-      </w:pPr>
-      <w:r>
-        <w:rPr>
-          <w:sz w:val="28"/>
-          <w:szCs w:val="28"/>
-        </w:rPr>
-        <w:t>Проанализировать предметную область</w:t>
+        <w:spacing w:line="360" w:lineRule="auto"/>
+        <w:ind w:left="284" w:hanging="284"/>
+        <w:jc w:val="both"/>
+        <w:rPr>
+          <w:b/>
+          <w:bCs/>
+          <w:sz w:val="28"/>
+          <w:szCs w:val="28"/>
+        </w:rPr>
+      </w:pPr>
+      <w:r>
+        <w:rPr>
+          <w:b/>
+          <w:bCs/>
+          <w:sz w:val="28"/>
+          <w:szCs w:val="28"/>
+        </w:rPr>
+        <w:t>Состав программного и технического обеспечения, имеющегося на предприятии, их назначение</w:t>
+      </w:r>
+    </w:p>
+    <w:p>
+      <w:pPr>
+        <w:spacing w:after="160" w:line="360" w:lineRule="auto"/>
+        <w:ind w:firstLine="709"/>
+        <w:jc w:val="both"/>
+        <w:rPr>
+          <w:sz w:val="28"/>
+          <w:szCs w:val="28"/>
+        </w:rPr>
+      </w:pPr>
+      <w:r>
+        <w:rPr>
+          <w:sz w:val="28"/>
+          <w:szCs w:val="28"/>
+        </w:rPr>
+        <w:t>В отделе социального развития используется стабильное ПО:</w:t>
+      </w:r>
+    </w:p>
+    <w:p>
+      <w:pPr>
+        <w:numPr>
+          <w:ilvl w:val="0"/>
+          <w:numId w:val="4"/>
+        </w:numPr>
+        <w:tabs>
+          <w:tab w:val="clear" w:pos="720"/>
+          <w:tab w:val="num" w:pos="1134"/>
+        </w:tabs>
+        <w:spacing w:after="160" w:line="360" w:lineRule="auto"/>
+        <w:ind w:left="0" w:firstLine="709"/>
+        <w:jc w:val="both"/>
+        <w:rPr>
+          <w:sz w:val="28"/>
+          <w:szCs w:val="28"/>
+        </w:rPr>
+      </w:pPr>
+      <w:r>
+        <w:rPr>
+          <w:b/>
+          <w:bCs/>
+          <w:sz w:val="28"/>
+          <w:szCs w:val="28"/>
+        </w:rPr>
+        <w:t>Операционная система:</w:t>
+      </w:r>
+      <w:r>
+        <w:rPr>
+          <w:sz w:val="28"/>
+          <w:szCs w:val="28"/>
+        </w:rPr>
+        <w:t xml:space="preserve"> Windows 10 Pro (лицензионная).</w:t>
+      </w:r>
+    </w:p>
+    <w:p>
+      <w:pPr>
+        <w:numPr>
+          <w:ilvl w:val="0"/>
+          <w:numId w:val="4"/>
+        </w:numPr>
+        <w:tabs>
+          <w:tab w:val="clear" w:pos="720"/>
+          <w:tab w:val="num" w:pos="1134"/>
+        </w:tabs>
+        <w:spacing w:after="160" w:line="360" w:lineRule="auto"/>
+        <w:ind w:left="0" w:firstLine="709"/>
+        <w:jc w:val="both"/>
+        <w:rPr>
+          <w:sz w:val="28"/>
+          <w:szCs w:val="28"/>
+        </w:rPr>
+      </w:pPr>
+      <w:r>
+        <w:rPr>
+          <w:b/>
+          <w:bCs/>
+          <w:sz w:val="28"/>
+          <w:szCs w:val="28"/>
+        </w:rPr>
+        <w:t>1</w:t>
+      </w:r>
+      <w:proofErr w:type="gramStart"/>
+      <w:r>
+        <w:rPr>
+          <w:b/>
+          <w:bCs/>
+          <w:sz w:val="28"/>
+          <w:szCs w:val="28"/>
+        </w:rPr>
+        <w:t>С:Предприятие</w:t>
+      </w:r>
+      <w:proofErr w:type="gramEnd"/>
+      <w:r>
+        <w:rPr>
+          <w:sz w:val="28"/>
+          <w:szCs w:val="28"/>
+        </w:rPr>
+        <w:t> – для учёта выплат и отчётности.</w:t>
+      </w:r>
+    </w:p>
+    <w:p>
+      <w:pPr>
+        <w:numPr>
+          <w:ilvl w:val="0"/>
+          <w:numId w:val="4"/>
+        </w:numPr>
+        <w:tabs>
+          <w:tab w:val="clear" w:pos="720"/>
+          <w:tab w:val="num" w:pos="1134"/>
+        </w:tabs>
+        <w:spacing w:after="160" w:line="360" w:lineRule="auto"/>
+        <w:ind w:left="0" w:firstLine="709"/>
+        <w:jc w:val="both"/>
+        <w:rPr>
+          <w:sz w:val="28"/>
+          <w:szCs w:val="28"/>
+        </w:rPr>
+      </w:pPr>
+      <w:r>
+        <w:rPr>
+          <w:b/>
+          <w:bCs/>
+          <w:sz w:val="28"/>
+          <w:szCs w:val="28"/>
+        </w:rPr>
+        <w:t xml:space="preserve">Антивирус </w:t>
+      </w:r>
+      <w:proofErr w:type="spellStart"/>
+      <w:r>
+        <w:rPr>
+          <w:b/>
+          <w:bCs/>
+          <w:sz w:val="28"/>
+          <w:szCs w:val="28"/>
+        </w:rPr>
+        <w:t>ClamAV</w:t>
+      </w:r>
+      <w:proofErr w:type="spellEnd"/>
+      <w:r>
+        <w:rPr>
+          <w:sz w:val="28"/>
+          <w:szCs w:val="28"/>
+        </w:rPr>
+        <w:t> – бесплатный, сканирует по требованию.</w:t>
+      </w:r>
+    </w:p>
+    <w:p>
+      <w:pPr>
+        <w:numPr>
+          <w:ilvl w:val="0"/>
+          <w:numId w:val="4"/>
+        </w:numPr>
+        <w:tabs>
+          <w:tab w:val="clear" w:pos="720"/>
+          <w:tab w:val="num" w:pos="1134"/>
+        </w:tabs>
+        <w:spacing w:after="160" w:line="360" w:lineRule="auto"/>
+        <w:ind w:left="0" w:firstLine="709"/>
+        <w:jc w:val="both"/>
+        <w:rPr>
+          <w:sz w:val="28"/>
+          <w:szCs w:val="28"/>
+        </w:rPr>
+      </w:pPr>
+      <w:r>
+        <w:rPr>
+          <w:b/>
+          <w:bCs/>
+          <w:sz w:val="28"/>
+          <w:szCs w:val="28"/>
+        </w:rPr>
+        <w:t>Дополнительное ПО:</w:t>
+      </w:r>
+      <w:r>
+        <w:rPr>
+          <w:sz w:val="28"/>
+          <w:szCs w:val="28"/>
+        </w:rPr>
+        <w:t xml:space="preserve"> Total Commander (файловый менеджер), </w:t>
+      </w:r>
+      <w:proofErr w:type="spellStart"/>
+      <w:r>
+        <w:rPr>
+          <w:sz w:val="28"/>
+          <w:szCs w:val="28"/>
+        </w:rPr>
+        <w:t>IrfanView</w:t>
+      </w:r>
+      <w:proofErr w:type="spellEnd"/>
+      <w:r>
+        <w:rPr>
+          <w:sz w:val="28"/>
+          <w:szCs w:val="28"/>
+        </w:rPr>
+        <w:t xml:space="preserve"> (просмотр изображений), Firefox (браузер).</w:t>
+      </w:r>
+    </w:p>
+    <w:p>
+      <w:pPr>
+        <w:numPr>
+          <w:ilvl w:val="0"/>
+          <w:numId w:val="4"/>
+        </w:numPr>
+        <w:tabs>
+          <w:tab w:val="clear" w:pos="720"/>
+          <w:tab w:val="num" w:pos="1134"/>
+        </w:tabs>
+        <w:spacing w:after="160" w:line="360" w:lineRule="auto"/>
+        <w:ind w:left="0" w:firstLine="709"/>
+        <w:jc w:val="both"/>
+        <w:rPr>
+          <w:sz w:val="28"/>
+          <w:szCs w:val="28"/>
+        </w:rPr>
+      </w:pPr>
+      <w:r>
+        <w:rPr>
+          <w:b/>
+          <w:bCs/>
+          <w:sz w:val="28"/>
+          <w:szCs w:val="28"/>
+        </w:rPr>
+        <w:t>Техническое обеспечение:</w:t>
+      </w:r>
+      <w:r>
+        <w:rPr>
+          <w:sz w:val="28"/>
+          <w:szCs w:val="28"/>
+        </w:rPr>
+        <w:t> компьютеры (Intel Core i3/i5, 8 ГБ ОЗУ), принтеры, локальная сеть через коммутатор.</w:t>
       </w:r>
     </w:p>
     <w:p>
@@ -1102,36 +1801,1203 @@
         <w:pStyle w:val="a6"/>
         <w:numPr>
           <w:ilvl w:val="0"/>
-          <w:numId w:val="1"/>
+          <w:numId w:val="5"/>
         </w:numPr>
-        <w:ind w:left="0" w:right="-284" w:firstLine="0"/>
-        <w:jc w:val="both"/>
-        <w:rPr>
-          <w:sz w:val="28"/>
-          <w:szCs w:val="28"/>
-        </w:rPr>
-      </w:pPr>
-      <w:r>
-        <w:rPr>
-          <w:sz w:val="28"/>
-          <w:szCs w:val="28"/>
-        </w:rPr>
-        <w:t xml:space="preserve">Спроектировать </w:t>
-      </w:r>
-      <w:r>
+        <w:spacing w:line="360" w:lineRule="auto"/>
+        <w:ind w:left="284" w:hanging="284"/>
+        <w:jc w:val="both"/>
+        <w:rPr>
+          <w:b/>
+          <w:bCs/>
+          <w:sz w:val="28"/>
+          <w:szCs w:val="28"/>
+        </w:rPr>
+      </w:pPr>
+      <w:r>
+        <w:rPr>
+          <w:b/>
+          <w:bCs/>
+          <w:sz w:val="28"/>
+          <w:szCs w:val="28"/>
+        </w:rPr>
+        <w:t>Описание выполненных видов работ</w:t>
+      </w:r>
+    </w:p>
+    <w:p>
+      <w:pPr>
+        <w:pStyle w:val="a6"/>
+        <w:numPr>
+          <w:ilvl w:val="1"/>
+          <w:numId w:val="5"/>
+        </w:numPr>
+        <w:spacing w:line="360" w:lineRule="auto"/>
+        <w:ind w:left="0" w:firstLine="709"/>
+        <w:jc w:val="both"/>
+        <w:rPr>
+          <w:b/>
+          <w:bCs/>
+          <w:sz w:val="28"/>
+          <w:szCs w:val="28"/>
+        </w:rPr>
+      </w:pPr>
+      <w:r>
+        <w:rPr>
+          <w:b/>
+          <w:bCs/>
+          <w:sz w:val="28"/>
+          <w:szCs w:val="28"/>
+        </w:rPr>
+        <w:lastRenderedPageBreak/>
+        <w:t>Анализ предметной области</w:t>
+      </w:r>
+    </w:p>
+    <w:p>
+      <w:pPr>
+        <w:spacing w:line="360" w:lineRule="auto"/>
+        <w:ind w:firstLine="709"/>
+        <w:jc w:val="both"/>
+        <w:rPr>
+          <w:sz w:val="28"/>
+          <w:szCs w:val="28"/>
+        </w:rPr>
+      </w:pPr>
+      <w:r>
+        <w:rPr>
+          <w:sz w:val="28"/>
+          <w:szCs w:val="28"/>
+        </w:rPr>
+        <w:t>Предметной областью является процесс приёма, регистрации, обработки и контроля исполнения обращений граждан в администрации муниципального образования. Обращения могут поступать через различные каналы: личный приём, электронную почту, веб-портал.</w:t>
+      </w:r>
+    </w:p>
+    <w:p>
+      <w:pPr>
+        <w:spacing w:line="360" w:lineRule="auto"/>
+        <w:ind w:firstLine="709"/>
+        <w:jc w:val="both"/>
+        <w:rPr>
+          <w:sz w:val="28"/>
+          <w:szCs w:val="28"/>
+        </w:rPr>
+      </w:pPr>
+      <w:r>
+        <w:rPr>
+          <w:sz w:val="28"/>
+          <w:szCs w:val="28"/>
+        </w:rPr>
+        <w:t>Основные бизнес-процессы включают:</w:t>
+      </w:r>
+    </w:p>
+    <w:p>
+      <w:pPr>
+        <w:numPr>
+          <w:ilvl w:val="0"/>
+          <w:numId w:val="6"/>
+        </w:numPr>
+        <w:tabs>
+          <w:tab w:val="clear" w:pos="720"/>
+        </w:tabs>
+        <w:spacing w:line="360" w:lineRule="auto"/>
+        <w:ind w:left="0" w:firstLine="709"/>
+        <w:jc w:val="both"/>
+        <w:rPr>
+          <w:sz w:val="28"/>
+          <w:szCs w:val="28"/>
+        </w:rPr>
+      </w:pPr>
+      <w:r>
+        <w:rPr>
+          <w:sz w:val="28"/>
+          <w:szCs w:val="28"/>
+        </w:rPr>
+        <w:t>подачу обращения гражданином с указанием темы, текста и (опционально) прикреплённых файлов;</w:t>
+      </w:r>
+    </w:p>
+    <w:p>
+      <w:pPr>
+        <w:numPr>
+          <w:ilvl w:val="0"/>
+          <w:numId w:val="6"/>
+        </w:numPr>
+        <w:tabs>
+          <w:tab w:val="clear" w:pos="720"/>
+        </w:tabs>
+        <w:spacing w:line="360" w:lineRule="auto"/>
+        <w:ind w:left="0" w:firstLine="709"/>
+        <w:jc w:val="both"/>
+        <w:rPr>
+          <w:sz w:val="28"/>
+          <w:szCs w:val="28"/>
+        </w:rPr>
+      </w:pPr>
+      <w:r>
+        <w:rPr>
+          <w:sz w:val="28"/>
+          <w:szCs w:val="28"/>
+        </w:rPr>
+        <w:t>проверку и регистрацию обращения оператором приёмной, классификацию по категориям;</w:t>
+      </w:r>
+    </w:p>
+    <w:p>
+      <w:pPr>
+        <w:numPr>
+          <w:ilvl w:val="0"/>
+          <w:numId w:val="6"/>
+        </w:numPr>
+        <w:tabs>
+          <w:tab w:val="clear" w:pos="720"/>
+        </w:tabs>
+        <w:spacing w:line="360" w:lineRule="auto"/>
+        <w:ind w:left="0" w:firstLine="709"/>
+        <w:jc w:val="both"/>
+        <w:rPr>
+          <w:sz w:val="28"/>
+          <w:szCs w:val="28"/>
+        </w:rPr>
+      </w:pPr>
+      <w:r>
+        <w:rPr>
+          <w:sz w:val="28"/>
+          <w:szCs w:val="28"/>
+        </w:rPr>
+        <w:t>назначение ответственного исполнителя из структурного подразделения;</w:t>
+      </w:r>
+    </w:p>
+    <w:p>
+      <w:pPr>
+        <w:numPr>
+          <w:ilvl w:val="0"/>
+          <w:numId w:val="6"/>
+        </w:numPr>
+        <w:tabs>
+          <w:tab w:val="clear" w:pos="720"/>
+        </w:tabs>
+        <w:spacing w:line="360" w:lineRule="auto"/>
+        <w:ind w:left="0" w:firstLine="709"/>
+        <w:jc w:val="both"/>
+        <w:rPr>
+          <w:sz w:val="28"/>
+          <w:szCs w:val="28"/>
+        </w:rPr>
+      </w:pPr>
+      <w:r>
+        <w:rPr>
+          <w:sz w:val="28"/>
+          <w:szCs w:val="28"/>
+        </w:rPr>
+        <w:t>исполнение обращения, изменение его статуса, комментирование;</w:t>
+      </w:r>
+    </w:p>
+    <w:p>
+      <w:pPr>
+        <w:numPr>
+          <w:ilvl w:val="0"/>
+          <w:numId w:val="6"/>
+        </w:numPr>
+        <w:tabs>
+          <w:tab w:val="clear" w:pos="720"/>
+        </w:tabs>
+        <w:spacing w:line="360" w:lineRule="auto"/>
+        <w:ind w:left="0" w:firstLine="709"/>
+        <w:jc w:val="both"/>
+        <w:rPr>
+          <w:sz w:val="28"/>
+          <w:szCs w:val="28"/>
+        </w:rPr>
+      </w:pPr>
+      <w:r>
+        <w:rPr>
+          <w:sz w:val="28"/>
+          <w:szCs w:val="28"/>
+        </w:rPr>
+        <w:t>контроль сроков и формирование отчётности для руководства.</w:t>
+      </w:r>
+    </w:p>
+    <w:p>
+      <w:pPr>
+        <w:spacing w:line="360" w:lineRule="auto"/>
+        <w:ind w:firstLine="709"/>
+        <w:jc w:val="both"/>
+        <w:rPr>
+          <w:sz w:val="28"/>
+          <w:szCs w:val="28"/>
+        </w:rPr>
+      </w:pPr>
+      <w:r>
+        <w:rPr>
+          <w:sz w:val="28"/>
+          <w:szCs w:val="28"/>
+        </w:rPr>
+        <w:t>Выделены следующие категории пользователей: граждане (заявители), операторы приёмной, исполнители (сотрудники отделов) и администратор системы.</w:t>
+      </w:r>
+    </w:p>
+    <w:p>
+      <w:pPr>
+        <w:spacing w:line="360" w:lineRule="auto"/>
+        <w:ind w:firstLine="709"/>
+        <w:jc w:val="both"/>
+        <w:rPr>
+          <w:sz w:val="28"/>
+          <w:szCs w:val="28"/>
+        </w:rPr>
+      </w:pPr>
+      <w:r>
+        <w:rPr>
+          <w:sz w:val="28"/>
+          <w:szCs w:val="28"/>
+        </w:rPr>
+        <w:t>На основе анализа построена диаграмма вариантов использования (</w:t>
+      </w:r>
+      <w:proofErr w:type="spellStart"/>
+      <w:r>
+        <w:rPr>
+          <w:sz w:val="28"/>
+          <w:szCs w:val="28"/>
+        </w:rPr>
+        <w:t>Use</w:t>
+      </w:r>
+      <w:proofErr w:type="spellEnd"/>
+      <w:r>
+        <w:rPr>
+          <w:sz w:val="28"/>
+          <w:szCs w:val="28"/>
+        </w:rPr>
+        <w:t xml:space="preserve"> Case), отображающая роли и их функциональные возможности (см. Рисунок 1).</w:t>
+      </w:r>
+    </w:p>
+    <w:p>
+      <w:pPr>
+        <w:spacing w:line="360" w:lineRule="auto"/>
+        <w:jc w:val="center"/>
+        <w:rPr>
+          <w:sz w:val="28"/>
+          <w:szCs w:val="28"/>
+        </w:rPr>
+      </w:pPr>
+      <w:r>
+        <w:rPr>
+          <w:noProof/>
+        </w:rPr>
+        <w:drawing>
+          <wp:inline distT="0" distB="0" distL="0" distR="0" wp14:anchorId="5267E640" wp14:editId="7AAEBF3F">
+            <wp:extent cx="1358495" cy="2614246"/>
+            <wp:effectExtent l="0" t="0" r="0" b="0"/>
+            <wp:docPr id="1" name="Рисунок 1"/>
+            <wp:cNvGraphicFramePr>
+              <a:graphicFrameLocks xmlns:a="http://schemas.openxmlformats.org/drawingml/2006/main" noChangeAspect="1"/>
+            </wp:cNvGraphicFramePr>
+            <a:graphic xmlns:a="http://schemas.openxmlformats.org/drawingml/2006/main">
+              <a:graphicData uri="http://schemas.openxmlformats.org/drawingml/2006/picture">
+                <pic:pic xmlns:pic="http://schemas.openxmlformats.org/drawingml/2006/picture">
+                  <pic:nvPicPr>
+                    <pic:cNvPr id="1" name=""/>
+                    <pic:cNvPicPr/>
+                  </pic:nvPicPr>
+                  <pic:blipFill>
+                    <a:blip r:embed="rId6"/>
+                    <a:stretch>
+                      <a:fillRect/>
+                    </a:stretch>
+                  </pic:blipFill>
+                  <pic:spPr>
+                    <a:xfrm>
+                      <a:off x="0" y="0"/>
+                      <a:ext cx="1362604" cy="2622153"/>
+                    </a:xfrm>
+                    <a:prstGeom prst="rect">
+                      <a:avLst/>
+                    </a:prstGeom>
+                  </pic:spPr>
+                </pic:pic>
+              </a:graphicData>
+            </a:graphic>
+          </wp:inline>
+        </w:drawing>
+      </w:r>
+    </w:p>
+    <w:p>
+      <w:pPr>
+        <w:spacing w:line="360" w:lineRule="auto"/>
+        <w:jc w:val="center"/>
+        <w:rPr>
+          <w:sz w:val="28"/>
+          <w:szCs w:val="28"/>
+        </w:rPr>
+      </w:pPr>
+      <w:r>
+        <w:rPr>
+          <w:sz w:val="28"/>
+          <w:szCs w:val="28"/>
+        </w:rPr>
+        <w:t>Рисунок 1 – Диаграмма вариантов использования</w:t>
+      </w:r>
+    </w:p>
+    <w:p>
+      <w:pPr>
+        <w:spacing w:line="360" w:lineRule="auto"/>
+        <w:jc w:val="center"/>
+        <w:rPr>
+          <w:sz w:val="28"/>
+          <w:szCs w:val="28"/>
+        </w:rPr>
+      </w:pPr>
+    </w:p>
+    <w:p>
+      <w:pPr>
+        <w:pStyle w:val="a6"/>
+        <w:numPr>
+          <w:ilvl w:val="1"/>
+          <w:numId w:val="5"/>
+        </w:numPr>
+        <w:spacing w:line="360" w:lineRule="auto"/>
+        <w:ind w:left="0" w:firstLine="709"/>
+        <w:jc w:val="both"/>
+        <w:rPr>
+          <w:b/>
+          <w:bCs/>
+          <w:sz w:val="28"/>
+          <w:szCs w:val="28"/>
+        </w:rPr>
+      </w:pPr>
+      <w:r>
+        <w:rPr>
+          <w:b/>
+          <w:bCs/>
+          <w:sz w:val="28"/>
+          <w:szCs w:val="28"/>
+        </w:rPr>
+        <w:lastRenderedPageBreak/>
+        <w:t>Проектирование ERD и UML (</w:t>
+      </w:r>
+      <w:proofErr w:type="spellStart"/>
+      <w:r>
+        <w:rPr>
+          <w:b/>
+          <w:bCs/>
+          <w:sz w:val="28"/>
+          <w:szCs w:val="28"/>
+        </w:rPr>
+        <w:t>Use</w:t>
+      </w:r>
+      <w:proofErr w:type="spellEnd"/>
+      <w:r>
+        <w:rPr>
+          <w:b/>
+          <w:bCs/>
+          <w:sz w:val="28"/>
+          <w:szCs w:val="28"/>
+        </w:rPr>
+        <w:t xml:space="preserve"> Case)</w:t>
+      </w:r>
+    </w:p>
+    <w:p>
+      <w:pPr>
+        <w:spacing w:line="360" w:lineRule="auto"/>
+        <w:ind w:firstLine="709"/>
+        <w:jc w:val="both"/>
+        <w:rPr>
+          <w:sz w:val="28"/>
+          <w:szCs w:val="28"/>
+        </w:rPr>
+      </w:pPr>
+      <w:r>
+        <w:rPr>
+          <w:sz w:val="28"/>
+          <w:szCs w:val="28"/>
+        </w:rPr>
+        <w:t>Диаграмма вариантов использования детализирует взаимодействие акторов с системой. Гражданин регистрируется, подаёт обращения, просматривает свои заявки и прикрепляет файлы. Оператор обрабатывает обращения, назначает исполнителя и изменяет статус. Исполнитель работает с назначенными обращениями, добавляет комментарии. Администратор управляет пользователями и формирует отчёты.</w:t>
+      </w:r>
+    </w:p>
+    <w:p>
+      <w:pPr>
+        <w:spacing w:line="360" w:lineRule="auto"/>
+        <w:ind w:firstLine="709"/>
+        <w:jc w:val="both"/>
+        <w:rPr>
+          <w:sz w:val="28"/>
+          <w:szCs w:val="28"/>
+        </w:rPr>
+      </w:pPr>
+      <w:r>
+        <w:rPr>
+          <w:sz w:val="28"/>
+          <w:szCs w:val="28"/>
+        </w:rPr>
+        <w:t>Логическая модель данных представлена в виде ER-диаграммы (см. Рисунок 2), которая отображает сущности и их взаимосвязи.</w:t>
+      </w:r>
+    </w:p>
+    <w:p>
+      <w:pPr>
+        <w:spacing w:line="360" w:lineRule="auto"/>
+        <w:jc w:val="center"/>
+        <w:rPr>
+          <w:sz w:val="28"/>
+          <w:szCs w:val="28"/>
+        </w:rPr>
+      </w:pPr>
+      <w:r>
+        <w:rPr>
+          <w:noProof/>
+        </w:rPr>
+        <w:drawing>
+          <wp:inline distT="0" distB="0" distL="0" distR="0" wp14:anchorId="22F9EF31" wp14:editId="2F4F175E">
+            <wp:extent cx="2192215" cy="2251465"/>
+            <wp:effectExtent l="0" t="0" r="0" b="0"/>
+            <wp:docPr id="2" name="Рисунок 2"/>
+            <wp:cNvGraphicFramePr>
+              <a:graphicFrameLocks xmlns:a="http://schemas.openxmlformats.org/drawingml/2006/main" noChangeAspect="1"/>
+            </wp:cNvGraphicFramePr>
+            <a:graphic xmlns:a="http://schemas.openxmlformats.org/drawingml/2006/main">
+              <a:graphicData uri="http://schemas.openxmlformats.org/drawingml/2006/picture">
+                <pic:pic xmlns:pic="http://schemas.openxmlformats.org/drawingml/2006/picture">
+                  <pic:nvPicPr>
+                    <pic:cNvPr id="1" name=""/>
+                    <pic:cNvPicPr/>
+                  </pic:nvPicPr>
+                  <pic:blipFill>
+                    <a:blip r:embed="rId7"/>
+                    <a:stretch>
+                      <a:fillRect/>
+                    </a:stretch>
+                  </pic:blipFill>
+                  <pic:spPr>
+                    <a:xfrm>
+                      <a:off x="0" y="0"/>
+                      <a:ext cx="2197540" cy="2256934"/>
+                    </a:xfrm>
+                    <a:prstGeom prst="rect">
+                      <a:avLst/>
+                    </a:prstGeom>
+                  </pic:spPr>
+                </pic:pic>
+              </a:graphicData>
+            </a:graphic>
+          </wp:inline>
+        </w:drawing>
+      </w:r>
+    </w:p>
+    <w:p>
+      <w:pPr>
+        <w:spacing w:line="360" w:lineRule="auto"/>
+        <w:jc w:val="center"/>
+        <w:rPr>
+          <w:sz w:val="28"/>
+          <w:szCs w:val="28"/>
+        </w:rPr>
+      </w:pPr>
+      <w:r>
+        <w:rPr>
+          <w:sz w:val="28"/>
+          <w:szCs w:val="28"/>
+        </w:rPr>
+        <w:t>Рисунок 2 – ER-диаграмма базы данных</w:t>
+      </w:r>
+    </w:p>
+    <w:p>
+      <w:pPr>
+        <w:spacing w:line="360" w:lineRule="auto"/>
+        <w:jc w:val="center"/>
+        <w:rPr>
+          <w:sz w:val="28"/>
+          <w:szCs w:val="28"/>
+        </w:rPr>
+      </w:pPr>
+    </w:p>
+    <w:p>
+      <w:pPr>
+        <w:pStyle w:val="a6"/>
+        <w:numPr>
+          <w:ilvl w:val="1"/>
+          <w:numId w:val="5"/>
+        </w:numPr>
+        <w:spacing w:line="360" w:lineRule="auto"/>
+        <w:ind w:left="0" w:firstLine="709"/>
+        <w:jc w:val="both"/>
+        <w:rPr>
+          <w:b/>
+          <w:bCs/>
+          <w:sz w:val="28"/>
+          <w:szCs w:val="28"/>
+        </w:rPr>
+      </w:pPr>
+      <w:r>
+        <w:rPr>
+          <w:b/>
+          <w:bCs/>
+          <w:sz w:val="28"/>
+          <w:szCs w:val="28"/>
+        </w:rPr>
+        <w:t>Проектирование базы данных</w:t>
+      </w:r>
+    </w:p>
+    <w:p>
+      <w:pPr>
+        <w:spacing w:line="360" w:lineRule="auto"/>
+        <w:ind w:firstLine="709"/>
+        <w:jc w:val="both"/>
+        <w:rPr>
+          <w:sz w:val="28"/>
+          <w:szCs w:val="28"/>
+        </w:rPr>
+      </w:pPr>
+      <w:r>
+        <w:rPr>
+          <w:sz w:val="28"/>
+          <w:szCs w:val="28"/>
+        </w:rPr>
+        <w:t>На основе ER-модели разработана реляционная база данных, нормализованная до третьей нормальной формы. Определены следующие таблицы:</w:t>
+      </w:r>
+    </w:p>
+    <w:p>
+      <w:pPr>
+        <w:numPr>
+          <w:ilvl w:val="0"/>
+          <w:numId w:val="7"/>
+        </w:numPr>
+        <w:tabs>
+          <w:tab w:val="clear" w:pos="720"/>
+          <w:tab w:val="num" w:pos="0"/>
+        </w:tabs>
+        <w:spacing w:line="360" w:lineRule="auto"/>
+        <w:ind w:left="0" w:firstLine="709"/>
+        <w:jc w:val="both"/>
+        <w:rPr>
+          <w:sz w:val="28"/>
+          <w:szCs w:val="28"/>
+        </w:rPr>
+      </w:pPr>
+      <w:proofErr w:type="spellStart"/>
+      <w:r>
+        <w:rPr>
+          <w:b/>
+          <w:bCs/>
+          <w:sz w:val="28"/>
+          <w:szCs w:val="28"/>
+        </w:rPr>
+        <w:t>ApplicationUser</w:t>
+      </w:r>
+      <w:proofErr w:type="spellEnd"/>
+      <w:r>
+        <w:rPr>
+          <w:sz w:val="28"/>
+          <w:szCs w:val="28"/>
+        </w:rPr>
+        <w:t xml:space="preserve"> – пользователи приложения (логин, пароль, роль, ФИО и др.);</w:t>
+      </w:r>
+    </w:p>
+    <w:p>
+      <w:pPr>
+        <w:numPr>
+          <w:ilvl w:val="0"/>
+          <w:numId w:val="7"/>
+        </w:numPr>
+        <w:tabs>
+          <w:tab w:val="clear" w:pos="720"/>
+          <w:tab w:val="num" w:pos="0"/>
+        </w:tabs>
+        <w:spacing w:line="360" w:lineRule="auto"/>
+        <w:ind w:left="0" w:firstLine="709"/>
+        <w:jc w:val="both"/>
+        <w:rPr>
+          <w:sz w:val="28"/>
+          <w:szCs w:val="28"/>
+        </w:rPr>
+      </w:pPr>
+      <w:proofErr w:type="spellStart"/>
+      <w:r>
+        <w:rPr>
+          <w:b/>
+          <w:bCs/>
+          <w:sz w:val="28"/>
+          <w:szCs w:val="28"/>
+        </w:rPr>
+        <w:t>Appeal</w:t>
+      </w:r>
+      <w:proofErr w:type="spellEnd"/>
+      <w:r>
+        <w:rPr>
+          <w:sz w:val="28"/>
+          <w:szCs w:val="28"/>
+        </w:rPr>
+        <w:t xml:space="preserve"> – обращения (автор, заголовок, описание, категория, статус, исполнитель);</w:t>
+      </w:r>
+    </w:p>
+    <w:p>
+      <w:pPr>
+        <w:numPr>
+          <w:ilvl w:val="0"/>
+          <w:numId w:val="7"/>
+        </w:numPr>
+        <w:tabs>
+          <w:tab w:val="clear" w:pos="720"/>
+          <w:tab w:val="num" w:pos="0"/>
+        </w:tabs>
+        <w:spacing w:line="360" w:lineRule="auto"/>
+        <w:ind w:left="0" w:firstLine="709"/>
+        <w:jc w:val="both"/>
+        <w:rPr>
+          <w:sz w:val="28"/>
+          <w:szCs w:val="28"/>
+        </w:rPr>
+      </w:pPr>
+      <w:proofErr w:type="spellStart"/>
+      <w:r>
+        <w:rPr>
+          <w:b/>
+          <w:bCs/>
+          <w:sz w:val="28"/>
+          <w:szCs w:val="28"/>
+        </w:rPr>
+        <w:t>Category</w:t>
+      </w:r>
+      <w:proofErr w:type="spellEnd"/>
+      <w:r>
+        <w:rPr>
+          <w:sz w:val="28"/>
+          <w:szCs w:val="28"/>
+        </w:rPr>
+        <w:t xml:space="preserve"> – категории обращений;</w:t>
+      </w:r>
+    </w:p>
+    <w:p>
+      <w:pPr>
+        <w:numPr>
+          <w:ilvl w:val="0"/>
+          <w:numId w:val="7"/>
+        </w:numPr>
+        <w:tabs>
+          <w:tab w:val="clear" w:pos="720"/>
+          <w:tab w:val="num" w:pos="0"/>
+        </w:tabs>
+        <w:spacing w:line="360" w:lineRule="auto"/>
+        <w:ind w:left="0" w:firstLine="709"/>
+        <w:jc w:val="both"/>
+        <w:rPr>
+          <w:sz w:val="28"/>
+          <w:szCs w:val="28"/>
+        </w:rPr>
+      </w:pPr>
+      <w:proofErr w:type="spellStart"/>
+      <w:r>
+        <w:rPr>
+          <w:b/>
+          <w:bCs/>
+          <w:sz w:val="28"/>
+          <w:szCs w:val="28"/>
+        </w:rPr>
+        <w:t>Status</w:t>
+      </w:r>
+      <w:proofErr w:type="spellEnd"/>
+      <w:r>
+        <w:rPr>
+          <w:sz w:val="28"/>
+          <w:szCs w:val="28"/>
+        </w:rPr>
+        <w:t xml:space="preserve"> – статусы обращений (с признаком конечности);</w:t>
+      </w:r>
+    </w:p>
+    <w:p>
+      <w:pPr>
+        <w:numPr>
+          <w:ilvl w:val="0"/>
+          <w:numId w:val="7"/>
+        </w:numPr>
+        <w:tabs>
+          <w:tab w:val="clear" w:pos="720"/>
+          <w:tab w:val="num" w:pos="0"/>
+        </w:tabs>
+        <w:spacing w:line="360" w:lineRule="auto"/>
+        <w:ind w:left="0" w:firstLine="709"/>
+        <w:jc w:val="both"/>
+        <w:rPr>
+          <w:sz w:val="28"/>
+          <w:szCs w:val="28"/>
+        </w:rPr>
+      </w:pPr>
+      <w:proofErr w:type="spellStart"/>
+      <w:r>
+        <w:rPr>
+          <w:b/>
+          <w:bCs/>
+          <w:sz w:val="28"/>
+          <w:szCs w:val="28"/>
+        </w:rPr>
+        <w:lastRenderedPageBreak/>
+        <w:t>AppealHistory</w:t>
+      </w:r>
+      <w:proofErr w:type="spellEnd"/>
+      <w:r>
+        <w:rPr>
+          <w:sz w:val="28"/>
+          <w:szCs w:val="28"/>
+        </w:rPr>
+        <w:t xml:space="preserve"> – история действий (создание, смена статуса, комментарии);</w:t>
+      </w:r>
+    </w:p>
+    <w:p>
+      <w:pPr>
+        <w:numPr>
+          <w:ilvl w:val="0"/>
+          <w:numId w:val="7"/>
+        </w:numPr>
+        <w:tabs>
+          <w:tab w:val="clear" w:pos="720"/>
+          <w:tab w:val="num" w:pos="0"/>
+        </w:tabs>
+        <w:spacing w:line="360" w:lineRule="auto"/>
+        <w:ind w:left="0" w:firstLine="709"/>
+        <w:jc w:val="both"/>
+        <w:rPr>
+          <w:sz w:val="28"/>
+          <w:szCs w:val="28"/>
+        </w:rPr>
+      </w:pPr>
+      <w:proofErr w:type="spellStart"/>
+      <w:r>
+        <w:rPr>
+          <w:b/>
+          <w:bCs/>
+          <w:sz w:val="28"/>
+          <w:szCs w:val="28"/>
+        </w:rPr>
+        <w:t>Attachment</w:t>
+      </w:r>
+      <w:proofErr w:type="spellEnd"/>
+      <w:r>
+        <w:rPr>
+          <w:sz w:val="28"/>
+          <w:szCs w:val="28"/>
+        </w:rPr>
+        <w:t xml:space="preserve"> – прикреплённые файлы.</w:t>
+      </w:r>
+    </w:p>
+    <w:p>
+      <w:pPr>
+        <w:spacing w:line="360" w:lineRule="auto"/>
+        <w:ind w:firstLine="709"/>
+        <w:jc w:val="both"/>
+        <w:rPr>
+          <w:sz w:val="28"/>
+          <w:szCs w:val="28"/>
+        </w:rPr>
+      </w:pPr>
+      <w:r>
+        <w:rPr>
+          <w:sz w:val="28"/>
+          <w:szCs w:val="28"/>
+        </w:rPr>
+        <w:t>Связи между таблицами реализованы через внешние ключи с каскадным удалением для истории и вложений.</w:t>
+      </w:r>
+    </w:p>
+    <w:p>
+      <w:pPr>
+        <w:spacing w:line="360" w:lineRule="auto"/>
+        <w:ind w:firstLine="709"/>
+        <w:jc w:val="both"/>
+        <w:rPr>
+          <w:sz w:val="28"/>
+          <w:szCs w:val="28"/>
+        </w:rPr>
+      </w:pPr>
+      <w:r>
+        <w:rPr>
+          <w:sz w:val="28"/>
+          <w:szCs w:val="28"/>
+        </w:rPr>
+        <w:t>Физическая модель реализована в СУБД Microsoft SQL Server. Скрипты создания таблиц, ограничений и индексов подготовлены в виде отдельных файлов.</w:t>
+      </w:r>
+    </w:p>
+    <w:p>
+      <w:pPr>
+        <w:pStyle w:val="a6"/>
+        <w:numPr>
+          <w:ilvl w:val="1"/>
+          <w:numId w:val="5"/>
+        </w:numPr>
+        <w:spacing w:line="360" w:lineRule="auto"/>
+        <w:ind w:left="0" w:firstLine="709"/>
+        <w:jc w:val="both"/>
+        <w:rPr>
+          <w:b/>
+          <w:bCs/>
+          <w:sz w:val="28"/>
+          <w:szCs w:val="28"/>
+        </w:rPr>
+      </w:pPr>
+      <w:r>
+        <w:rPr>
+          <w:b/>
+          <w:bCs/>
+          <w:sz w:val="28"/>
+          <w:szCs w:val="28"/>
+        </w:rPr>
+        <w:t>Импорт данных в БД</w:t>
+      </w:r>
+    </w:p>
+    <w:p>
+      <w:pPr>
+        <w:spacing w:line="360" w:lineRule="auto"/>
+        <w:ind w:firstLine="709"/>
+        <w:jc w:val="both"/>
+        <w:rPr>
+          <w:sz w:val="28"/>
+          <w:szCs w:val="28"/>
+        </w:rPr>
+      </w:pPr>
+      <w:r>
+        <w:rPr>
+          <w:sz w:val="28"/>
+          <w:szCs w:val="28"/>
+        </w:rPr>
+        <w:t>Для заполнения базы тестовыми данными разработан T-SQL скрипт, генерирующий более 2600 записей. Скрипт добавляет справочные данные (категории, статусы), 300 граждан, операторов, исполнителей, администратора, а также около 900 обращений со случайным распределением статусов и исполнителей. Для каждого обращения создаётся запись в истории, а для 10% обращений – прикреплённые файлы.</w:t>
+      </w:r>
+    </w:p>
+    <w:p>
+      <w:pPr>
+        <w:spacing w:line="360" w:lineRule="auto"/>
+        <w:ind w:firstLine="709"/>
+        <w:jc w:val="both"/>
+        <w:rPr>
+          <w:sz w:val="28"/>
+          <w:szCs w:val="28"/>
+        </w:rPr>
+      </w:pPr>
+      <w:r>
+        <w:rPr>
+          <w:sz w:val="28"/>
+          <w:szCs w:val="28"/>
+        </w:rPr>
+        <w:t>Выполнение скрипта в среде SQL Server Management Studio продемонстрировано на Рисунке 3.</w:t>
+      </w:r>
+    </w:p>
+    <w:p>
+      <w:pPr>
+        <w:spacing w:line="360" w:lineRule="auto"/>
+        <w:jc w:val="center"/>
+        <w:rPr>
+          <w:sz w:val="28"/>
+          <w:szCs w:val="28"/>
+        </w:rPr>
+      </w:pPr>
+      <w:r>
+        <w:rPr>
+          <w:noProof/>
+        </w:rPr>
+        <w:drawing>
+          <wp:inline distT="0" distB="0" distL="0" distR="0" wp14:anchorId="095121A1" wp14:editId="581E18B5">
+            <wp:extent cx="2836984" cy="1687917"/>
+            <wp:effectExtent l="0" t="0" r="1905" b="7620"/>
+            <wp:docPr id="3" name="Рисунок 3"/>
+            <wp:cNvGraphicFramePr>
+              <a:graphicFrameLocks xmlns:a="http://schemas.openxmlformats.org/drawingml/2006/main" noChangeAspect="1"/>
+            </wp:cNvGraphicFramePr>
+            <a:graphic xmlns:a="http://schemas.openxmlformats.org/drawingml/2006/main">
+              <a:graphicData uri="http://schemas.openxmlformats.org/drawingml/2006/picture">
+                <pic:pic xmlns:pic="http://schemas.openxmlformats.org/drawingml/2006/picture">
+                  <pic:nvPicPr>
+                    <pic:cNvPr id="0" name="Picture 113"/>
+                    <pic:cNvPicPr>
+                      <a:picLocks noChangeAspect="1" noChangeArrowheads="1"/>
+                    </pic:cNvPicPr>
+                  </pic:nvPicPr>
+                  <pic:blipFill>
+                    <a:blip r:embed="rId8" cstate="print">
+                      <a:extLst>
+                        <a:ext uri="{28A0092B-C50C-407E-A947-70E740481C1C}">
+                          <a14:useLocalDpi xmlns:a14="http://schemas.microsoft.com/office/drawing/2010/main" val="0"/>
+                        </a:ext>
+                      </a:extLst>
+                    </a:blip>
+                    <a:srcRect/>
+                    <a:stretch>
+                      <a:fillRect/>
+                    </a:stretch>
+                  </pic:blipFill>
+                  <pic:spPr bwMode="auto">
+                    <a:xfrm>
+                      <a:off x="0" y="0"/>
+                      <a:ext cx="2858806" cy="1700901"/>
+                    </a:xfrm>
+                    <a:prstGeom prst="rect">
+                      <a:avLst/>
+                    </a:prstGeom>
+                    <a:noFill/>
+                    <a:ln>
+                      <a:noFill/>
+                    </a:ln>
+                  </pic:spPr>
+                </pic:pic>
+              </a:graphicData>
+            </a:graphic>
+          </wp:inline>
+        </w:drawing>
+      </w:r>
+    </w:p>
+    <w:p>
+      <w:pPr>
+        <w:spacing w:line="360" w:lineRule="auto"/>
+        <w:jc w:val="center"/>
+        <w:rPr>
+          <w:sz w:val="28"/>
+          <w:szCs w:val="28"/>
+        </w:rPr>
+      </w:pPr>
+      <w:r>
+        <w:rPr>
+          <w:sz w:val="28"/>
+          <w:szCs w:val="28"/>
+        </w:rPr>
+        <w:t>Рисунок 3 – Импорт тестовых данных</w:t>
+      </w:r>
+    </w:p>
+    <w:p>
+      <w:pPr>
+        <w:spacing w:line="360" w:lineRule="auto"/>
+        <w:jc w:val="center"/>
+        <w:rPr>
+          <w:sz w:val="28"/>
+          <w:szCs w:val="28"/>
+        </w:rPr>
+      </w:pPr>
+    </w:p>
+    <w:p>
+      <w:pPr>
+        <w:pStyle w:val="a6"/>
+        <w:numPr>
+          <w:ilvl w:val="1"/>
+          <w:numId w:val="5"/>
+        </w:numPr>
+        <w:spacing w:line="360" w:lineRule="auto"/>
+        <w:ind w:left="0" w:firstLine="709"/>
+        <w:jc w:val="both"/>
+        <w:rPr>
+          <w:b/>
+          <w:bCs/>
+          <w:sz w:val="28"/>
+          <w:szCs w:val="28"/>
+        </w:rPr>
+      </w:pPr>
+      <w:r>
+        <w:rPr>
+          <w:b/>
+          <w:bCs/>
+          <w:sz w:val="28"/>
+          <w:szCs w:val="28"/>
+        </w:rPr>
+        <w:t>Разработка программного модуля</w:t>
+      </w:r>
+    </w:p>
+    <w:p>
+      <w:pPr>
+        <w:spacing w:line="360" w:lineRule="auto"/>
+        <w:ind w:firstLine="709"/>
+        <w:jc w:val="both"/>
+        <w:rPr>
+          <w:sz w:val="28"/>
+          <w:szCs w:val="28"/>
+        </w:rPr>
+      </w:pPr>
+      <w:r>
+        <w:rPr>
+          <w:sz w:val="28"/>
+          <w:szCs w:val="28"/>
+        </w:rPr>
+        <w:t>Программный комплекс состоит из двух частей: серверного Web API и клиентского настольного приложения.</w:t>
+      </w:r>
+    </w:p>
+    <w:p>
+      <w:pPr>
+        <w:spacing w:line="360" w:lineRule="auto"/>
+        <w:ind w:firstLine="709"/>
+        <w:jc w:val="both"/>
         <w:rPr>
           <w:sz w:val="28"/>
           <w:szCs w:val="28"/>
           <w:lang w:val="en-US"/>
         </w:rPr>
-        <w:t>ERD</w:t>
-      </w:r>
-      <w:r>
-        <w:rPr>
-          <w:sz w:val="28"/>
-          <w:szCs w:val="28"/>
-        </w:rPr>
-        <w:t xml:space="preserve">, </w:t>
+      </w:pPr>
+      <w:r>
+        <w:rPr>
+          <w:b/>
+          <w:bCs/>
+          <w:sz w:val="28"/>
+          <w:szCs w:val="28"/>
+        </w:rPr>
+        <w:t>Серверная часть</w:t>
+      </w:r>
+      <w:r>
+        <w:rPr>
+          <w:sz w:val="28"/>
+          <w:szCs w:val="28"/>
+        </w:rPr>
+        <w:t xml:space="preserve"> реализована на </w:t>
+      </w:r>
+      <w:hyperlink r:id="rId9" w:tgtFrame="_blank" w:history="1">
+        <w:r>
+          <w:rPr>
+            <w:rStyle w:val="a5"/>
+            <w:sz w:val="28"/>
+            <w:szCs w:val="28"/>
+          </w:rPr>
+          <w:t>ASP.NET</w:t>
+        </w:r>
+      </w:hyperlink>
+      <w:r>
+        <w:rPr>
+          <w:sz w:val="28"/>
+          <w:szCs w:val="28"/>
+        </w:rPr>
+        <w:t xml:space="preserve"> Core </w:t>
+      </w:r>
+      <w:r>
+        <w:rPr>
+          <w:sz w:val="28"/>
+          <w:szCs w:val="28"/>
+        </w:rPr>
+        <w:t>10</w:t>
+      </w:r>
+      <w:r>
+        <w:rPr>
+          <w:sz w:val="28"/>
+          <w:szCs w:val="28"/>
+        </w:rPr>
+        <w:t>. Предоставляет REST-</w:t>
+      </w:r>
+      <w:proofErr w:type="spellStart"/>
+      <w:r>
+        <w:rPr>
+          <w:sz w:val="28"/>
+          <w:szCs w:val="28"/>
+        </w:rPr>
+        <w:t>эндпоинты</w:t>
+      </w:r>
+      <w:proofErr w:type="spellEnd"/>
+      <w:r>
+        <w:rPr>
+          <w:sz w:val="28"/>
+          <w:szCs w:val="28"/>
+        </w:rPr>
+        <w:t xml:space="preserve"> для аутентификации, управления обращениями, пользователями, </w:t>
+      </w:r>
+      <w:r>
+        <w:rPr>
+          <w:sz w:val="28"/>
+          <w:szCs w:val="28"/>
+        </w:rPr>
+        <w:lastRenderedPageBreak/>
+        <w:t xml:space="preserve">категориями, статусами и вложениями. Доступ к данным осуществляется через </w:t>
+      </w:r>
+      <w:proofErr w:type="spellStart"/>
+      <w:r>
+        <w:rPr>
+          <w:sz w:val="28"/>
+          <w:szCs w:val="28"/>
+        </w:rPr>
+        <w:t>Entity</w:t>
+      </w:r>
+      <w:proofErr w:type="spellEnd"/>
+      <w:r>
+        <w:rPr>
+          <w:sz w:val="28"/>
+          <w:szCs w:val="28"/>
+        </w:rPr>
+        <w:t xml:space="preserve"> Framework Core. Аутентификация выполняется по паре логин/пароль, передаваемых в заголовках запросов.</w:t>
+      </w:r>
+      <w:r>
+        <w:rPr>
+          <w:sz w:val="28"/>
+          <w:szCs w:val="28"/>
+        </w:rPr>
+        <w:t xml:space="preserve"> Консоль запущенного сервера представлена на рисунке 4.</w:t>
+      </w:r>
+    </w:p>
+    <w:p>
+      <w:pPr>
+        <w:spacing w:line="360" w:lineRule="auto"/>
+        <w:jc w:val="center"/>
+        <w:rPr>
+          <w:sz w:val="28"/>
+          <w:szCs w:val="28"/>
+        </w:rPr>
+      </w:pPr>
+      <w:r>
+        <w:rPr>
+          <w:noProof/>
+          <w:sz w:val="28"/>
+          <w:szCs w:val="28"/>
+        </w:rPr>
+        <w:drawing>
+          <wp:inline distT="0" distB="0" distL="0" distR="0" wp14:anchorId="73288A99" wp14:editId="4483A347">
+            <wp:extent cx="3434861" cy="1179765"/>
+            <wp:effectExtent l="0" t="0" r="0" b="1905"/>
+            <wp:docPr id="8" name="Рисунок 8"/>
+            <wp:cNvGraphicFramePr>
+              <a:graphicFrameLocks xmlns:a="http://schemas.openxmlformats.org/drawingml/2006/main" noChangeAspect="1"/>
+            </wp:cNvGraphicFramePr>
+            <a:graphic xmlns:a="http://schemas.openxmlformats.org/drawingml/2006/main">
+              <a:graphicData uri="http://schemas.openxmlformats.org/drawingml/2006/picture">
+                <pic:pic xmlns:pic="http://schemas.openxmlformats.org/drawingml/2006/picture">
+                  <pic:nvPicPr>
+                    <pic:cNvPr id="1" name=""/>
+                    <pic:cNvPicPr/>
+                  </pic:nvPicPr>
+                  <pic:blipFill>
+                    <a:blip r:embed="rId10"/>
+                    <a:stretch>
+                      <a:fillRect/>
+                    </a:stretch>
+                  </pic:blipFill>
+                  <pic:spPr>
+                    <a:xfrm>
+                      <a:off x="0" y="0"/>
+                      <a:ext cx="3453212" cy="1186068"/>
+                    </a:xfrm>
+                    <a:prstGeom prst="rect">
+                      <a:avLst/>
+                    </a:prstGeom>
+                  </pic:spPr>
+                </pic:pic>
+              </a:graphicData>
+            </a:graphic>
+          </wp:inline>
+        </w:drawing>
+      </w:r>
+    </w:p>
+    <w:p>
+      <w:pPr>
+        <w:spacing w:line="360" w:lineRule="auto"/>
+        <w:jc w:val="center"/>
+        <w:rPr>
+          <w:sz w:val="28"/>
+          <w:szCs w:val="28"/>
+        </w:rPr>
+      </w:pPr>
+      <w:r>
+        <w:rPr>
+          <w:sz w:val="28"/>
+          <w:szCs w:val="28"/>
+        </w:rPr>
+        <w:t xml:space="preserve">Рисунок </w:t>
+      </w:r>
+      <w:r>
+        <w:rPr>
+          <w:sz w:val="28"/>
+          <w:szCs w:val="28"/>
+        </w:rPr>
+        <w:t>4</w:t>
+      </w:r>
+      <w:r>
+        <w:rPr>
+          <w:sz w:val="28"/>
+          <w:szCs w:val="28"/>
+        </w:rPr>
+        <w:t xml:space="preserve"> – </w:t>
+      </w:r>
+      <w:r>
+        <w:rPr>
+          <w:sz w:val="28"/>
+          <w:szCs w:val="28"/>
+        </w:rPr>
+        <w:t xml:space="preserve">Командная строка </w:t>
       </w:r>
       <w:r>
         <w:rPr>
@@ -1139,7 +3005,88 @@
           <w:szCs w:val="28"/>
           <w:lang w:val="en-US"/>
         </w:rPr>
-        <w:t>UML</w:t>
+        <w:t>API</w:t>
+      </w:r>
+      <w:r>
+        <w:rPr>
+          <w:sz w:val="28"/>
+          <w:szCs w:val="28"/>
+        </w:rPr>
+        <w:t xml:space="preserve"> </w:t>
+      </w:r>
+      <w:r>
+        <w:rPr>
+          <w:sz w:val="28"/>
+          <w:szCs w:val="28"/>
+          <w:lang w:val="en-US"/>
+        </w:rPr>
+        <w:t>ASP</w:t>
+      </w:r>
+      <w:r>
+        <w:rPr>
+          <w:sz w:val="28"/>
+          <w:szCs w:val="28"/>
+        </w:rPr>
+        <w:t>.</w:t>
+      </w:r>
+      <w:r>
+        <w:rPr>
+          <w:sz w:val="28"/>
+          <w:szCs w:val="28"/>
+          <w:lang w:val="en-US"/>
+        </w:rPr>
+        <w:t>NET</w:t>
+      </w:r>
+    </w:p>
+    <w:p>
+      <w:pPr>
+        <w:spacing w:line="360" w:lineRule="auto"/>
+        <w:jc w:val="center"/>
+        <w:rPr>
+          <w:sz w:val="28"/>
+          <w:szCs w:val="28"/>
+        </w:rPr>
+      </w:pPr>
+    </w:p>
+    <w:p>
+      <w:pPr>
+        <w:spacing w:line="360" w:lineRule="auto"/>
+        <w:ind w:firstLine="709"/>
+        <w:jc w:val="both"/>
+        <w:rPr>
+          <w:sz w:val="28"/>
+          <w:szCs w:val="28"/>
+        </w:rPr>
+      </w:pPr>
+      <w:r>
+        <w:rPr>
+          <w:b/>
+          <w:bCs/>
+          <w:sz w:val="28"/>
+          <w:szCs w:val="28"/>
+        </w:rPr>
+        <w:t>Клиентская часть</w:t>
+      </w:r>
+      <w:r>
+        <w:rPr>
+          <w:sz w:val="28"/>
+          <w:szCs w:val="28"/>
+        </w:rPr>
+        <w:t xml:space="preserve"> – приложение WPF (.NET </w:t>
+      </w:r>
+      <w:r>
+        <w:rPr>
+          <w:sz w:val="28"/>
+          <w:szCs w:val="28"/>
+        </w:rPr>
+        <w:t>10</w:t>
+      </w:r>
+      <w:r>
+        <w:rPr>
+          <w:sz w:val="28"/>
+          <w:szCs w:val="28"/>
+        </w:rPr>
+        <w:t>) с архитектурой MVVM. Пользовательский интерфейс</w:t>
       </w:r>
       <w:r>
         <w:rPr>
@@ -1152,9 +3099,855 @@
         <w:rPr>
           <w:sz w:val="28"/>
           <w:szCs w:val="28"/>
+        </w:rPr>
+        <w:t xml:space="preserve">показан на рисунке </w:t>
+      </w:r>
+      <w:r>
+        <w:rPr>
+          <w:sz w:val="28"/>
+          <w:szCs w:val="28"/>
+        </w:rPr>
+        <w:t>5</w:t>
+      </w:r>
+      <w:r>
+        <w:rPr>
+          <w:sz w:val="28"/>
+          <w:szCs w:val="28"/>
+        </w:rPr>
+        <w:t>)</w:t>
+      </w:r>
+      <w:r>
+        <w:rPr>
+          <w:sz w:val="28"/>
+          <w:szCs w:val="28"/>
+        </w:rPr>
+        <w:t xml:space="preserve"> адаптируется под роль авторизованного пользователя. Взаимодействие с сервером инкапсулировано в сервисе </w:t>
+      </w:r>
+      <w:proofErr w:type="spellStart"/>
+      <w:r>
+        <w:rPr>
+          <w:sz w:val="28"/>
+          <w:szCs w:val="28"/>
+        </w:rPr>
+        <w:t>ApiService</w:t>
+      </w:r>
+      <w:proofErr w:type="spellEnd"/>
+      <w:r>
+        <w:rPr>
+          <w:sz w:val="28"/>
+          <w:szCs w:val="28"/>
+        </w:rPr>
+        <w:t xml:space="preserve">, который выполняет HTTP-запросы и </w:t>
+      </w:r>
+      <w:proofErr w:type="spellStart"/>
+      <w:r>
+        <w:rPr>
+          <w:sz w:val="28"/>
+          <w:szCs w:val="28"/>
+        </w:rPr>
+        <w:t>десериализует</w:t>
+      </w:r>
+      <w:proofErr w:type="spellEnd"/>
+      <w:r>
+        <w:rPr>
+          <w:sz w:val="28"/>
+          <w:szCs w:val="28"/>
+        </w:rPr>
+        <w:t xml:space="preserve"> ответы.</w:t>
+      </w:r>
+    </w:p>
+    <w:p>
+      <w:pPr>
+        <w:spacing w:line="360" w:lineRule="auto"/>
+        <w:ind w:firstLine="709"/>
+        <w:jc w:val="center"/>
+        <w:rPr>
+          <w:sz w:val="28"/>
+          <w:szCs w:val="28"/>
+        </w:rPr>
+      </w:pPr>
+      <w:r>
+        <w:rPr>
+          <w:noProof/>
+          <w:sz w:val="28"/>
+          <w:szCs w:val="28"/>
+        </w:rPr>
+        <w:drawing>
+          <wp:inline distT="0" distB="0" distL="0" distR="0" wp14:anchorId="7C42AC88" wp14:editId="43EFE098">
+            <wp:extent cx="1330569" cy="1628087"/>
+            <wp:effectExtent l="0" t="0" r="3175" b="0"/>
+            <wp:docPr id="9" name="Рисунок 9"/>
+            <wp:cNvGraphicFramePr>
+              <a:graphicFrameLocks xmlns:a="http://schemas.openxmlformats.org/drawingml/2006/main" noChangeAspect="1"/>
+            </wp:cNvGraphicFramePr>
+            <a:graphic xmlns:a="http://schemas.openxmlformats.org/drawingml/2006/main">
+              <a:graphicData uri="http://schemas.openxmlformats.org/drawingml/2006/picture">
+                <pic:pic xmlns:pic="http://schemas.openxmlformats.org/drawingml/2006/picture">
+                  <pic:nvPicPr>
+                    <pic:cNvPr id="1" name=""/>
+                    <pic:cNvPicPr/>
+                  </pic:nvPicPr>
+                  <pic:blipFill>
+                    <a:blip r:embed="rId11"/>
+                    <a:stretch>
+                      <a:fillRect/>
+                    </a:stretch>
+                  </pic:blipFill>
+                  <pic:spPr>
+                    <a:xfrm>
+                      <a:off x="0" y="0"/>
+                      <a:ext cx="1339158" cy="1638597"/>
+                    </a:xfrm>
+                    <a:prstGeom prst="rect">
+                      <a:avLst/>
+                    </a:prstGeom>
+                  </pic:spPr>
+                </pic:pic>
+              </a:graphicData>
+            </a:graphic>
+          </wp:inline>
+        </w:drawing>
+      </w:r>
+    </w:p>
+    <w:p>
+      <w:pPr>
+        <w:spacing w:line="360" w:lineRule="auto"/>
+        <w:jc w:val="center"/>
+        <w:rPr>
+          <w:sz w:val="28"/>
+          <w:szCs w:val="28"/>
+        </w:rPr>
+      </w:pPr>
+      <w:r>
+        <w:rPr>
+          <w:sz w:val="28"/>
+          <w:szCs w:val="28"/>
+        </w:rPr>
+        <w:t xml:space="preserve">Рисунок </w:t>
+      </w:r>
+      <w:r>
+        <w:rPr>
+          <w:sz w:val="28"/>
+          <w:szCs w:val="28"/>
+        </w:rPr>
+        <w:t>5</w:t>
+      </w:r>
+      <w:r>
+        <w:rPr>
+          <w:sz w:val="28"/>
+          <w:szCs w:val="28"/>
+        </w:rPr>
+        <w:t xml:space="preserve"> – </w:t>
+      </w:r>
+      <w:r>
+        <w:rPr>
+          <w:sz w:val="28"/>
+          <w:szCs w:val="28"/>
+        </w:rPr>
+        <w:t>Окно входа клиентского приложения</w:t>
+      </w:r>
+    </w:p>
+    <w:p>
+      <w:pPr>
+        <w:spacing w:line="360" w:lineRule="auto"/>
+        <w:jc w:val="center"/>
+        <w:rPr>
+          <w:sz w:val="28"/>
+          <w:szCs w:val="28"/>
+        </w:rPr>
+      </w:pPr>
+    </w:p>
+    <w:p>
+      <w:pPr>
+        <w:pStyle w:val="a6"/>
+        <w:numPr>
+          <w:ilvl w:val="1"/>
+          <w:numId w:val="5"/>
+        </w:numPr>
+        <w:spacing w:line="360" w:lineRule="auto"/>
+        <w:ind w:left="0" w:firstLine="709"/>
+        <w:jc w:val="both"/>
+        <w:rPr>
+          <w:b/>
+          <w:bCs/>
+          <w:sz w:val="28"/>
+          <w:szCs w:val="28"/>
+        </w:rPr>
+      </w:pPr>
+      <w:r>
+        <w:rPr>
+          <w:b/>
+          <w:bCs/>
+          <w:sz w:val="28"/>
+          <w:szCs w:val="28"/>
+        </w:rPr>
+        <w:t>Интеграция с API</w:t>
+      </w:r>
+    </w:p>
+    <w:p>
+      <w:pPr>
+        <w:spacing w:line="360" w:lineRule="auto"/>
+        <w:ind w:firstLine="709"/>
+        <w:jc w:val="both"/>
+        <w:rPr>
+          <w:sz w:val="28"/>
+          <w:szCs w:val="28"/>
+        </w:rPr>
+      </w:pPr>
+      <w:r>
+        <w:rPr>
+          <w:sz w:val="28"/>
+          <w:szCs w:val="28"/>
+        </w:rPr>
+        <w:t xml:space="preserve">Интеграция выполнена путём замены прямого доступа к базе данных в клиентском приложении на вызовы API. Сервис </w:t>
+      </w:r>
+      <w:proofErr w:type="spellStart"/>
+      <w:r>
+        <w:rPr>
+          <w:sz w:val="28"/>
+          <w:szCs w:val="28"/>
+        </w:rPr>
+        <w:t>ApiService</w:t>
+      </w:r>
+      <w:proofErr w:type="spellEnd"/>
+      <w:r>
+        <w:rPr>
+          <w:sz w:val="28"/>
+          <w:szCs w:val="28"/>
+        </w:rPr>
+        <w:t xml:space="preserve"> формирует HTTP-запросы, добавляет </w:t>
+      </w:r>
+      <w:proofErr w:type="spellStart"/>
+      <w:r>
+        <w:rPr>
+          <w:sz w:val="28"/>
+          <w:szCs w:val="28"/>
+        </w:rPr>
+        <w:t>авторизационные</w:t>
+      </w:r>
+      <w:proofErr w:type="spellEnd"/>
+      <w:r>
+        <w:rPr>
+          <w:sz w:val="28"/>
+          <w:szCs w:val="28"/>
+        </w:rPr>
+        <w:t xml:space="preserve"> заголовки X-</w:t>
+      </w:r>
+      <w:proofErr w:type="spellStart"/>
+      <w:r>
+        <w:rPr>
+          <w:sz w:val="28"/>
+          <w:szCs w:val="28"/>
+        </w:rPr>
+        <w:t>Login</w:t>
+      </w:r>
+      <w:proofErr w:type="spellEnd"/>
+      <w:r>
+        <w:rPr>
+          <w:sz w:val="28"/>
+          <w:szCs w:val="28"/>
+        </w:rPr>
+        <w:t xml:space="preserve"> и X-Password, обрабатывает ответы. При ошибках сервера или сети пользователю отображаются соответствующие сообщения.</w:t>
+      </w:r>
+    </w:p>
+    <w:p>
+      <w:pPr>
+        <w:spacing w:line="360" w:lineRule="auto"/>
+        <w:ind w:firstLine="709"/>
+        <w:jc w:val="both"/>
+        <w:rPr>
+          <w:sz w:val="28"/>
+          <w:szCs w:val="28"/>
+        </w:rPr>
+      </w:pPr>
+      <w:r>
+        <w:rPr>
+          <w:sz w:val="28"/>
+          <w:szCs w:val="28"/>
+        </w:rPr>
+        <w:t xml:space="preserve">Пример интеграции – окно деталей обращения (Рисунок </w:t>
+      </w:r>
+      <w:r>
+        <w:rPr>
+          <w:sz w:val="28"/>
+          <w:szCs w:val="28"/>
+        </w:rPr>
+        <w:t>6</w:t>
+      </w:r>
+      <w:r>
+        <w:rPr>
+          <w:sz w:val="28"/>
+          <w:szCs w:val="28"/>
+        </w:rPr>
+        <w:t>), данные в которое загружаются посредством GET-запроса к /</w:t>
+      </w:r>
+      <w:proofErr w:type="spellStart"/>
+      <w:r>
+        <w:rPr>
+          <w:sz w:val="28"/>
+          <w:szCs w:val="28"/>
+        </w:rPr>
+        <w:t>api</w:t>
+      </w:r>
+      <w:proofErr w:type="spellEnd"/>
+      <w:r>
+        <w:rPr>
+          <w:sz w:val="28"/>
+          <w:szCs w:val="28"/>
+        </w:rPr>
+        <w:t>/</w:t>
+      </w:r>
+      <w:proofErr w:type="spellStart"/>
+      <w:r>
+        <w:rPr>
+          <w:sz w:val="28"/>
+          <w:szCs w:val="28"/>
+        </w:rPr>
+        <w:t>appeals</w:t>
+      </w:r>
+      <w:proofErr w:type="spellEnd"/>
+      <w:r>
+        <w:rPr>
+          <w:sz w:val="28"/>
+          <w:szCs w:val="28"/>
+        </w:rPr>
+        <w:t>/{</w:t>
+      </w:r>
+      <w:proofErr w:type="spellStart"/>
+      <w:r>
+        <w:rPr>
+          <w:sz w:val="28"/>
+          <w:szCs w:val="28"/>
+        </w:rPr>
+        <w:t>id</w:t>
+      </w:r>
+      <w:proofErr w:type="spellEnd"/>
+      <w:r>
+        <w:rPr>
+          <w:sz w:val="28"/>
+          <w:szCs w:val="28"/>
+        </w:rPr>
+        <w:t>}.</w:t>
+      </w:r>
+    </w:p>
+    <w:p>
+      <w:pPr>
+        <w:spacing w:line="360" w:lineRule="auto"/>
+        <w:jc w:val="center"/>
+        <w:rPr>
+          <w:sz w:val="28"/>
+          <w:szCs w:val="28"/>
           <w:lang w:val="en-US"/>
         </w:rPr>
-        <w:t>Use</w:t>
+      </w:pPr>
+      <w:r>
+        <w:rPr>
+          <w:i/>
+          <w:iCs/>
+          <w:noProof/>
+          <w:sz w:val="28"/>
+          <w:szCs w:val="28"/>
+        </w:rPr>
+        <w:lastRenderedPageBreak/>
+        <w:drawing>
+          <wp:inline distT="0" distB="0" distL="0" distR="0" wp14:anchorId="1B2F8E05" wp14:editId="61565939">
+            <wp:extent cx="2532184" cy="1548424"/>
+            <wp:effectExtent l="0" t="0" r="1905" b="0"/>
+            <wp:docPr id="5" name="Рисунок 5"/>
+            <wp:cNvGraphicFramePr>
+              <a:graphicFrameLocks xmlns:a="http://schemas.openxmlformats.org/drawingml/2006/main" noChangeAspect="1"/>
+            </wp:cNvGraphicFramePr>
+            <a:graphic xmlns:a="http://schemas.openxmlformats.org/drawingml/2006/main">
+              <a:graphicData uri="http://schemas.openxmlformats.org/drawingml/2006/picture">
+                <pic:pic xmlns:pic="http://schemas.openxmlformats.org/drawingml/2006/picture">
+                  <pic:nvPicPr>
+                    <pic:cNvPr id="1" name=""/>
+                    <pic:cNvPicPr/>
+                  </pic:nvPicPr>
+                  <pic:blipFill>
+                    <a:blip r:embed="rId12"/>
+                    <a:stretch>
+                      <a:fillRect/>
+                    </a:stretch>
+                  </pic:blipFill>
+                  <pic:spPr>
+                    <a:xfrm>
+                      <a:off x="0" y="0"/>
+                      <a:ext cx="2544242" cy="1555797"/>
+                    </a:xfrm>
+                    <a:prstGeom prst="rect">
+                      <a:avLst/>
+                    </a:prstGeom>
+                  </pic:spPr>
+                </pic:pic>
+              </a:graphicData>
+            </a:graphic>
+          </wp:inline>
+        </w:drawing>
+      </w:r>
+    </w:p>
+    <w:p>
+      <w:pPr>
+        <w:spacing w:line="360" w:lineRule="auto"/>
+        <w:jc w:val="center"/>
+        <w:rPr>
+          <w:sz w:val="28"/>
+          <w:szCs w:val="28"/>
+        </w:rPr>
+      </w:pPr>
+      <w:r>
+        <w:rPr>
+          <w:sz w:val="28"/>
+          <w:szCs w:val="28"/>
+        </w:rPr>
+        <w:t xml:space="preserve">Рисунок </w:t>
+      </w:r>
+      <w:r>
+        <w:rPr>
+          <w:sz w:val="28"/>
+          <w:szCs w:val="28"/>
+        </w:rPr>
+        <w:t>6</w:t>
+      </w:r>
+      <w:r>
+        <w:rPr>
+          <w:sz w:val="28"/>
+          <w:szCs w:val="28"/>
+        </w:rPr>
+        <w:t xml:space="preserve"> – Отображение данных, полученных через API</w:t>
+      </w:r>
+    </w:p>
+    <w:p>
+      <w:pPr>
+        <w:spacing w:line="360" w:lineRule="auto"/>
+        <w:jc w:val="center"/>
+        <w:rPr>
+          <w:sz w:val="28"/>
+          <w:szCs w:val="28"/>
+        </w:rPr>
+      </w:pPr>
+    </w:p>
+    <w:p>
+      <w:pPr>
+        <w:pStyle w:val="a6"/>
+        <w:numPr>
+          <w:ilvl w:val="1"/>
+          <w:numId w:val="5"/>
+        </w:numPr>
+        <w:spacing w:line="360" w:lineRule="auto"/>
+        <w:ind w:left="0" w:firstLine="709"/>
+        <w:jc w:val="both"/>
+        <w:rPr>
+          <w:b/>
+          <w:bCs/>
+          <w:sz w:val="28"/>
+          <w:szCs w:val="28"/>
+        </w:rPr>
+      </w:pPr>
+      <w:r>
+        <w:rPr>
+          <w:b/>
+          <w:bCs/>
+          <w:sz w:val="28"/>
+          <w:szCs w:val="28"/>
+        </w:rPr>
+        <w:t xml:space="preserve"> Отладка программных модулей</w:t>
+      </w:r>
+    </w:p>
+    <w:p>
+      <w:pPr>
+        <w:spacing w:line="360" w:lineRule="auto"/>
+        <w:ind w:firstLine="709"/>
+        <w:jc w:val="both"/>
+        <w:rPr>
+          <w:sz w:val="28"/>
+          <w:szCs w:val="28"/>
+        </w:rPr>
+      </w:pPr>
+      <w:r>
+        <w:rPr>
+          <w:sz w:val="28"/>
+          <w:szCs w:val="28"/>
+        </w:rPr>
+        <w:t>Отладка проводилась с использованием встроенных средств Visual Studio, а также инструментов тестирования HTTP-запросов (</w:t>
+      </w:r>
+      <w:proofErr w:type="spellStart"/>
+      <w:r>
+        <w:rPr>
+          <w:sz w:val="28"/>
+          <w:szCs w:val="28"/>
+        </w:rPr>
+        <w:t>Postman</w:t>
+      </w:r>
+      <w:proofErr w:type="spellEnd"/>
+      <w:r>
+        <w:rPr>
+          <w:sz w:val="28"/>
+          <w:szCs w:val="28"/>
+        </w:rPr>
+        <w:t>). Для серверной части проверялась корректность маршрутов и ответов, для клиентской – правильность формирования запросов и обработки ответов. Выявленные ошибки, связанные с циклическими ссылками при сериализации JSON, были устранены путём проецирования данных на анонимные типы.</w:t>
+      </w:r>
+    </w:p>
+    <w:p>
+      <w:pPr>
+        <w:pStyle w:val="a6"/>
+        <w:numPr>
+          <w:ilvl w:val="1"/>
+          <w:numId w:val="5"/>
+        </w:numPr>
+        <w:spacing w:line="360" w:lineRule="auto"/>
+        <w:ind w:left="0" w:firstLine="709"/>
+        <w:jc w:val="both"/>
+        <w:rPr>
+          <w:b/>
+          <w:bCs/>
+          <w:sz w:val="28"/>
+          <w:szCs w:val="28"/>
+        </w:rPr>
+      </w:pPr>
+      <w:r>
+        <w:rPr>
+          <w:b/>
+          <w:bCs/>
+          <w:sz w:val="28"/>
+          <w:szCs w:val="28"/>
+        </w:rPr>
+        <w:t>Доработка обработкой исключительных ситуаций</w:t>
+      </w:r>
+    </w:p>
+    <w:p>
+      <w:pPr>
+        <w:spacing w:line="360" w:lineRule="auto"/>
+        <w:ind w:firstLine="709"/>
+        <w:jc w:val="both"/>
+        <w:rPr>
+          <w:sz w:val="28"/>
+          <w:szCs w:val="28"/>
+          <w:lang w:val="en-US"/>
+        </w:rPr>
+      </w:pPr>
+      <w:r>
+        <w:rPr>
+          <w:sz w:val="28"/>
+          <w:szCs w:val="28"/>
+        </w:rPr>
+        <w:t xml:space="preserve">В клиентском приложении реализована централизованная обработка исключений в классе </w:t>
+      </w:r>
+      <w:proofErr w:type="spellStart"/>
+      <w:r>
+        <w:rPr>
+          <w:sz w:val="28"/>
+          <w:szCs w:val="28"/>
+        </w:rPr>
+        <w:t>ApiService</w:t>
+      </w:r>
+      <w:proofErr w:type="spellEnd"/>
+      <w:r>
+        <w:rPr>
+          <w:sz w:val="28"/>
+          <w:szCs w:val="28"/>
+        </w:rPr>
+        <w:t>. В зависимости от кода состояния HTTP и наличия сообщения от сервера формируется понятное пользователю сообщение. Например, ошибка 401 «</w:t>
+      </w:r>
+      <w:proofErr w:type="spellStart"/>
+      <w:r>
+        <w:rPr>
+          <w:sz w:val="28"/>
+          <w:szCs w:val="28"/>
+        </w:rPr>
+        <w:t>Unauthorized</w:t>
+      </w:r>
+      <w:proofErr w:type="spellEnd"/>
+      <w:r>
+        <w:rPr>
+          <w:sz w:val="28"/>
+          <w:szCs w:val="28"/>
+        </w:rPr>
+        <w:t>» преобразуется в «Неверный логин или пароль, либо недостаточно прав», ошибка 404 – «Запрашиваемый объект не найден». При сетевых сбоях выводится «Ошибка соединения».</w:t>
+      </w:r>
+    </w:p>
+    <w:p>
+      <w:pPr>
+        <w:pStyle w:val="a6"/>
+        <w:numPr>
+          <w:ilvl w:val="1"/>
+          <w:numId w:val="5"/>
+        </w:numPr>
+        <w:spacing w:line="360" w:lineRule="auto"/>
+        <w:ind w:left="0" w:firstLine="709"/>
+        <w:jc w:val="both"/>
+        <w:rPr>
+          <w:b/>
+          <w:bCs/>
+          <w:sz w:val="28"/>
+          <w:szCs w:val="28"/>
+        </w:rPr>
+      </w:pPr>
+      <w:r>
+        <w:rPr>
+          <w:b/>
+          <w:bCs/>
+          <w:sz w:val="28"/>
+          <w:szCs w:val="28"/>
+        </w:rPr>
+        <w:t>Рефакторинг программного кода</w:t>
+      </w:r>
+    </w:p>
+    <w:p>
+      <w:pPr>
+        <w:spacing w:line="360" w:lineRule="auto"/>
+        <w:ind w:firstLine="709"/>
+        <w:jc w:val="both"/>
+        <w:rPr>
+          <w:sz w:val="28"/>
+          <w:szCs w:val="28"/>
+        </w:rPr>
+      </w:pPr>
+      <w:r>
+        <w:rPr>
+          <w:sz w:val="28"/>
+          <w:szCs w:val="28"/>
+        </w:rPr>
+        <w:t>В ходе работы выполнен ряд улучшений:</w:t>
+      </w:r>
+    </w:p>
+    <w:p>
+      <w:pPr>
+        <w:numPr>
+          <w:ilvl w:val="0"/>
+          <w:numId w:val="8"/>
+        </w:numPr>
+        <w:tabs>
+          <w:tab w:val="clear" w:pos="720"/>
+        </w:tabs>
+        <w:spacing w:line="360" w:lineRule="auto"/>
+        <w:ind w:left="0" w:firstLine="709"/>
+        <w:jc w:val="both"/>
+        <w:rPr>
+          <w:sz w:val="28"/>
+          <w:szCs w:val="28"/>
+        </w:rPr>
+      </w:pPr>
+      <w:r>
+        <w:rPr>
+          <w:sz w:val="28"/>
+          <w:szCs w:val="28"/>
+        </w:rPr>
+        <w:t xml:space="preserve">Изменена архитектура клиента: добавлен слой сервиса </w:t>
+      </w:r>
+      <w:proofErr w:type="spellStart"/>
+      <w:r>
+        <w:rPr>
+          <w:sz w:val="28"/>
+          <w:szCs w:val="28"/>
+        </w:rPr>
+        <w:t>ApiService</w:t>
+      </w:r>
+      <w:proofErr w:type="spellEnd"/>
+      <w:r>
+        <w:rPr>
+          <w:sz w:val="28"/>
+          <w:szCs w:val="28"/>
+        </w:rPr>
+        <w:t xml:space="preserve">, избавив </w:t>
+      </w:r>
+      <w:proofErr w:type="spellStart"/>
+      <w:r>
+        <w:rPr>
+          <w:sz w:val="28"/>
+          <w:szCs w:val="28"/>
+        </w:rPr>
+        <w:t>ViewModel</w:t>
+      </w:r>
+      <w:proofErr w:type="spellEnd"/>
+      <w:r>
+        <w:rPr>
+          <w:sz w:val="28"/>
+          <w:szCs w:val="28"/>
+        </w:rPr>
+        <w:t xml:space="preserve">-классы от прямого использования </w:t>
+      </w:r>
+      <w:proofErr w:type="spellStart"/>
+      <w:r>
+        <w:rPr>
+          <w:sz w:val="28"/>
+          <w:szCs w:val="28"/>
+        </w:rPr>
+        <w:t>AppDbContext</w:t>
+      </w:r>
+      <w:proofErr w:type="spellEnd"/>
+      <w:r>
+        <w:rPr>
+          <w:sz w:val="28"/>
+          <w:szCs w:val="28"/>
+        </w:rPr>
+        <w:t>.</w:t>
+      </w:r>
+    </w:p>
+    <w:p>
+      <w:pPr>
+        <w:numPr>
+          <w:ilvl w:val="0"/>
+          <w:numId w:val="8"/>
+        </w:numPr>
+        <w:tabs>
+          <w:tab w:val="clear" w:pos="720"/>
+        </w:tabs>
+        <w:spacing w:line="360" w:lineRule="auto"/>
+        <w:ind w:left="0" w:firstLine="709"/>
+        <w:jc w:val="both"/>
+        <w:rPr>
+          <w:sz w:val="28"/>
+          <w:szCs w:val="28"/>
+        </w:rPr>
+      </w:pPr>
+      <w:r>
+        <w:rPr>
+          <w:sz w:val="28"/>
+          <w:szCs w:val="28"/>
+        </w:rPr>
+        <w:t xml:space="preserve">Все команды, связанные с вводом-выводом, переведены на асинхронное выполнение с помощью </w:t>
+      </w:r>
+      <w:proofErr w:type="spellStart"/>
+      <w:r>
+        <w:rPr>
+          <w:sz w:val="28"/>
+          <w:szCs w:val="28"/>
+        </w:rPr>
+        <w:t>AsyncRelayCommand</w:t>
+      </w:r>
+      <w:proofErr w:type="spellEnd"/>
+      <w:r>
+        <w:rPr>
+          <w:sz w:val="28"/>
+          <w:szCs w:val="28"/>
+        </w:rPr>
+        <w:t>, что исключает блокировку пользовательского интерфейса.</w:t>
+      </w:r>
+    </w:p>
+    <w:p>
+      <w:pPr>
+        <w:numPr>
+          <w:ilvl w:val="0"/>
+          <w:numId w:val="8"/>
+        </w:numPr>
+        <w:tabs>
+          <w:tab w:val="clear" w:pos="720"/>
+        </w:tabs>
+        <w:spacing w:line="360" w:lineRule="auto"/>
+        <w:ind w:left="0" w:firstLine="709"/>
+        <w:jc w:val="both"/>
+        <w:rPr>
+          <w:sz w:val="28"/>
+          <w:szCs w:val="28"/>
+        </w:rPr>
+      </w:pPr>
+      <w:r>
+        <w:rPr>
+          <w:sz w:val="28"/>
+          <w:szCs w:val="28"/>
+        </w:rPr>
+        <w:t>Модели данных адаптированы под JSON-сериализацию.</w:t>
+      </w:r>
+    </w:p>
+    <w:p>
+      <w:pPr>
+        <w:numPr>
+          <w:ilvl w:val="0"/>
+          <w:numId w:val="8"/>
+        </w:numPr>
+        <w:tabs>
+          <w:tab w:val="clear" w:pos="720"/>
+        </w:tabs>
+        <w:spacing w:line="360" w:lineRule="auto"/>
+        <w:ind w:left="0" w:firstLine="709"/>
+        <w:jc w:val="both"/>
+        <w:rPr>
+          <w:sz w:val="28"/>
+          <w:szCs w:val="28"/>
+        </w:rPr>
+      </w:pPr>
+      <w:r>
+        <w:rPr>
+          <w:sz w:val="28"/>
+          <w:szCs w:val="28"/>
+        </w:rPr>
+        <w:lastRenderedPageBreak/>
+        <w:t>Проведена очистка неиспользуемых зависимостей и унификация обработки ответов от API.</w:t>
+      </w:r>
+    </w:p>
+    <w:p>
+      <w:pPr>
+        <w:pStyle w:val="a6"/>
+        <w:numPr>
+          <w:ilvl w:val="1"/>
+          <w:numId w:val="5"/>
+        </w:numPr>
+        <w:spacing w:line="360" w:lineRule="auto"/>
+        <w:ind w:left="0" w:firstLine="709"/>
+        <w:jc w:val="both"/>
+        <w:rPr>
+          <w:b/>
+          <w:bCs/>
+          <w:sz w:val="28"/>
+          <w:szCs w:val="28"/>
+        </w:rPr>
+      </w:pPr>
+      <w:r>
+        <w:rPr>
+          <w:b/>
+          <w:bCs/>
+          <w:sz w:val="28"/>
+          <w:szCs w:val="28"/>
+        </w:rPr>
+        <w:t>Ручное тестирование</w:t>
+      </w:r>
+    </w:p>
+    <w:p>
+      <w:pPr>
+        <w:spacing w:line="360" w:lineRule="auto"/>
+        <w:ind w:firstLine="709"/>
+        <w:jc w:val="both"/>
+        <w:rPr>
+          <w:sz w:val="28"/>
+          <w:szCs w:val="28"/>
+        </w:rPr>
+      </w:pPr>
+      <w:r>
+        <w:rPr>
+          <w:sz w:val="28"/>
+          <w:szCs w:val="28"/>
+        </w:rPr>
+        <w:t>Ручное тестирование проводилось по заранее составленным тест-кейсам, охватывающим функциональность всех ролей. Всего разработано и выполнено 2</w:t>
+      </w:r>
+      <w:r>
+        <w:rPr>
+          <w:sz w:val="28"/>
+          <w:szCs w:val="28"/>
+        </w:rPr>
+        <w:t>9</w:t>
+      </w:r>
+      <w:r>
+        <w:rPr>
+          <w:sz w:val="28"/>
+          <w:szCs w:val="28"/>
+        </w:rPr>
+        <w:t xml:space="preserve"> тестов</w:t>
+      </w:r>
+      <w:r>
+        <w:rPr>
+          <w:sz w:val="28"/>
+          <w:szCs w:val="28"/>
+        </w:rPr>
+        <w:t xml:space="preserve"> (16 тест-кейсов для клиентского приложения и 13 запросов в </w:t>
+      </w:r>
+      <w:r>
+        <w:rPr>
+          <w:sz w:val="28"/>
+          <w:szCs w:val="28"/>
+          <w:lang w:val="en-US"/>
+        </w:rPr>
+        <w:t>Postman</w:t>
       </w:r>
       <w:r>
         <w:rPr>
@@ -1167,9 +3960,16 @@
         <w:rPr>
           <w:sz w:val="28"/>
           <w:szCs w:val="28"/>
+        </w:rPr>
+        <w:t xml:space="preserve">для тестирования </w:t>
+      </w:r>
+      <w:r>
+        <w:rPr>
+          <w:sz w:val="28"/>
+          <w:szCs w:val="28"/>
           <w:lang w:val="en-US"/>
         </w:rPr>
-        <w:t>case</w:t>
+        <w:t>API</w:t>
       </w:r>
       <w:r>
         <w:rPr>
@@ -1177,6 +3977,1507 @@
           <w:szCs w:val="28"/>
         </w:rPr>
         <w:t>)</w:t>
+      </w:r>
+      <w:r>
+        <w:rPr>
+          <w:sz w:val="28"/>
+          <w:szCs w:val="28"/>
+        </w:rPr>
+        <w:t xml:space="preserve">. В таблице 1 приведён фрагмент тест-кейсов (полный перечень – в </w:t>
+      </w:r>
+      <w:r>
+        <w:rPr>
+          <w:sz w:val="28"/>
+          <w:szCs w:val="28"/>
+        </w:rPr>
+        <w:t>репозитории</w:t>
+      </w:r>
+      <w:r>
+        <w:rPr>
+          <w:sz w:val="28"/>
+          <w:szCs w:val="28"/>
+        </w:rPr>
+        <w:t>).</w:t>
+      </w:r>
+    </w:p>
+    <w:p>
+      <w:pPr>
+        <w:spacing w:line="360" w:lineRule="auto"/>
+        <w:jc w:val="center"/>
+        <w:rPr>
+          <w:b/>
+          <w:bCs/>
+          <w:sz w:val="28"/>
+          <w:szCs w:val="28"/>
+          <w:lang w:val="en-US"/>
+        </w:rPr>
+      </w:pPr>
+      <w:r>
+        <w:rPr>
+          <w:b/>
+          <w:bCs/>
+          <w:sz w:val="28"/>
+          <w:szCs w:val="28"/>
+        </w:rPr>
+        <w:t>Таблица 1 – Фрагмент ручных тест-кейсов</w:t>
+      </w:r>
+    </w:p>
+    <w:tbl>
+      <w:tblPr>
+        <w:tblStyle w:val="a8"/>
+        <w:tblW w:w="0" w:type="auto"/>
+        <w:jc w:val="center"/>
+        <w:tblLook w:val="04A0" w:firstRow="1" w:lastRow="0" w:firstColumn="1" w:lastColumn="0" w:noHBand="0" w:noVBand="1"/>
+      </w:tblPr>
+      <w:tblGrid>
+        <w:gridCol w:w="2834"/>
+        <w:gridCol w:w="5780"/>
+      </w:tblGrid>
+      <w:tr>
+        <w:trPr>
+          <w:jc w:val="center"/>
+        </w:trPr>
+        <w:tc>
+          <w:tcPr>
+            <w:tcW w:w="0" w:type="auto"/>
+            <w:hideMark/>
+          </w:tcPr>
+          <w:p>
+            <w:pPr>
+              <w:spacing w:after="160" w:line="278" w:lineRule="auto"/>
+              <w:rPr>
+                <w:b/>
+                <w:bCs/>
+              </w:rPr>
+            </w:pPr>
+            <w:r>
+              <w:rPr>
+                <w:b/>
+                <w:bCs/>
+              </w:rPr>
+              <w:t>Поле</w:t>
+            </w:r>
+          </w:p>
+        </w:tc>
+        <w:tc>
+          <w:tcPr>
+            <w:tcW w:w="0" w:type="auto"/>
+            <w:hideMark/>
+          </w:tcPr>
+          <w:p>
+            <w:pPr>
+              <w:spacing w:after="160" w:line="278" w:lineRule="auto"/>
+              <w:rPr>
+                <w:b/>
+                <w:bCs/>
+              </w:rPr>
+            </w:pPr>
+            <w:r>
+              <w:rPr>
+                <w:b/>
+                <w:bCs/>
+              </w:rPr>
+              <w:t>Значение</w:t>
+            </w:r>
+          </w:p>
+        </w:tc>
+      </w:tr>
+      <w:tr>
+        <w:trPr>
+          <w:jc w:val="center"/>
+        </w:trPr>
+        <w:tc>
+          <w:tcPr>
+            <w:tcW w:w="0" w:type="auto"/>
+            <w:hideMark/>
+          </w:tcPr>
+          <w:p>
+            <w:pPr>
+              <w:spacing w:after="160" w:line="278" w:lineRule="auto"/>
+            </w:pPr>
+            <w:r>
+              <w:rPr>
+                <w:b/>
+                <w:bCs/>
+              </w:rPr>
+              <w:t>ID</w:t>
+            </w:r>
+          </w:p>
+        </w:tc>
+        <w:tc>
+          <w:tcPr>
+            <w:tcW w:w="0" w:type="auto"/>
+            <w:hideMark/>
+          </w:tcPr>
+          <w:p>
+            <w:pPr>
+              <w:spacing w:after="160" w:line="278" w:lineRule="auto"/>
+            </w:pPr>
+            <w:r>
+              <w:t>TC-01</w:t>
+            </w:r>
+          </w:p>
+        </w:tc>
+      </w:tr>
+      <w:tr>
+        <w:trPr>
+          <w:jc w:val="center"/>
+        </w:trPr>
+        <w:tc>
+          <w:tcPr>
+            <w:tcW w:w="0" w:type="auto"/>
+            <w:hideMark/>
+          </w:tcPr>
+          <w:p>
+            <w:pPr>
+              <w:spacing w:after="160" w:line="278" w:lineRule="auto"/>
+            </w:pPr>
+            <w:r>
+              <w:rPr>
+                <w:b/>
+                <w:bCs/>
+              </w:rPr>
+              <w:t>Название теста</w:t>
+            </w:r>
+          </w:p>
+        </w:tc>
+        <w:tc>
+          <w:tcPr>
+            <w:tcW w:w="0" w:type="auto"/>
+            <w:hideMark/>
+          </w:tcPr>
+          <w:p>
+            <w:pPr>
+              <w:spacing w:after="160" w:line="278" w:lineRule="auto"/>
+            </w:pPr>
+            <w:r>
+              <w:t>Вход с корректными данными</w:t>
+            </w:r>
+          </w:p>
+        </w:tc>
+      </w:tr>
+      <w:tr>
+        <w:trPr>
+          <w:jc w:val="center"/>
+        </w:trPr>
+        <w:tc>
+          <w:tcPr>
+            <w:tcW w:w="0" w:type="auto"/>
+            <w:hideMark/>
+          </w:tcPr>
+          <w:p>
+            <w:pPr>
+              <w:spacing w:after="160" w:line="278" w:lineRule="auto"/>
+            </w:pPr>
+            <w:r>
+              <w:rPr>
+                <w:b/>
+                <w:bCs/>
+              </w:rPr>
+              <w:t>Приоритет</w:t>
+            </w:r>
+          </w:p>
+        </w:tc>
+        <w:tc>
+          <w:tcPr>
+            <w:tcW w:w="0" w:type="auto"/>
+            <w:hideMark/>
+          </w:tcPr>
+          <w:p>
+            <w:pPr>
+              <w:spacing w:after="160" w:line="278" w:lineRule="auto"/>
+            </w:pPr>
+            <w:r>
+              <w:t>В</w:t>
+            </w:r>
+            <w:r>
+              <w:t>ысокий</w:t>
+            </w:r>
+          </w:p>
+        </w:tc>
+      </w:tr>
+      <w:tr>
+        <w:trPr>
+          <w:jc w:val="center"/>
+        </w:trPr>
+        <w:tc>
+          <w:tcPr>
+            <w:tcW w:w="0" w:type="auto"/>
+            <w:hideMark/>
+          </w:tcPr>
+          <w:p>
+            <w:pPr>
+              <w:spacing w:after="160" w:line="278" w:lineRule="auto"/>
+            </w:pPr>
+            <w:r>
+              <w:rPr>
+                <w:b/>
+                <w:bCs/>
+              </w:rPr>
+              <w:t>Предусловия</w:t>
+            </w:r>
+          </w:p>
+        </w:tc>
+        <w:tc>
+          <w:tcPr>
+            <w:tcW w:w="0" w:type="auto"/>
+            <w:hideMark/>
+          </w:tcPr>
+          <w:p>
+            <w:pPr>
+              <w:spacing w:after="160" w:line="278" w:lineRule="auto"/>
+            </w:pPr>
+            <w:r>
+              <w:t>Запущено приложение, пользователь зарегистрирован</w:t>
+            </w:r>
+          </w:p>
+        </w:tc>
+      </w:tr>
+      <w:tr>
+        <w:trPr>
+          <w:jc w:val="center"/>
+        </w:trPr>
+        <w:tc>
+          <w:tcPr>
+            <w:tcW w:w="0" w:type="auto"/>
+            <w:hideMark/>
+          </w:tcPr>
+          <w:p>
+            <w:pPr>
+              <w:spacing w:after="160" w:line="278" w:lineRule="auto"/>
+            </w:pPr>
+            <w:r>
+              <w:rPr>
+                <w:b/>
+                <w:bCs/>
+              </w:rPr>
+              <w:t>Шаги воспроизведения</w:t>
+            </w:r>
+          </w:p>
+        </w:tc>
+        <w:tc>
+          <w:tcPr>
+            <w:tcW w:w="0" w:type="auto"/>
+            <w:hideMark/>
+          </w:tcPr>
+          <w:p>
+            <w:pPr>
+              <w:spacing w:after="160" w:line="278" w:lineRule="auto"/>
+            </w:pPr>
+            <w:r>
+              <w:t>1. В поле «Логин» ввести operator1</w:t>
+            </w:r>
+            <w:r>
+              <w:br/>
+              <w:t>2. В поле «Пароль» ввести 1</w:t>
+            </w:r>
+            <w:r>
+              <w:br/>
+              <w:t>3. Нажать «Войти»</w:t>
+            </w:r>
+          </w:p>
+        </w:tc>
+      </w:tr>
+      <w:tr>
+        <w:trPr>
+          <w:jc w:val="center"/>
+        </w:trPr>
+        <w:tc>
+          <w:tcPr>
+            <w:tcW w:w="0" w:type="auto"/>
+            <w:hideMark/>
+          </w:tcPr>
+          <w:p>
+            <w:pPr>
+              <w:spacing w:after="160" w:line="278" w:lineRule="auto"/>
+            </w:pPr>
+            <w:r>
+              <w:rPr>
+                <w:b/>
+                <w:bCs/>
+              </w:rPr>
+              <w:t>Ожидаемый результат</w:t>
+            </w:r>
+          </w:p>
+        </w:tc>
+        <w:tc>
+          <w:tcPr>
+            <w:tcW w:w="0" w:type="auto"/>
+            <w:hideMark/>
+          </w:tcPr>
+          <w:p>
+            <w:pPr>
+              <w:spacing w:after="160" w:line="278" w:lineRule="auto"/>
+            </w:pPr>
+            <w:r>
+              <w:t>Открывается главное окно с панелью «Оператор»</w:t>
+            </w:r>
+          </w:p>
+        </w:tc>
+      </w:tr>
+      <w:tr>
+        <w:trPr>
+          <w:jc w:val="center"/>
+        </w:trPr>
+        <w:tc>
+          <w:tcPr>
+            <w:tcW w:w="0" w:type="auto"/>
+            <w:hideMark/>
+          </w:tcPr>
+          <w:p>
+            <w:pPr>
+              <w:spacing w:after="160" w:line="278" w:lineRule="auto"/>
+            </w:pPr>
+            <w:r>
+              <w:rPr>
+                <w:b/>
+                <w:bCs/>
+              </w:rPr>
+              <w:t>Фактический результат</w:t>
+            </w:r>
+          </w:p>
+        </w:tc>
+        <w:tc>
+          <w:tcPr>
+            <w:tcW w:w="0" w:type="auto"/>
+            <w:hideMark/>
+          </w:tcPr>
+          <w:p>
+            <w:pPr>
+              <w:spacing w:after="160" w:line="278" w:lineRule="auto"/>
+            </w:pPr>
+            <w:r>
+              <w:t>Соответствует</w:t>
+            </w:r>
+          </w:p>
+        </w:tc>
+      </w:tr>
+      <w:tr>
+        <w:trPr>
+          <w:jc w:val="center"/>
+        </w:trPr>
+        <w:tc>
+          <w:tcPr>
+            <w:tcW w:w="0" w:type="auto"/>
+            <w:hideMark/>
+          </w:tcPr>
+          <w:p>
+            <w:pPr>
+              <w:spacing w:after="160" w:line="278" w:lineRule="auto"/>
+            </w:pPr>
+            <w:r>
+              <w:rPr>
+                <w:b/>
+                <w:bCs/>
+              </w:rPr>
+              <w:t>Статус</w:t>
+            </w:r>
+          </w:p>
+        </w:tc>
+        <w:tc>
+          <w:tcPr>
+            <w:tcW w:w="0" w:type="auto"/>
+            <w:hideMark/>
+          </w:tcPr>
+          <w:p>
+            <w:pPr>
+              <w:spacing w:after="160" w:line="278" w:lineRule="auto"/>
+            </w:pPr>
+            <w:r>
+              <w:t>Пройден</w:t>
+            </w:r>
+          </w:p>
+        </w:tc>
+      </w:tr>
+    </w:tbl>
+    <w:p>
+      <w:pPr>
+        <w:spacing w:line="360" w:lineRule="auto"/>
+        <w:ind w:firstLine="709"/>
+        <w:jc w:val="both"/>
+        <w:rPr>
+          <w:sz w:val="28"/>
+          <w:szCs w:val="28"/>
+        </w:rPr>
+      </w:pPr>
+    </w:p>
+    <w:p>
+      <w:pPr>
+        <w:spacing w:line="360" w:lineRule="auto"/>
+        <w:ind w:firstLine="709"/>
+        <w:jc w:val="both"/>
+        <w:rPr>
+          <w:sz w:val="28"/>
+          <w:szCs w:val="28"/>
+        </w:rPr>
+      </w:pPr>
+      <w:r>
+        <w:rPr>
+          <w:sz w:val="28"/>
+          <w:szCs w:val="28"/>
+        </w:rPr>
+        <w:t>Все тесты завершились успешно, что подтверждает соответствие реализованной функциональности требованиям.</w:t>
+      </w:r>
+    </w:p>
+    <w:p>
+      <w:pPr>
+        <w:pStyle w:val="a6"/>
+        <w:numPr>
+          <w:ilvl w:val="1"/>
+          <w:numId w:val="5"/>
+        </w:numPr>
+        <w:spacing w:line="360" w:lineRule="auto"/>
+        <w:ind w:left="0" w:firstLine="709"/>
+        <w:jc w:val="both"/>
+        <w:rPr>
+          <w:b/>
+          <w:bCs/>
+          <w:sz w:val="28"/>
+          <w:szCs w:val="28"/>
+        </w:rPr>
+      </w:pPr>
+      <w:r>
+        <w:rPr>
+          <w:b/>
+          <w:bCs/>
+          <w:sz w:val="28"/>
+          <w:szCs w:val="28"/>
+        </w:rPr>
+        <w:t>Модульное тестирование</w:t>
+      </w:r>
+    </w:p>
+    <w:p>
+      <w:pPr>
+        <w:spacing w:line="360" w:lineRule="auto"/>
+        <w:ind w:firstLine="709"/>
+        <w:jc w:val="both"/>
+        <w:rPr>
+          <w:sz w:val="28"/>
+          <w:szCs w:val="28"/>
+        </w:rPr>
+      </w:pPr>
+      <w:r>
+        <w:rPr>
+          <w:sz w:val="28"/>
+          <w:szCs w:val="28"/>
+        </w:rPr>
+        <w:t xml:space="preserve">Модульное тестирование проведено для клиентского сервиса </w:t>
+      </w:r>
+      <w:proofErr w:type="spellStart"/>
+      <w:r>
+        <w:rPr>
+          <w:sz w:val="28"/>
+          <w:szCs w:val="28"/>
+        </w:rPr>
+        <w:t>ApiService</w:t>
+      </w:r>
+      <w:proofErr w:type="spellEnd"/>
+      <w:r>
+        <w:rPr>
+          <w:sz w:val="28"/>
+          <w:szCs w:val="28"/>
+        </w:rPr>
+        <w:t xml:space="preserve"> с использованием фреймворков </w:t>
+      </w:r>
+      <w:proofErr w:type="spellStart"/>
+      <w:r>
+        <w:rPr>
+          <w:sz w:val="28"/>
+          <w:szCs w:val="28"/>
+        </w:rPr>
+        <w:t>NUnit</w:t>
+      </w:r>
+      <w:proofErr w:type="spellEnd"/>
+      <w:r>
+        <w:rPr>
+          <w:sz w:val="28"/>
+          <w:szCs w:val="28"/>
+        </w:rPr>
+        <w:t xml:space="preserve"> и </w:t>
+      </w:r>
+      <w:proofErr w:type="spellStart"/>
+      <w:r>
+        <w:rPr>
+          <w:sz w:val="28"/>
+          <w:szCs w:val="28"/>
+        </w:rPr>
+        <w:t>Moq</w:t>
+      </w:r>
+      <w:proofErr w:type="spellEnd"/>
+      <w:r>
+        <w:rPr>
+          <w:sz w:val="28"/>
+          <w:szCs w:val="28"/>
+        </w:rPr>
+        <w:t xml:space="preserve">. Были протестированы сценарии успешного выполнения запросов, ошибок аутентификации, сетевых исключений и проверки добавления заголовков. Результаты тестирования показаны на Рисунке </w:t>
+      </w:r>
+      <w:r>
+        <w:rPr>
+          <w:sz w:val="28"/>
+          <w:szCs w:val="28"/>
+        </w:rPr>
+        <w:t>7</w:t>
+      </w:r>
+      <w:r>
+        <w:rPr>
+          <w:sz w:val="28"/>
+          <w:szCs w:val="28"/>
+        </w:rPr>
+        <w:t>.</w:t>
+      </w:r>
+    </w:p>
+    <w:p>
+      <w:pPr>
+        <w:spacing w:line="360" w:lineRule="auto"/>
+        <w:jc w:val="center"/>
+        <w:rPr>
+          <w:sz w:val="28"/>
+          <w:szCs w:val="28"/>
+          <w:lang w:val="en-US"/>
+        </w:rPr>
+      </w:pPr>
+      <w:r>
+        <w:rPr>
+          <w:noProof/>
+          <w:sz w:val="28"/>
+          <w:szCs w:val="28"/>
+          <w:lang w:val="en-US"/>
+        </w:rPr>
+        <w:lastRenderedPageBreak/>
+        <w:drawing>
+          <wp:inline distT="0" distB="0" distL="0" distR="0" wp14:anchorId="7D967883" wp14:editId="05ACFACC">
+            <wp:extent cx="2772508" cy="883220"/>
+            <wp:effectExtent l="0" t="0" r="0" b="0"/>
+            <wp:docPr id="7" name="Рисунок 7"/>
+            <wp:cNvGraphicFramePr>
+              <a:graphicFrameLocks xmlns:a="http://schemas.openxmlformats.org/drawingml/2006/main" noChangeAspect="1"/>
+            </wp:cNvGraphicFramePr>
+            <a:graphic xmlns:a="http://schemas.openxmlformats.org/drawingml/2006/main">
+              <a:graphicData uri="http://schemas.openxmlformats.org/drawingml/2006/picture">
+                <pic:pic xmlns:pic="http://schemas.openxmlformats.org/drawingml/2006/picture">
+                  <pic:nvPicPr>
+                    <pic:cNvPr id="1" name=""/>
+                    <pic:cNvPicPr/>
+                  </pic:nvPicPr>
+                  <pic:blipFill>
+                    <a:blip r:embed="rId13"/>
+                    <a:stretch>
+                      <a:fillRect/>
+                    </a:stretch>
+                  </pic:blipFill>
+                  <pic:spPr>
+                    <a:xfrm>
+                      <a:off x="0" y="0"/>
+                      <a:ext cx="2798325" cy="891444"/>
+                    </a:xfrm>
+                    <a:prstGeom prst="rect">
+                      <a:avLst/>
+                    </a:prstGeom>
+                  </pic:spPr>
+                </pic:pic>
+              </a:graphicData>
+            </a:graphic>
+          </wp:inline>
+        </w:drawing>
+      </w:r>
+    </w:p>
+    <w:p>
+      <w:pPr>
+        <w:spacing w:line="360" w:lineRule="auto"/>
+        <w:jc w:val="center"/>
+        <w:rPr>
+          <w:sz w:val="28"/>
+          <w:szCs w:val="28"/>
+        </w:rPr>
+      </w:pPr>
+      <w:r>
+        <w:rPr>
+          <w:sz w:val="28"/>
+          <w:szCs w:val="28"/>
+        </w:rPr>
+        <w:t xml:space="preserve">Рисунок </w:t>
+      </w:r>
+      <w:r>
+        <w:rPr>
+          <w:sz w:val="28"/>
+          <w:szCs w:val="28"/>
+        </w:rPr>
+        <w:t>7</w:t>
+      </w:r>
+      <w:r>
+        <w:rPr>
+          <w:sz w:val="28"/>
+          <w:szCs w:val="28"/>
+        </w:rPr>
+        <w:t xml:space="preserve"> – Результаты модульного тестирования</w:t>
+      </w:r>
+    </w:p>
+    <w:p>
+      <w:pPr>
+        <w:spacing w:line="360" w:lineRule="auto"/>
+        <w:jc w:val="center"/>
+        <w:rPr>
+          <w:sz w:val="28"/>
+          <w:szCs w:val="28"/>
+        </w:rPr>
+      </w:pPr>
+    </w:p>
+    <w:p>
+      <w:pPr>
+        <w:spacing w:line="360" w:lineRule="auto"/>
+        <w:jc w:val="both"/>
+        <w:rPr>
+          <w:sz w:val="28"/>
+          <w:szCs w:val="28"/>
+        </w:rPr>
+      </w:pPr>
+      <w:r>
+        <w:rPr>
+          <w:sz w:val="28"/>
+          <w:szCs w:val="28"/>
+        </w:rPr>
+        <w:t>Листинг 1 демонстрирует пример теста.</w:t>
+      </w:r>
+    </w:p>
+    <w:tbl>
+      <w:tblPr>
+        <w:tblStyle w:val="a8"/>
+        <w:tblW w:w="0" w:type="auto"/>
+        <w:tblLook w:val="04A0" w:firstRow="1" w:lastRow="0" w:firstColumn="1" w:lastColumn="0" w:noHBand="0" w:noVBand="1"/>
+      </w:tblPr>
+      <w:tblGrid>
+        <w:gridCol w:w="9627"/>
+      </w:tblGrid>
+      <w:tr>
+        <w:tc>
+          <w:tcPr>
+            <w:tcW w:w="9627" w:type="dxa"/>
+          </w:tcPr>
+          <w:p>
+            <w:pPr>
+              <w:spacing w:line="360" w:lineRule="auto"/>
+              <w:jc w:val="both"/>
+              <w:rPr>
+                <w:rFonts w:ascii="Consolas" w:hAnsi="Consolas"/>
+                <w:sz w:val="20"/>
+                <w:szCs w:val="20"/>
+                <w:lang w:val="en-US"/>
+              </w:rPr>
+            </w:pPr>
+            <w:r>
+              <w:rPr>
+                <w:rFonts w:ascii="Consolas" w:hAnsi="Consolas"/>
+                <w:sz w:val="20"/>
+                <w:szCs w:val="20"/>
+                <w:lang w:val="en-US"/>
+              </w:rPr>
+              <w:t>[Test]</w:t>
+            </w:r>
+          </w:p>
+          <w:p>
+            <w:pPr>
+              <w:spacing w:line="360" w:lineRule="auto"/>
+              <w:jc w:val="both"/>
+              <w:rPr>
+                <w:rFonts w:ascii="Consolas" w:hAnsi="Consolas"/>
+                <w:sz w:val="20"/>
+                <w:szCs w:val="20"/>
+                <w:lang w:val="en-US"/>
+              </w:rPr>
+            </w:pPr>
+            <w:r>
+              <w:rPr>
+                <w:rFonts w:ascii="Consolas" w:hAnsi="Consolas"/>
+                <w:sz w:val="20"/>
+                <w:szCs w:val="20"/>
+                <w:lang w:val="en-US"/>
+              </w:rPr>
+              <w:t xml:space="preserve">public async Task </w:t>
+            </w:r>
+            <w:proofErr w:type="spellStart"/>
+            <w:r>
+              <w:rPr>
+                <w:rFonts w:ascii="Consolas" w:hAnsi="Consolas"/>
+                <w:sz w:val="20"/>
+                <w:szCs w:val="20"/>
+                <w:lang w:val="en-US"/>
+              </w:rPr>
+              <w:t>Unauthorized_Access_Statuses_</w:t>
+            </w:r>
+            <w:proofErr w:type="gramStart"/>
+            <w:r>
+              <w:rPr>
+                <w:rFonts w:ascii="Consolas" w:hAnsi="Consolas"/>
+                <w:sz w:val="20"/>
+                <w:szCs w:val="20"/>
+                <w:lang w:val="en-US"/>
+              </w:rPr>
+              <w:t>Denied</w:t>
+            </w:r>
+            <w:proofErr w:type="spellEnd"/>
+            <w:r>
+              <w:rPr>
+                <w:rFonts w:ascii="Consolas" w:hAnsi="Consolas"/>
+                <w:sz w:val="20"/>
+                <w:szCs w:val="20"/>
+                <w:lang w:val="en-US"/>
+              </w:rPr>
+              <w:t>(</w:t>
+            </w:r>
+            <w:proofErr w:type="gramEnd"/>
+            <w:r>
+              <w:rPr>
+                <w:rFonts w:ascii="Consolas" w:hAnsi="Consolas"/>
+                <w:sz w:val="20"/>
+                <w:szCs w:val="20"/>
+                <w:lang w:val="en-US"/>
+              </w:rPr>
+              <w:t>)</w:t>
+            </w:r>
+          </w:p>
+          <w:p>
+            <w:pPr>
+              <w:spacing w:line="360" w:lineRule="auto"/>
+              <w:jc w:val="both"/>
+              <w:rPr>
+                <w:rFonts w:ascii="Consolas" w:hAnsi="Consolas"/>
+                <w:sz w:val="20"/>
+                <w:szCs w:val="20"/>
+                <w:lang w:val="en-US"/>
+              </w:rPr>
+            </w:pPr>
+            <w:r>
+              <w:rPr>
+                <w:rFonts w:ascii="Consolas" w:hAnsi="Consolas"/>
+                <w:sz w:val="20"/>
+                <w:szCs w:val="20"/>
+                <w:lang w:val="en-US"/>
+              </w:rPr>
+              <w:t>{</w:t>
+            </w:r>
+          </w:p>
+          <w:p>
+            <w:pPr>
+              <w:spacing w:line="360" w:lineRule="auto"/>
+              <w:jc w:val="both"/>
+              <w:rPr>
+                <w:rFonts w:ascii="Consolas" w:hAnsi="Consolas"/>
+                <w:sz w:val="20"/>
+                <w:szCs w:val="20"/>
+                <w:lang w:val="en-US"/>
+              </w:rPr>
+            </w:pPr>
+            <w:r>
+              <w:rPr>
+                <w:rFonts w:ascii="Consolas" w:hAnsi="Consolas"/>
+                <w:sz w:val="20"/>
+                <w:szCs w:val="20"/>
+                <w:lang w:val="en-US"/>
+              </w:rPr>
+              <w:t xml:space="preserve">    </w:t>
+            </w:r>
+            <w:proofErr w:type="spellStart"/>
+            <w:proofErr w:type="gramStart"/>
+            <w:r>
+              <w:rPr>
+                <w:rFonts w:ascii="Consolas" w:hAnsi="Consolas"/>
+                <w:sz w:val="20"/>
+                <w:szCs w:val="20"/>
+                <w:lang w:val="en-US"/>
+              </w:rPr>
+              <w:t>ClearAuthHeaders</w:t>
+            </w:r>
+            <w:proofErr w:type="spellEnd"/>
+            <w:r>
+              <w:rPr>
+                <w:rFonts w:ascii="Consolas" w:hAnsi="Consolas"/>
+                <w:sz w:val="20"/>
+                <w:szCs w:val="20"/>
+                <w:lang w:val="en-US"/>
+              </w:rPr>
+              <w:t>(</w:t>
+            </w:r>
+            <w:proofErr w:type="gramEnd"/>
+            <w:r>
+              <w:rPr>
+                <w:rFonts w:ascii="Consolas" w:hAnsi="Consolas"/>
+                <w:sz w:val="20"/>
+                <w:szCs w:val="20"/>
+                <w:lang w:val="en-US"/>
+              </w:rPr>
+              <w:t>);</w:t>
+            </w:r>
+          </w:p>
+          <w:p>
+            <w:pPr>
+              <w:spacing w:line="360" w:lineRule="auto"/>
+              <w:jc w:val="both"/>
+              <w:rPr>
+                <w:rFonts w:ascii="Consolas" w:hAnsi="Consolas"/>
+                <w:sz w:val="20"/>
+                <w:szCs w:val="20"/>
+                <w:lang w:val="en-US"/>
+              </w:rPr>
+            </w:pPr>
+            <w:r>
+              <w:rPr>
+                <w:rFonts w:ascii="Consolas" w:hAnsi="Consolas"/>
+                <w:sz w:val="20"/>
+                <w:szCs w:val="20"/>
+                <w:lang w:val="en-US"/>
+              </w:rPr>
+              <w:t xml:space="preserve">    var response = await _</w:t>
+            </w:r>
+            <w:proofErr w:type="spellStart"/>
+            <w:proofErr w:type="gramStart"/>
+            <w:r>
+              <w:rPr>
+                <w:rFonts w:ascii="Consolas" w:hAnsi="Consolas"/>
+                <w:sz w:val="20"/>
+                <w:szCs w:val="20"/>
+                <w:lang w:val="en-US"/>
+              </w:rPr>
+              <w:t>client.GetAsync</w:t>
+            </w:r>
+            <w:proofErr w:type="spellEnd"/>
+            <w:proofErr w:type="gramEnd"/>
+            <w:r>
+              <w:rPr>
+                <w:rFonts w:ascii="Consolas" w:hAnsi="Consolas"/>
+                <w:sz w:val="20"/>
+                <w:szCs w:val="20"/>
+                <w:lang w:val="en-US"/>
+              </w:rPr>
+              <w:t>("/</w:t>
+            </w:r>
+            <w:proofErr w:type="spellStart"/>
+            <w:r>
+              <w:rPr>
+                <w:rFonts w:ascii="Consolas" w:hAnsi="Consolas"/>
+                <w:sz w:val="20"/>
+                <w:szCs w:val="20"/>
+                <w:lang w:val="en-US"/>
+              </w:rPr>
+              <w:t>api</w:t>
+            </w:r>
+            <w:proofErr w:type="spellEnd"/>
+            <w:r>
+              <w:rPr>
+                <w:rFonts w:ascii="Consolas" w:hAnsi="Consolas"/>
+                <w:sz w:val="20"/>
+                <w:szCs w:val="20"/>
+                <w:lang w:val="en-US"/>
+              </w:rPr>
+              <w:t>/statuses");</w:t>
+            </w:r>
+          </w:p>
+          <w:p>
+            <w:pPr>
+              <w:spacing w:line="360" w:lineRule="auto"/>
+              <w:jc w:val="both"/>
+              <w:rPr>
+                <w:rFonts w:ascii="Consolas" w:hAnsi="Consolas"/>
+                <w:sz w:val="20"/>
+                <w:szCs w:val="20"/>
+                <w:lang w:val="en-US"/>
+              </w:rPr>
+            </w:pPr>
+            <w:r>
+              <w:rPr>
+                <w:rFonts w:ascii="Consolas" w:hAnsi="Consolas"/>
+                <w:sz w:val="20"/>
+                <w:szCs w:val="20"/>
+                <w:lang w:val="en-US"/>
+              </w:rPr>
+              <w:t xml:space="preserve">    </w:t>
+            </w:r>
+            <w:proofErr w:type="spellStart"/>
+            <w:r>
+              <w:rPr>
+                <w:rFonts w:ascii="Consolas" w:hAnsi="Consolas"/>
+                <w:sz w:val="20"/>
+                <w:szCs w:val="20"/>
+                <w:lang w:val="en-US"/>
+              </w:rPr>
+              <w:t>Assert.That</w:t>
+            </w:r>
+            <w:proofErr w:type="spellEnd"/>
+            <w:r>
+              <w:rPr>
+                <w:rFonts w:ascii="Consolas" w:hAnsi="Consolas"/>
+                <w:sz w:val="20"/>
+                <w:szCs w:val="20"/>
+                <w:lang w:val="en-US"/>
+              </w:rPr>
+              <w:t>(</w:t>
+            </w:r>
+            <w:proofErr w:type="spellStart"/>
+            <w:proofErr w:type="gramStart"/>
+            <w:r>
+              <w:rPr>
+                <w:rFonts w:ascii="Consolas" w:hAnsi="Consolas"/>
+                <w:sz w:val="20"/>
+                <w:szCs w:val="20"/>
+                <w:lang w:val="en-US"/>
+              </w:rPr>
+              <w:t>response.StatusCode</w:t>
+            </w:r>
+            <w:proofErr w:type="spellEnd"/>
+            <w:proofErr w:type="gramEnd"/>
+            <w:r>
+              <w:rPr>
+                <w:rFonts w:ascii="Consolas" w:hAnsi="Consolas"/>
+                <w:sz w:val="20"/>
+                <w:szCs w:val="20"/>
+                <w:lang w:val="en-US"/>
+              </w:rPr>
+              <w:t xml:space="preserve">, </w:t>
+            </w:r>
+            <w:proofErr w:type="spellStart"/>
+            <w:r>
+              <w:rPr>
+                <w:rFonts w:ascii="Consolas" w:hAnsi="Consolas"/>
+                <w:sz w:val="20"/>
+                <w:szCs w:val="20"/>
+                <w:lang w:val="en-US"/>
+              </w:rPr>
+              <w:t>Is.EqualTo</w:t>
+            </w:r>
+            <w:proofErr w:type="spellEnd"/>
+            <w:r>
+              <w:rPr>
+                <w:rFonts w:ascii="Consolas" w:hAnsi="Consolas"/>
+                <w:sz w:val="20"/>
+                <w:szCs w:val="20"/>
+                <w:lang w:val="en-US"/>
+              </w:rPr>
+              <w:t>(</w:t>
+            </w:r>
+            <w:proofErr w:type="spellStart"/>
+            <w:r>
+              <w:rPr>
+                <w:rFonts w:ascii="Consolas" w:hAnsi="Consolas"/>
+                <w:sz w:val="20"/>
+                <w:szCs w:val="20"/>
+                <w:lang w:val="en-US"/>
+              </w:rPr>
+              <w:t>HttpStatusCode.Unauthorized</w:t>
+            </w:r>
+            <w:proofErr w:type="spellEnd"/>
+            <w:r>
+              <w:rPr>
+                <w:rFonts w:ascii="Consolas" w:hAnsi="Consolas"/>
+                <w:sz w:val="20"/>
+                <w:szCs w:val="20"/>
+                <w:lang w:val="en-US"/>
+              </w:rPr>
+              <w:t>));</w:t>
+            </w:r>
+          </w:p>
+          <w:p>
+            <w:pPr>
+              <w:spacing w:line="360" w:lineRule="auto"/>
+              <w:jc w:val="both"/>
+              <w:rPr>
+                <w:rFonts w:ascii="Consolas" w:hAnsi="Consolas"/>
+                <w:sz w:val="20"/>
+                <w:szCs w:val="20"/>
+                <w:lang w:val="en-US"/>
+              </w:rPr>
+            </w:pPr>
+            <w:r>
+              <w:rPr>
+                <w:rFonts w:ascii="Consolas" w:hAnsi="Consolas"/>
+                <w:sz w:val="20"/>
+                <w:szCs w:val="20"/>
+              </w:rPr>
+              <w:t>}</w:t>
+            </w:r>
+          </w:p>
+        </w:tc>
+      </w:tr>
+    </w:tbl>
+    <w:p>
+      <w:pPr>
+        <w:spacing w:line="360" w:lineRule="auto"/>
+        <w:jc w:val="center"/>
+        <w:rPr>
+          <w:sz w:val="28"/>
+          <w:szCs w:val="28"/>
+        </w:rPr>
+      </w:pPr>
+      <w:r>
+        <w:rPr>
+          <w:sz w:val="28"/>
+          <w:szCs w:val="28"/>
+        </w:rPr>
+        <w:t>Листинг 1 – Модульный тест обработки ошибки 401</w:t>
+      </w:r>
+    </w:p>
+    <w:p>
+      <w:pPr>
+        <w:spacing w:line="360" w:lineRule="auto"/>
+        <w:jc w:val="center"/>
+        <w:rPr>
+          <w:sz w:val="28"/>
+          <w:szCs w:val="28"/>
+        </w:rPr>
+      </w:pPr>
+    </w:p>
+    <w:p>
+      <w:pPr>
+        <w:pStyle w:val="a6"/>
+        <w:numPr>
+          <w:ilvl w:val="1"/>
+          <w:numId w:val="5"/>
+        </w:numPr>
+        <w:spacing w:line="360" w:lineRule="auto"/>
+        <w:ind w:left="0" w:firstLine="709"/>
+        <w:jc w:val="both"/>
+        <w:rPr>
+          <w:b/>
+          <w:bCs/>
+          <w:sz w:val="28"/>
+          <w:szCs w:val="28"/>
+        </w:rPr>
+      </w:pPr>
+      <w:r>
+        <w:rPr>
+          <w:b/>
+          <w:bCs/>
+          <w:sz w:val="28"/>
+          <w:szCs w:val="28"/>
+        </w:rPr>
+        <w:t>Интеграционное тестирование</w:t>
+      </w:r>
+    </w:p>
+    <w:p>
+      <w:pPr>
+        <w:spacing w:line="360" w:lineRule="auto"/>
+        <w:ind w:firstLine="709"/>
+        <w:jc w:val="both"/>
+        <w:rPr>
+          <w:sz w:val="28"/>
+          <w:szCs w:val="28"/>
+        </w:rPr>
+      </w:pPr>
+      <w:r>
+        <w:rPr>
+          <w:sz w:val="28"/>
+          <w:szCs w:val="28"/>
+        </w:rPr>
+        <w:t xml:space="preserve">Интеграционные тесты выполнены для API с помощью </w:t>
+      </w:r>
+      <w:proofErr w:type="spellStart"/>
+      <w:r>
+        <w:rPr>
+          <w:sz w:val="28"/>
+          <w:szCs w:val="28"/>
+          <w:lang w:val="en-US"/>
+        </w:rPr>
+        <w:t>WebApplicationFactory</w:t>
+      </w:r>
+      <w:proofErr w:type="spellEnd"/>
+      <w:r>
+        <w:rPr>
+          <w:sz w:val="28"/>
+          <w:szCs w:val="28"/>
+          <w:lang w:val="en-US"/>
+        </w:rPr>
+        <w:t xml:space="preserve"> </w:t>
+      </w:r>
+      <w:r>
+        <w:rPr>
+          <w:sz w:val="28"/>
+          <w:szCs w:val="28"/>
+        </w:rPr>
+        <w:t>и</w:t>
+      </w:r>
+      <w:r>
+        <w:rPr>
+          <w:sz w:val="28"/>
+          <w:szCs w:val="28"/>
+          <w:lang w:val="en-US"/>
+        </w:rPr>
+        <w:t xml:space="preserve"> in-memory </w:t>
+      </w:r>
+      <w:r>
+        <w:rPr>
+          <w:sz w:val="28"/>
+          <w:szCs w:val="28"/>
+        </w:rPr>
+        <w:t>базы</w:t>
+      </w:r>
+      <w:r>
+        <w:rPr>
+          <w:sz w:val="28"/>
+          <w:szCs w:val="28"/>
+          <w:lang w:val="en-US"/>
+        </w:rPr>
+        <w:t xml:space="preserve"> </w:t>
+      </w:r>
+      <w:r>
+        <w:rPr>
+          <w:sz w:val="28"/>
+          <w:szCs w:val="28"/>
+        </w:rPr>
+        <w:t>данных</w:t>
+      </w:r>
+      <w:r>
+        <w:rPr>
+          <w:sz w:val="28"/>
+          <w:szCs w:val="28"/>
+          <w:lang w:val="en-US"/>
+        </w:rPr>
+        <w:t xml:space="preserve">. </w:t>
+      </w:r>
+      <w:r>
+        <w:rPr>
+          <w:sz w:val="28"/>
+          <w:szCs w:val="28"/>
+        </w:rPr>
+        <w:t xml:space="preserve">Сценарии включают полный жизненный цикл обращения (регистрация, вход, создание, получение списка, удаление), работу оператора по обновлению статуса и назначению исполнителя, доступ администратора к списку пользователей и проверку отказа в доступе без авторизации. Все тесты прошли успешно (Рисунок </w:t>
+      </w:r>
+      <w:r>
+        <w:rPr>
+          <w:sz w:val="28"/>
+          <w:szCs w:val="28"/>
+        </w:rPr>
+        <w:t>8</w:t>
+      </w:r>
+      <w:r>
+        <w:rPr>
+          <w:sz w:val="28"/>
+          <w:szCs w:val="28"/>
+        </w:rPr>
+        <w:t>).</w:t>
+      </w:r>
+    </w:p>
+    <w:p>
+      <w:pPr>
+        <w:spacing w:line="360" w:lineRule="auto"/>
+        <w:jc w:val="center"/>
+        <w:rPr>
+          <w:sz w:val="28"/>
+          <w:szCs w:val="28"/>
+          <w:lang w:val="en-US"/>
+        </w:rPr>
+      </w:pPr>
+      <w:r>
+        <w:rPr>
+          <w:i/>
+          <w:iCs/>
+          <w:noProof/>
+          <w:sz w:val="28"/>
+          <w:szCs w:val="28"/>
+        </w:rPr>
+        <w:drawing>
+          <wp:inline distT="0" distB="0" distL="0" distR="0" wp14:anchorId="69232A50" wp14:editId="051B3EF8">
+            <wp:extent cx="3317631" cy="987681"/>
+            <wp:effectExtent l="0" t="0" r="0" b="3175"/>
+            <wp:docPr id="6" name="Рисунок 6"/>
+            <wp:cNvGraphicFramePr>
+              <a:graphicFrameLocks xmlns:a="http://schemas.openxmlformats.org/drawingml/2006/main" noChangeAspect="1"/>
+            </wp:cNvGraphicFramePr>
+            <a:graphic xmlns:a="http://schemas.openxmlformats.org/drawingml/2006/main">
+              <a:graphicData uri="http://schemas.openxmlformats.org/drawingml/2006/picture">
+                <pic:pic xmlns:pic="http://schemas.openxmlformats.org/drawingml/2006/picture">
+                  <pic:nvPicPr>
+                    <pic:cNvPr id="1" name=""/>
+                    <pic:cNvPicPr/>
+                  </pic:nvPicPr>
+                  <pic:blipFill>
+                    <a:blip r:embed="rId14"/>
+                    <a:stretch>
+                      <a:fillRect/>
+                    </a:stretch>
+                  </pic:blipFill>
+                  <pic:spPr>
+                    <a:xfrm>
+                      <a:off x="0" y="0"/>
+                      <a:ext cx="3326874" cy="990433"/>
+                    </a:xfrm>
+                    <a:prstGeom prst="rect">
+                      <a:avLst/>
+                    </a:prstGeom>
+                  </pic:spPr>
+                </pic:pic>
+              </a:graphicData>
+            </a:graphic>
+          </wp:inline>
+        </w:drawing>
+      </w:r>
+    </w:p>
+    <w:p>
+      <w:pPr>
+        <w:spacing w:line="360" w:lineRule="auto"/>
+        <w:jc w:val="center"/>
+        <w:rPr>
+          <w:sz w:val="28"/>
+          <w:szCs w:val="28"/>
+        </w:rPr>
+      </w:pPr>
+      <w:r>
+        <w:rPr>
+          <w:sz w:val="28"/>
+          <w:szCs w:val="28"/>
+        </w:rPr>
+        <w:t xml:space="preserve">Рисунок </w:t>
+      </w:r>
+      <w:r>
+        <w:rPr>
+          <w:sz w:val="28"/>
+          <w:szCs w:val="28"/>
+        </w:rPr>
+        <w:t>8</w:t>
+      </w:r>
+      <w:r>
+        <w:rPr>
+          <w:sz w:val="28"/>
+          <w:szCs w:val="28"/>
+        </w:rPr>
+        <w:t xml:space="preserve"> – Результаты интеграционного тестирования</w:t>
+      </w:r>
+    </w:p>
+    <w:p>
+      <w:pPr>
+        <w:spacing w:line="360" w:lineRule="auto"/>
+        <w:jc w:val="center"/>
+        <w:rPr>
+          <w:sz w:val="28"/>
+          <w:szCs w:val="28"/>
+          <w:lang w:val="en-US"/>
+        </w:rPr>
+      </w:pPr>
+    </w:p>
+    <w:p>
+      <w:pPr>
+        <w:pStyle w:val="a6"/>
+        <w:numPr>
+          <w:ilvl w:val="1"/>
+          <w:numId w:val="5"/>
+        </w:numPr>
+        <w:spacing w:line="360" w:lineRule="auto"/>
+        <w:ind w:left="0" w:firstLine="709"/>
+        <w:jc w:val="both"/>
+        <w:rPr>
+          <w:b/>
+          <w:bCs/>
+          <w:sz w:val="28"/>
+          <w:szCs w:val="28"/>
+        </w:rPr>
+      </w:pPr>
+      <w:r>
+        <w:rPr>
+          <w:b/>
+          <w:bCs/>
+          <w:sz w:val="28"/>
+          <w:szCs w:val="28"/>
+        </w:rPr>
+        <w:t>Фиксация результатов в системе контроля версий</w:t>
+      </w:r>
+    </w:p>
+    <w:p>
+      <w:pPr>
+        <w:spacing w:line="360" w:lineRule="auto"/>
+        <w:ind w:firstLine="709"/>
+        <w:jc w:val="both"/>
+        <w:rPr>
+          <w:sz w:val="28"/>
+          <w:szCs w:val="28"/>
+          <w:lang w:val="en-US"/>
+        </w:rPr>
+      </w:pPr>
+      <w:r>
+        <w:rPr>
+          <w:sz w:val="28"/>
+          <w:szCs w:val="28"/>
+        </w:rPr>
+        <w:t xml:space="preserve">Исходный код проекта размещён в системе контроля версий </w:t>
+      </w:r>
+      <w:proofErr w:type="spellStart"/>
+      <w:r>
+        <w:rPr>
+          <w:sz w:val="28"/>
+          <w:szCs w:val="28"/>
+        </w:rPr>
+        <w:t>Git</w:t>
+      </w:r>
+      <w:proofErr w:type="spellEnd"/>
+      <w:r>
+        <w:rPr>
+          <w:sz w:val="28"/>
+          <w:szCs w:val="28"/>
+        </w:rPr>
+        <w:t xml:space="preserve">. В процессе работы регулярно выполнялись коммиты с осмысленными сообщениями, фиксирующие ключевые изменения: создание структуры проекта, </w:t>
+      </w:r>
+      <w:r>
+        <w:rPr>
+          <w:sz w:val="28"/>
+          <w:szCs w:val="28"/>
+        </w:rPr>
+        <w:lastRenderedPageBreak/>
+        <w:t>реализацию API, перевод клиента на API, исправление ошибок, добавление тестов и документации. Репозиторий обеспечивает сохранность истории разработки и возможность отката к предыдущим состояниям.</w:t>
+      </w:r>
+      <w:r>
+        <w:rPr>
+          <w:sz w:val="28"/>
+          <w:szCs w:val="28"/>
+        </w:rPr>
+        <w:t xml:space="preserve"> </w:t>
+      </w:r>
+      <w:r>
+        <w:rPr>
+          <w:sz w:val="28"/>
+          <w:szCs w:val="28"/>
+        </w:rPr>
+        <w:t>Репозиторий доступен публично</w:t>
+      </w:r>
+      <w:r>
+        <w:rPr>
+          <w:sz w:val="28"/>
+          <w:szCs w:val="28"/>
+          <w:lang w:val="en-US"/>
+        </w:rPr>
+        <w:t xml:space="preserve"> - </w:t>
+      </w:r>
+      <w:hyperlink r:id="rId15" w:history="1">
+        <w:r>
+          <w:rPr>
+            <w:rStyle w:val="a5"/>
+            <w:sz w:val="28"/>
+            <w:szCs w:val="28"/>
+            <w:lang w:val="en-US"/>
+          </w:rPr>
+          <w:t>https://github.com/ScioSilentium13/PM02_PrPr_2026</w:t>
+        </w:r>
+      </w:hyperlink>
+      <w:r>
+        <w:rPr>
+          <w:sz w:val="28"/>
+          <w:szCs w:val="28"/>
+          <w:lang w:val="en-US"/>
+        </w:rPr>
+        <w:t>.</w:t>
+      </w:r>
+    </w:p>
+    <w:p>
+      <w:pPr>
+        <w:pStyle w:val="a6"/>
+        <w:numPr>
+          <w:ilvl w:val="1"/>
+          <w:numId w:val="5"/>
+        </w:numPr>
+        <w:spacing w:line="360" w:lineRule="auto"/>
+        <w:ind w:left="0" w:firstLine="709"/>
+        <w:jc w:val="both"/>
+        <w:rPr>
+          <w:b/>
+          <w:bCs/>
+          <w:sz w:val="28"/>
+          <w:szCs w:val="28"/>
+        </w:rPr>
+      </w:pPr>
+      <w:r>
+        <w:rPr>
+          <w:b/>
+          <w:bCs/>
+          <w:sz w:val="28"/>
+          <w:szCs w:val="28"/>
+        </w:rPr>
+        <w:t>Разработка руководства оператора</w:t>
+      </w:r>
+    </w:p>
+    <w:p>
+      <w:pPr>
+        <w:spacing w:line="360" w:lineRule="auto"/>
+        <w:ind w:firstLine="709"/>
+        <w:jc w:val="both"/>
+        <w:rPr>
+          <w:sz w:val="28"/>
+          <w:szCs w:val="28"/>
+          <w:lang w:val="en-US"/>
+        </w:rPr>
+      </w:pPr>
+      <w:r>
+        <w:rPr>
+          <w:sz w:val="28"/>
+          <w:szCs w:val="28"/>
+        </w:rPr>
+        <w:t xml:space="preserve">Разработан документ «Руководство оператора», описывающий порядок работы с приложением для всех категорий пользователей. Документ содержит инструкции по запуску, входу в систему, основным операциям (создание, обработка, удаление обращений, администрирование пользователей) и действиям в нештатных ситуациях. Основное содержание руководства приведено в </w:t>
+      </w:r>
+      <w:r>
+        <w:rPr>
+          <w:sz w:val="28"/>
+          <w:szCs w:val="28"/>
+        </w:rPr>
+        <w:t>репозитории</w:t>
+      </w:r>
+      <w:r>
+        <w:rPr>
+          <w:sz w:val="28"/>
+          <w:szCs w:val="28"/>
+        </w:rPr>
+        <w:t>.</w:t>
+      </w:r>
+    </w:p>
+    <w:p>
+      <w:pPr>
+        <w:pStyle w:val="a6"/>
+        <w:numPr>
+          <w:ilvl w:val="1"/>
+          <w:numId w:val="5"/>
+        </w:numPr>
+        <w:spacing w:line="360" w:lineRule="auto"/>
+        <w:ind w:left="0" w:firstLine="709"/>
+        <w:jc w:val="both"/>
+        <w:rPr>
+          <w:b/>
+          <w:bCs/>
+          <w:sz w:val="28"/>
+          <w:szCs w:val="28"/>
+        </w:rPr>
+      </w:pPr>
+      <w:r>
+        <w:rPr>
+          <w:b/>
+          <w:bCs/>
+          <w:sz w:val="28"/>
+          <w:szCs w:val="28"/>
+        </w:rPr>
+        <w:t>Разработка пояснительной записки</w:t>
+      </w:r>
+    </w:p>
+    <w:p>
+      <w:pPr>
+        <w:spacing w:line="360" w:lineRule="auto"/>
+        <w:ind w:firstLine="709"/>
+        <w:jc w:val="both"/>
+        <w:rPr>
+          <w:sz w:val="28"/>
+          <w:szCs w:val="28"/>
+        </w:rPr>
+      </w:pPr>
+      <w:r>
+        <w:rPr>
+          <w:sz w:val="28"/>
+          <w:szCs w:val="28"/>
+        </w:rPr>
+        <w:t xml:space="preserve">Пояснительная записка содержит описание архитектуры системы, перечень реализованных функций, обоснование технических решений, результаты тестирования и инструкции по развёртыванию. Документ позволяет получить полное представление о программном комплексе, его структуре и логике работы. Полный текст записки представлен в </w:t>
+      </w:r>
+      <w:r>
+        <w:rPr>
+          <w:sz w:val="28"/>
+          <w:szCs w:val="28"/>
+        </w:rPr>
+        <w:t>репозитории</w:t>
+      </w:r>
+      <w:r>
+        <w:rPr>
+          <w:sz w:val="28"/>
+          <w:szCs w:val="28"/>
+        </w:rPr>
+        <w:t>.</w:t>
       </w:r>
     </w:p>
     <w:p>
@@ -1184,337 +5485,252 @@
         <w:pStyle w:val="a6"/>
         <w:numPr>
           <w:ilvl w:val="0"/>
-          <w:numId w:val="1"/>
+          <w:numId w:val="5"/>
         </w:numPr>
-        <w:ind w:left="0" w:right="-284" w:firstLine="0"/>
-        <w:jc w:val="both"/>
-        <w:rPr>
-          <w:sz w:val="28"/>
-          <w:szCs w:val="28"/>
-        </w:rPr>
-      </w:pPr>
-      <w:r>
-        <w:rPr>
-          <w:sz w:val="28"/>
-          <w:szCs w:val="28"/>
-        </w:rPr>
-        <w:t>Спроектировать на основ</w:t>
-      </w:r>
-      <w:r>
-        <w:rPr>
-          <w:sz w:val="28"/>
-          <w:szCs w:val="28"/>
-        </w:rPr>
-        <w:t>е</w:t>
-      </w:r>
-      <w:r>
-        <w:rPr>
-          <w:sz w:val="28"/>
-          <w:szCs w:val="28"/>
-        </w:rPr>
-        <w:t xml:space="preserve"> предметной области </w:t>
-      </w:r>
-      <w:r>
-        <w:rPr>
-          <w:sz w:val="28"/>
-          <w:szCs w:val="28"/>
-        </w:rPr>
-        <w:t>базу данных</w:t>
-      </w:r>
-    </w:p>
-    <w:p>
-      <w:pPr>
-        <w:pStyle w:val="a6"/>
+        <w:spacing w:line="360" w:lineRule="auto"/>
+        <w:ind w:left="284" w:hanging="284"/>
+        <w:jc w:val="both"/>
+        <w:rPr>
+          <w:b/>
+          <w:bCs/>
+          <w:sz w:val="28"/>
+          <w:szCs w:val="28"/>
+        </w:rPr>
+      </w:pPr>
+      <w:r>
+        <w:rPr>
+          <w:b/>
+          <w:bCs/>
+          <w:sz w:val="28"/>
+          <w:szCs w:val="28"/>
+        </w:rPr>
+        <w:t>Заключение</w:t>
+      </w:r>
+    </w:p>
+    <w:p>
+      <w:pPr>
+        <w:spacing w:line="360" w:lineRule="auto"/>
+        <w:ind w:firstLine="709"/>
+        <w:jc w:val="both"/>
+        <w:rPr>
+          <w:sz w:val="28"/>
+          <w:szCs w:val="28"/>
+        </w:rPr>
+      </w:pPr>
+      <w:r>
+        <w:rPr>
+          <w:sz w:val="28"/>
+          <w:szCs w:val="28"/>
+        </w:rPr>
+        <w:t>В ходе выполнения практики по модулю «Осуществление интеграции программных модулей» была достигнута поставленная цель – разработана информационная система учёта обращений граждан, состоящая из серверного API и клиентского приложения.</w:t>
+      </w:r>
+    </w:p>
+    <w:p>
+      <w:pPr>
+        <w:spacing w:line="360" w:lineRule="auto"/>
+        <w:ind w:firstLine="709"/>
+        <w:jc w:val="both"/>
+        <w:rPr>
+          <w:sz w:val="28"/>
+          <w:szCs w:val="28"/>
+        </w:rPr>
+      </w:pPr>
+      <w:r>
+        <w:rPr>
+          <w:sz w:val="28"/>
+          <w:szCs w:val="28"/>
+        </w:rPr>
+        <w:t>Решены следующие задачи:</w:t>
+      </w:r>
+    </w:p>
+    <w:p>
+      <w:pPr>
         <w:numPr>
           <w:ilvl w:val="0"/>
-          <w:numId w:val="1"/>
+          <w:numId w:val="9"/>
         </w:numPr>
-        <w:ind w:left="0" w:right="-284" w:firstLine="0"/>
-        <w:jc w:val="both"/>
-        <w:rPr>
-          <w:sz w:val="28"/>
-          <w:szCs w:val="28"/>
-        </w:rPr>
-      </w:pPr>
-      <w:r>
-        <w:rPr>
-          <w:sz w:val="28"/>
-          <w:szCs w:val="28"/>
-        </w:rPr>
-        <w:t>Произвести импорт данных в БД</w:t>
-      </w:r>
-    </w:p>
-    <w:p>
-      <w:pPr>
-        <w:pStyle w:val="a6"/>
+        <w:spacing w:line="360" w:lineRule="auto"/>
+        <w:ind w:firstLine="709"/>
+        <w:jc w:val="both"/>
+        <w:rPr>
+          <w:sz w:val="28"/>
+          <w:szCs w:val="28"/>
+        </w:rPr>
+      </w:pPr>
+      <w:r>
+        <w:rPr>
+          <w:sz w:val="28"/>
+          <w:szCs w:val="28"/>
+        </w:rPr>
+        <w:t>Проведён анализ предметной области, построены UML-диаграммы (</w:t>
+      </w:r>
+      <w:proofErr w:type="spellStart"/>
+      <w:r>
+        <w:rPr>
+          <w:sz w:val="28"/>
+          <w:szCs w:val="28"/>
+        </w:rPr>
+        <w:t>Use</w:t>
+      </w:r>
+      <w:proofErr w:type="spellEnd"/>
+      <w:r>
+        <w:rPr>
+          <w:sz w:val="28"/>
+          <w:szCs w:val="28"/>
+        </w:rPr>
+        <w:t xml:space="preserve"> Case) и ER-модель.</w:t>
+      </w:r>
+    </w:p>
+    <w:p>
+      <w:pPr>
         <w:numPr>
           <w:ilvl w:val="0"/>
-          <w:numId w:val="1"/>
+          <w:numId w:val="9"/>
         </w:numPr>
-        <w:ind w:left="0" w:right="-284" w:firstLine="0"/>
-        <w:jc w:val="both"/>
-        <w:rPr>
-          <w:sz w:val="28"/>
-          <w:szCs w:val="28"/>
-        </w:rPr>
-      </w:pPr>
-      <w:r>
-        <w:rPr>
-          <w:sz w:val="28"/>
-          <w:szCs w:val="28"/>
-        </w:rPr>
-        <w:t>Разработать программный модуль на основе предметной области</w:t>
-      </w:r>
-    </w:p>
-    <w:p>
-      <w:pPr>
-        <w:pStyle w:val="a6"/>
+        <w:spacing w:line="360" w:lineRule="auto"/>
+        <w:ind w:firstLine="709"/>
+        <w:jc w:val="both"/>
+        <w:rPr>
+          <w:sz w:val="28"/>
+          <w:szCs w:val="28"/>
+        </w:rPr>
+      </w:pPr>
+      <w:r>
+        <w:rPr>
+          <w:sz w:val="28"/>
+          <w:szCs w:val="28"/>
+        </w:rPr>
+        <w:t>Спроектирована нормализованная база данных и выполнено её развёртывание с заполнением тестовыми данными.</w:t>
+      </w:r>
+    </w:p>
+    <w:p>
+      <w:pPr>
         <w:numPr>
           <w:ilvl w:val="0"/>
-          <w:numId w:val="1"/>
+          <w:numId w:val="9"/>
         </w:numPr>
-        <w:ind w:left="0" w:right="-284" w:firstLine="0"/>
-        <w:jc w:val="both"/>
-        <w:rPr>
-          <w:sz w:val="28"/>
-          <w:szCs w:val="28"/>
-        </w:rPr>
-      </w:pPr>
-      <w:r>
-        <w:rPr>
-          <w:sz w:val="28"/>
-          <w:szCs w:val="28"/>
-        </w:rPr>
-        <w:t xml:space="preserve">Произвести интеграцию с </w:t>
-      </w:r>
-      <w:r>
-        <w:rPr>
-          <w:sz w:val="28"/>
-          <w:szCs w:val="28"/>
-          <w:lang w:val="en-US"/>
-        </w:rPr>
-        <w:t>API</w:t>
-      </w:r>
-    </w:p>
-    <w:p>
-      <w:pPr>
-        <w:pStyle w:val="a6"/>
+        <w:spacing w:line="360" w:lineRule="auto"/>
+        <w:ind w:firstLine="709"/>
+        <w:jc w:val="both"/>
+        <w:rPr>
+          <w:sz w:val="28"/>
+          <w:szCs w:val="28"/>
+        </w:rPr>
+      </w:pPr>
+      <w:r>
+        <w:rPr>
+          <w:sz w:val="28"/>
+          <w:szCs w:val="28"/>
+        </w:rPr>
+        <w:t xml:space="preserve">Разработан программный модуль в виде Web API на </w:t>
+      </w:r>
+      <w:hyperlink r:id="rId16" w:tgtFrame="_blank" w:history="1">
+        <w:r>
+          <w:rPr>
+            <w:rStyle w:val="a5"/>
+            <w:sz w:val="28"/>
+            <w:szCs w:val="28"/>
+          </w:rPr>
+          <w:t>ASP.NET</w:t>
+        </w:r>
+      </w:hyperlink>
+      <w:r>
+        <w:rPr>
+          <w:sz w:val="28"/>
+          <w:szCs w:val="28"/>
+        </w:rPr>
+        <w:t xml:space="preserve"> Core и WPF-клиента.</w:t>
+      </w:r>
+    </w:p>
+    <w:p>
+      <w:pPr>
         <w:numPr>
           <w:ilvl w:val="0"/>
-          <w:numId w:val="1"/>
+          <w:numId w:val="9"/>
         </w:numPr>
-        <w:ind w:left="0" w:right="-284" w:firstLine="0"/>
-        <w:jc w:val="both"/>
-        <w:rPr>
-          <w:sz w:val="28"/>
-          <w:szCs w:val="28"/>
-        </w:rPr>
-      </w:pPr>
-      <w:r>
-        <w:rPr>
-          <w:sz w:val="28"/>
-          <w:szCs w:val="28"/>
-        </w:rPr>
-        <w:t>Произвести отладку программных модулей</w:t>
-      </w:r>
-    </w:p>
-    <w:p>
-      <w:pPr>
-        <w:pStyle w:val="a6"/>
+        <w:spacing w:line="360" w:lineRule="auto"/>
+        <w:ind w:firstLine="709"/>
+        <w:jc w:val="both"/>
+        <w:rPr>
+          <w:sz w:val="28"/>
+          <w:szCs w:val="28"/>
+        </w:rPr>
+      </w:pPr>
+      <w:r>
+        <w:rPr>
+          <w:sz w:val="28"/>
+          <w:szCs w:val="28"/>
+        </w:rPr>
+        <w:lastRenderedPageBreak/>
+        <w:t>Реализована интеграция клиента с API, включая авторизацию и обработку ошибок.</w:t>
+      </w:r>
+    </w:p>
+    <w:p>
+      <w:pPr>
         <w:numPr>
           <w:ilvl w:val="0"/>
-          <w:numId w:val="1"/>
+          <w:numId w:val="9"/>
         </w:numPr>
-        <w:ind w:left="0" w:right="-284" w:firstLine="0"/>
-        <w:jc w:val="both"/>
-        <w:rPr>
-          <w:sz w:val="28"/>
-          <w:szCs w:val="28"/>
-        </w:rPr>
-      </w:pPr>
-      <w:r>
-        <w:rPr>
-          <w:sz w:val="28"/>
-          <w:szCs w:val="28"/>
-        </w:rPr>
-        <w:t>Доработать программные модули обработкой исключительных ситуаций</w:t>
-      </w:r>
-    </w:p>
-    <w:p>
-      <w:pPr>
-        <w:pStyle w:val="a6"/>
+        <w:spacing w:line="360" w:lineRule="auto"/>
+        <w:ind w:firstLine="709"/>
+        <w:jc w:val="both"/>
+        <w:rPr>
+          <w:sz w:val="28"/>
+          <w:szCs w:val="28"/>
+        </w:rPr>
+      </w:pPr>
+      <w:r>
+        <w:rPr>
+          <w:sz w:val="28"/>
+          <w:szCs w:val="28"/>
+        </w:rPr>
+        <w:t>Выполнена отладка, рефакторинг, ручное, модульное и интеграционное тестирование.</w:t>
+      </w:r>
+    </w:p>
+    <w:p>
+      <w:pPr>
         <w:numPr>
           <w:ilvl w:val="0"/>
-          <w:numId w:val="1"/>
+          <w:numId w:val="9"/>
         </w:numPr>
-        <w:ind w:left="0" w:right="-284" w:firstLine="0"/>
-        <w:jc w:val="both"/>
-        <w:rPr>
-          <w:sz w:val="28"/>
-          <w:szCs w:val="28"/>
-        </w:rPr>
-      </w:pPr>
-      <w:r>
-        <w:rPr>
-          <w:sz w:val="28"/>
-          <w:szCs w:val="28"/>
-        </w:rPr>
-        <w:t>Рефакторинг программного кода</w:t>
-      </w:r>
-    </w:p>
-    <w:p>
-      <w:pPr>
-        <w:pStyle w:val="a6"/>
-        <w:numPr>
-          <w:ilvl w:val="0"/>
-          <w:numId w:val="1"/>
-        </w:numPr>
-        <w:ind w:left="0" w:right="-284" w:firstLine="0"/>
-        <w:jc w:val="both"/>
-        <w:rPr>
-          <w:sz w:val="28"/>
-          <w:szCs w:val="28"/>
-        </w:rPr>
-      </w:pPr>
-      <w:r>
-        <w:rPr>
-          <w:sz w:val="28"/>
-          <w:szCs w:val="28"/>
-        </w:rPr>
-        <w:t>Провести ручное тестирование</w:t>
-      </w:r>
-    </w:p>
-    <w:p>
-      <w:pPr>
-        <w:pStyle w:val="a6"/>
-        <w:numPr>
-          <w:ilvl w:val="0"/>
-          <w:numId w:val="1"/>
-        </w:numPr>
-        <w:ind w:left="0" w:right="-284" w:firstLine="0"/>
-        <w:jc w:val="both"/>
-        <w:rPr>
-          <w:sz w:val="28"/>
-          <w:szCs w:val="28"/>
-        </w:rPr>
-      </w:pPr>
-      <w:r>
-        <w:rPr>
-          <w:sz w:val="28"/>
-          <w:szCs w:val="28"/>
-        </w:rPr>
-        <w:t>Провести модульное тестирование</w:t>
-      </w:r>
-    </w:p>
-    <w:p>
-      <w:pPr>
-        <w:pStyle w:val="a6"/>
-        <w:numPr>
-          <w:ilvl w:val="0"/>
-          <w:numId w:val="1"/>
-        </w:numPr>
-        <w:ind w:left="0" w:right="-284" w:firstLine="0"/>
-        <w:jc w:val="both"/>
-        <w:rPr>
-          <w:sz w:val="28"/>
-          <w:szCs w:val="28"/>
-        </w:rPr>
-      </w:pPr>
-      <w:r>
-        <w:rPr>
-          <w:sz w:val="28"/>
-          <w:szCs w:val="28"/>
-        </w:rPr>
-        <w:t>Провести тестирование интеграции</w:t>
-      </w:r>
-    </w:p>
-    <w:p>
-      <w:pPr>
-        <w:pStyle w:val="a6"/>
-        <w:numPr>
-          <w:ilvl w:val="0"/>
-          <w:numId w:val="1"/>
-        </w:numPr>
-        <w:ind w:left="0" w:right="-284" w:firstLine="0"/>
-        <w:jc w:val="both"/>
-        <w:rPr>
-          <w:sz w:val="28"/>
-          <w:szCs w:val="28"/>
-        </w:rPr>
-      </w:pPr>
-      <w:r>
-        <w:rPr>
-          <w:sz w:val="28"/>
-          <w:szCs w:val="28"/>
-        </w:rPr>
-        <w:t>Фиксация результатов в системе контроля версий</w:t>
-      </w:r>
-    </w:p>
-    <w:p>
-      <w:pPr>
-        <w:pStyle w:val="a6"/>
-        <w:numPr>
-          <w:ilvl w:val="0"/>
-          <w:numId w:val="1"/>
-        </w:numPr>
-        <w:ind w:left="0" w:right="-284" w:firstLine="0"/>
-        <w:jc w:val="both"/>
-        <w:rPr>
-          <w:sz w:val="28"/>
-          <w:szCs w:val="28"/>
-        </w:rPr>
-      </w:pPr>
-      <w:r>
-        <w:rPr>
-          <w:sz w:val="28"/>
-          <w:szCs w:val="28"/>
-        </w:rPr>
-        <w:t>Разработка руководства оператора</w:t>
-      </w:r>
-    </w:p>
-    <w:p>
-      <w:pPr>
-        <w:pStyle w:val="a6"/>
-        <w:numPr>
-          <w:ilvl w:val="0"/>
-          <w:numId w:val="1"/>
-        </w:numPr>
-        <w:ind w:left="0" w:right="-284" w:firstLine="0"/>
-        <w:jc w:val="both"/>
-        <w:rPr>
-          <w:sz w:val="28"/>
-          <w:szCs w:val="28"/>
-        </w:rPr>
-      </w:pPr>
-      <w:r>
-        <w:rPr>
-          <w:sz w:val="28"/>
-          <w:szCs w:val="28"/>
-        </w:rPr>
-        <w:t>Разработка пояснительной записки</w:t>
-      </w:r>
-    </w:p>
-    <w:p>
-      <w:pPr>
-        <w:ind w:right="-284"/>
-        <w:jc w:val="both"/>
-        <w:rPr>
-          <w:sz w:val="28"/>
-          <w:szCs w:val="28"/>
-        </w:rPr>
-      </w:pPr>
-    </w:p>
-    <w:p>
-      <w:pPr>
-        <w:rPr>
-          <w:sz w:val="28"/>
-          <w:szCs w:val="28"/>
-        </w:rPr>
-      </w:pPr>
+        <w:spacing w:line="360" w:lineRule="auto"/>
+        <w:ind w:firstLine="709"/>
+        <w:jc w:val="both"/>
+        <w:rPr>
+          <w:sz w:val="28"/>
+          <w:szCs w:val="28"/>
+        </w:rPr>
+      </w:pPr>
+      <w:r>
+        <w:rPr>
+          <w:sz w:val="28"/>
+          <w:szCs w:val="28"/>
+        </w:rPr>
+        <w:t>Подготовлены руководство оператора и пояснительная записка.</w:t>
+      </w:r>
+    </w:p>
+    <w:p>
+      <w:pPr>
+        <w:spacing w:line="360" w:lineRule="auto"/>
+        <w:ind w:firstLine="709"/>
+        <w:jc w:val="both"/>
+        <w:rPr>
+          <w:sz w:val="28"/>
+          <w:szCs w:val="28"/>
+          <w:lang w:val="en-US"/>
+        </w:rPr>
+      </w:pPr>
+      <w:r>
+        <w:rPr>
+          <w:sz w:val="28"/>
+          <w:szCs w:val="28"/>
+        </w:rPr>
+        <w:t>Полученные навыки проектирования, разработки и тестирования многоуровневых приложений, а также работы с системой контроля версий соответствуют задачам практической подготовки. Разработанное решение готово к внедрению в опытную эксплуатацию.</w:t>
+      </w:r>
     </w:p>
     <w:sectPr>
       <w:pgSz w:w="11906" w:h="16838"/>
-      <w:pgMar w:top="1134" w:right="850" w:bottom="1134" w:left="1701" w:header="708" w:footer="708" w:gutter="0"/>
+      <w:pgMar w:top="1134" w:right="851" w:bottom="1134" w:left="1418" w:header="708" w:footer="708" w:gutter="0"/>
       <w:cols w:space="708"/>
       <w:docGrid w:linePitch="360"/>
     </w:sectPr>
@@ -1611,6 +5827,276 @@
     </w:lvl>
   </w:abstractNum>
   <w:abstractNum w:abstractNumId="1" w15:restartNumberingAfterBreak="0">
+    <w:nsid w:val="12656146"/>
+    <w:multiLevelType w:val="multilevel"/>
+    <w:tmpl w:val="0364546A"/>
+    <w:lvl w:ilvl="0">
+      <w:start w:val="1"/>
+      <w:numFmt w:val="bullet"/>
+      <w:lvlText w:val=""/>
+      <w:lvlJc w:val="left"/>
+      <w:pPr>
+        <w:tabs>
+          <w:tab w:val="num" w:pos="720"/>
+        </w:tabs>
+        <w:ind w:left="720" w:hanging="360"/>
+      </w:pPr>
+      <w:rPr>
+        <w:rFonts w:ascii="Symbol" w:hAnsi="Symbol" w:hint="default"/>
+        <w:sz w:val="20"/>
+      </w:rPr>
+    </w:lvl>
+    <w:lvl w:ilvl="1" w:tentative="1">
+      <w:start w:val="1"/>
+      <w:numFmt w:val="bullet"/>
+      <w:lvlText w:val="o"/>
+      <w:lvlJc w:val="left"/>
+      <w:pPr>
+        <w:tabs>
+          <w:tab w:val="num" w:pos="1440"/>
+        </w:tabs>
+        <w:ind w:left="1440" w:hanging="360"/>
+      </w:pPr>
+      <w:rPr>
+        <w:rFonts w:ascii="Courier New" w:hAnsi="Courier New" w:hint="default"/>
+        <w:sz w:val="20"/>
+      </w:rPr>
+    </w:lvl>
+    <w:lvl w:ilvl="2" w:tentative="1">
+      <w:start w:val="1"/>
+      <w:numFmt w:val="bullet"/>
+      <w:lvlText w:val=""/>
+      <w:lvlJc w:val="left"/>
+      <w:pPr>
+        <w:tabs>
+          <w:tab w:val="num" w:pos="2160"/>
+        </w:tabs>
+        <w:ind w:left="2160" w:hanging="360"/>
+      </w:pPr>
+      <w:rPr>
+        <w:rFonts w:ascii="Wingdings" w:hAnsi="Wingdings" w:hint="default"/>
+        <w:sz w:val="20"/>
+      </w:rPr>
+    </w:lvl>
+    <w:lvl w:ilvl="3" w:tentative="1">
+      <w:start w:val="1"/>
+      <w:numFmt w:val="bullet"/>
+      <w:lvlText w:val=""/>
+      <w:lvlJc w:val="left"/>
+      <w:pPr>
+        <w:tabs>
+          <w:tab w:val="num" w:pos="2880"/>
+        </w:tabs>
+        <w:ind w:left="2880" w:hanging="360"/>
+      </w:pPr>
+      <w:rPr>
+        <w:rFonts w:ascii="Wingdings" w:hAnsi="Wingdings" w:hint="default"/>
+        <w:sz w:val="20"/>
+      </w:rPr>
+    </w:lvl>
+    <w:lvl w:ilvl="4" w:tentative="1">
+      <w:start w:val="1"/>
+      <w:numFmt w:val="bullet"/>
+      <w:lvlText w:val=""/>
+      <w:lvlJc w:val="left"/>
+      <w:pPr>
+        <w:tabs>
+          <w:tab w:val="num" w:pos="3600"/>
+        </w:tabs>
+        <w:ind w:left="3600" w:hanging="360"/>
+      </w:pPr>
+      <w:rPr>
+        <w:rFonts w:ascii="Wingdings" w:hAnsi="Wingdings" w:hint="default"/>
+        <w:sz w:val="20"/>
+      </w:rPr>
+    </w:lvl>
+    <w:lvl w:ilvl="5" w:tentative="1">
+      <w:start w:val="1"/>
+      <w:numFmt w:val="bullet"/>
+      <w:lvlText w:val=""/>
+      <w:lvlJc w:val="left"/>
+      <w:pPr>
+        <w:tabs>
+          <w:tab w:val="num" w:pos="4320"/>
+        </w:tabs>
+        <w:ind w:left="4320" w:hanging="360"/>
+      </w:pPr>
+      <w:rPr>
+        <w:rFonts w:ascii="Wingdings" w:hAnsi="Wingdings" w:hint="default"/>
+        <w:sz w:val="20"/>
+      </w:rPr>
+    </w:lvl>
+    <w:lvl w:ilvl="6" w:tentative="1">
+      <w:start w:val="1"/>
+      <w:numFmt w:val="bullet"/>
+      <w:lvlText w:val=""/>
+      <w:lvlJc w:val="left"/>
+      <w:pPr>
+        <w:tabs>
+          <w:tab w:val="num" w:pos="5040"/>
+        </w:tabs>
+        <w:ind w:left="5040" w:hanging="360"/>
+      </w:pPr>
+      <w:rPr>
+        <w:rFonts w:ascii="Wingdings" w:hAnsi="Wingdings" w:hint="default"/>
+        <w:sz w:val="20"/>
+      </w:rPr>
+    </w:lvl>
+    <w:lvl w:ilvl="7" w:tentative="1">
+      <w:start w:val="1"/>
+      <w:numFmt w:val="bullet"/>
+      <w:lvlText w:val=""/>
+      <w:lvlJc w:val="left"/>
+      <w:pPr>
+        <w:tabs>
+          <w:tab w:val="num" w:pos="5760"/>
+        </w:tabs>
+        <w:ind w:left="5760" w:hanging="360"/>
+      </w:pPr>
+      <w:rPr>
+        <w:rFonts w:ascii="Wingdings" w:hAnsi="Wingdings" w:hint="default"/>
+        <w:sz w:val="20"/>
+      </w:rPr>
+    </w:lvl>
+    <w:lvl w:ilvl="8" w:tentative="1">
+      <w:start w:val="1"/>
+      <w:numFmt w:val="bullet"/>
+      <w:lvlText w:val=""/>
+      <w:lvlJc w:val="left"/>
+      <w:pPr>
+        <w:tabs>
+          <w:tab w:val="num" w:pos="6480"/>
+        </w:tabs>
+        <w:ind w:left="6480" w:hanging="360"/>
+      </w:pPr>
+      <w:rPr>
+        <w:rFonts w:ascii="Wingdings" w:hAnsi="Wingdings" w:hint="default"/>
+        <w:sz w:val="20"/>
+      </w:rPr>
+    </w:lvl>
+  </w:abstractNum>
+  <w:abstractNum w:abstractNumId="2" w15:restartNumberingAfterBreak="0">
+    <w:nsid w:val="18175B16"/>
+    <w:multiLevelType w:val="multilevel"/>
+    <w:tmpl w:val="BBAEBA7A"/>
+    <w:lvl w:ilvl="0">
+      <w:start w:val="1"/>
+      <w:numFmt w:val="decimal"/>
+      <w:lvlText w:val="%1."/>
+      <w:lvlJc w:val="left"/>
+      <w:pPr>
+        <w:ind w:left="1778" w:hanging="360"/>
+      </w:pPr>
+      <w:rPr>
+        <w:rFonts w:hint="default"/>
+      </w:rPr>
+    </w:lvl>
+    <w:lvl w:ilvl="1">
+      <w:start w:val="1"/>
+      <w:numFmt w:val="decimal"/>
+      <w:isLgl/>
+      <w:lvlText w:val="%1.%2."/>
+      <w:lvlJc w:val="left"/>
+      <w:pPr>
+        <w:ind w:left="2498" w:hanging="720"/>
+      </w:pPr>
+      <w:rPr>
+        <w:rFonts w:hint="default"/>
+      </w:rPr>
+    </w:lvl>
+    <w:lvl w:ilvl="2">
+      <w:start w:val="1"/>
+      <w:numFmt w:val="decimal"/>
+      <w:isLgl/>
+      <w:lvlText w:val="%1.%2.%3."/>
+      <w:lvlJc w:val="left"/>
+      <w:pPr>
+        <w:ind w:left="2858" w:hanging="720"/>
+      </w:pPr>
+      <w:rPr>
+        <w:rFonts w:hint="default"/>
+      </w:rPr>
+    </w:lvl>
+    <w:lvl w:ilvl="3">
+      <w:start w:val="1"/>
+      <w:numFmt w:val="decimal"/>
+      <w:isLgl/>
+      <w:lvlText w:val="%1.%2.%3.%4."/>
+      <w:lvlJc w:val="left"/>
+      <w:pPr>
+        <w:ind w:left="3578" w:hanging="1080"/>
+      </w:pPr>
+      <w:rPr>
+        <w:rFonts w:hint="default"/>
+      </w:rPr>
+    </w:lvl>
+    <w:lvl w:ilvl="4">
+      <w:start w:val="1"/>
+      <w:numFmt w:val="decimal"/>
+      <w:isLgl/>
+      <w:lvlText w:val="%1.%2.%3.%4.%5."/>
+      <w:lvlJc w:val="left"/>
+      <w:pPr>
+        <w:ind w:left="3938" w:hanging="1080"/>
+      </w:pPr>
+      <w:rPr>
+        <w:rFonts w:hint="default"/>
+      </w:rPr>
+    </w:lvl>
+    <w:lvl w:ilvl="5">
+      <w:start w:val="1"/>
+      <w:numFmt w:val="decimal"/>
+      <w:isLgl/>
+      <w:lvlText w:val="%1.%2.%3.%4.%5.%6."/>
+      <w:lvlJc w:val="left"/>
+      <w:pPr>
+        <w:ind w:left="4658" w:hanging="1440"/>
+      </w:pPr>
+      <w:rPr>
+        <w:rFonts w:hint="default"/>
+      </w:rPr>
+    </w:lvl>
+    <w:lvl w:ilvl="6">
+      <w:start w:val="1"/>
+      <w:numFmt w:val="decimal"/>
+      <w:isLgl/>
+      <w:lvlText w:val="%1.%2.%3.%4.%5.%6.%7."/>
+      <w:lvlJc w:val="left"/>
+      <w:pPr>
+        <w:ind w:left="5378" w:hanging="1800"/>
+      </w:pPr>
+      <w:rPr>
+        <w:rFonts w:hint="default"/>
+      </w:rPr>
+    </w:lvl>
+    <w:lvl w:ilvl="7">
+      <w:start w:val="1"/>
+      <w:numFmt w:val="decimal"/>
+      <w:isLgl/>
+      <w:lvlText w:val="%1.%2.%3.%4.%5.%6.%7.%8."/>
+      <w:lvlJc w:val="left"/>
+      <w:pPr>
+        <w:ind w:left="5738" w:hanging="1800"/>
+      </w:pPr>
+      <w:rPr>
+        <w:rFonts w:hint="default"/>
+      </w:rPr>
+    </w:lvl>
+    <w:lvl w:ilvl="8">
+      <w:start w:val="1"/>
+      <w:numFmt w:val="decimal"/>
+      <w:isLgl/>
+      <w:lvlText w:val="%1.%2.%3.%4.%5.%6.%7.%8.%9."/>
+      <w:lvlJc w:val="left"/>
+      <w:pPr>
+        <w:ind w:left="6458" w:hanging="2160"/>
+      </w:pPr>
+      <w:rPr>
+        <w:rFonts w:hint="default"/>
+      </w:rPr>
+    </w:lvl>
+  </w:abstractNum>
+  <w:abstractNum w:abstractNumId="3" w15:restartNumberingAfterBreak="0">
     <w:nsid w:val="228A41C7"/>
     <w:multiLevelType w:val="hybridMultilevel"/>
     <w:tmpl w:val="B5A04CF8"/>
@@ -1699,7 +6185,305 @@
       </w:pPr>
     </w:lvl>
   </w:abstractNum>
-  <w:abstractNum w:abstractNumId="2" w15:restartNumberingAfterBreak="0">
+  <w:abstractNum w:abstractNumId="4" w15:restartNumberingAfterBreak="0">
+    <w:nsid w:val="23756F64"/>
+    <w:multiLevelType w:val="multilevel"/>
+    <w:tmpl w:val="22044974"/>
+    <w:lvl w:ilvl="0">
+      <w:start w:val="1"/>
+      <w:numFmt w:val="bullet"/>
+      <w:lvlText w:val=""/>
+      <w:lvlJc w:val="left"/>
+      <w:pPr>
+        <w:tabs>
+          <w:tab w:val="num" w:pos="720"/>
+        </w:tabs>
+        <w:ind w:left="720" w:hanging="360"/>
+      </w:pPr>
+      <w:rPr>
+        <w:rFonts w:ascii="Symbol" w:hAnsi="Symbol" w:hint="default"/>
+        <w:sz w:val="20"/>
+      </w:rPr>
+    </w:lvl>
+    <w:lvl w:ilvl="1" w:tentative="1">
+      <w:start w:val="1"/>
+      <w:numFmt w:val="bullet"/>
+      <w:lvlText w:val="o"/>
+      <w:lvlJc w:val="left"/>
+      <w:pPr>
+        <w:tabs>
+          <w:tab w:val="num" w:pos="1440"/>
+        </w:tabs>
+        <w:ind w:left="1440" w:hanging="360"/>
+      </w:pPr>
+      <w:rPr>
+        <w:rFonts w:ascii="Courier New" w:hAnsi="Courier New" w:hint="default"/>
+        <w:sz w:val="20"/>
+      </w:rPr>
+    </w:lvl>
+    <w:lvl w:ilvl="2" w:tentative="1">
+      <w:start w:val="1"/>
+      <w:numFmt w:val="bullet"/>
+      <w:lvlText w:val=""/>
+      <w:lvlJc w:val="left"/>
+      <w:pPr>
+        <w:tabs>
+          <w:tab w:val="num" w:pos="2160"/>
+        </w:tabs>
+        <w:ind w:left="2160" w:hanging="360"/>
+      </w:pPr>
+      <w:rPr>
+        <w:rFonts w:ascii="Wingdings" w:hAnsi="Wingdings" w:hint="default"/>
+        <w:sz w:val="20"/>
+      </w:rPr>
+    </w:lvl>
+    <w:lvl w:ilvl="3" w:tentative="1">
+      <w:start w:val="1"/>
+      <w:numFmt w:val="bullet"/>
+      <w:lvlText w:val=""/>
+      <w:lvlJc w:val="left"/>
+      <w:pPr>
+        <w:tabs>
+          <w:tab w:val="num" w:pos="2880"/>
+        </w:tabs>
+        <w:ind w:left="2880" w:hanging="360"/>
+      </w:pPr>
+      <w:rPr>
+        <w:rFonts w:ascii="Wingdings" w:hAnsi="Wingdings" w:hint="default"/>
+        <w:sz w:val="20"/>
+      </w:rPr>
+    </w:lvl>
+    <w:lvl w:ilvl="4" w:tentative="1">
+      <w:start w:val="1"/>
+      <w:numFmt w:val="bullet"/>
+      <w:lvlText w:val=""/>
+      <w:lvlJc w:val="left"/>
+      <w:pPr>
+        <w:tabs>
+          <w:tab w:val="num" w:pos="3600"/>
+        </w:tabs>
+        <w:ind w:left="3600" w:hanging="360"/>
+      </w:pPr>
+      <w:rPr>
+        <w:rFonts w:ascii="Wingdings" w:hAnsi="Wingdings" w:hint="default"/>
+        <w:sz w:val="20"/>
+      </w:rPr>
+    </w:lvl>
+    <w:lvl w:ilvl="5" w:tentative="1">
+      <w:start w:val="1"/>
+      <w:numFmt w:val="bullet"/>
+      <w:lvlText w:val=""/>
+      <w:lvlJc w:val="left"/>
+      <w:pPr>
+        <w:tabs>
+          <w:tab w:val="num" w:pos="4320"/>
+        </w:tabs>
+        <w:ind w:left="4320" w:hanging="360"/>
+      </w:pPr>
+      <w:rPr>
+        <w:rFonts w:ascii="Wingdings" w:hAnsi="Wingdings" w:hint="default"/>
+        <w:sz w:val="20"/>
+      </w:rPr>
+    </w:lvl>
+    <w:lvl w:ilvl="6" w:tentative="1">
+      <w:start w:val="1"/>
+      <w:numFmt w:val="bullet"/>
+      <w:lvlText w:val=""/>
+      <w:lvlJc w:val="left"/>
+      <w:pPr>
+        <w:tabs>
+          <w:tab w:val="num" w:pos="5040"/>
+        </w:tabs>
+        <w:ind w:left="5040" w:hanging="360"/>
+      </w:pPr>
+      <w:rPr>
+        <w:rFonts w:ascii="Wingdings" w:hAnsi="Wingdings" w:hint="default"/>
+        <w:sz w:val="20"/>
+      </w:rPr>
+    </w:lvl>
+    <w:lvl w:ilvl="7" w:tentative="1">
+      <w:start w:val="1"/>
+      <w:numFmt w:val="bullet"/>
+      <w:lvlText w:val=""/>
+      <w:lvlJc w:val="left"/>
+      <w:pPr>
+        <w:tabs>
+          <w:tab w:val="num" w:pos="5760"/>
+        </w:tabs>
+        <w:ind w:left="5760" w:hanging="360"/>
+      </w:pPr>
+      <w:rPr>
+        <w:rFonts w:ascii="Wingdings" w:hAnsi="Wingdings" w:hint="default"/>
+        <w:sz w:val="20"/>
+      </w:rPr>
+    </w:lvl>
+    <w:lvl w:ilvl="8" w:tentative="1">
+      <w:start w:val="1"/>
+      <w:numFmt w:val="bullet"/>
+      <w:lvlText w:val=""/>
+      <w:lvlJc w:val="left"/>
+      <w:pPr>
+        <w:tabs>
+          <w:tab w:val="num" w:pos="6480"/>
+        </w:tabs>
+        <w:ind w:left="6480" w:hanging="360"/>
+      </w:pPr>
+      <w:rPr>
+        <w:rFonts w:ascii="Wingdings" w:hAnsi="Wingdings" w:hint="default"/>
+        <w:sz w:val="20"/>
+      </w:rPr>
+    </w:lvl>
+  </w:abstractNum>
+  <w:abstractNum w:abstractNumId="5" w15:restartNumberingAfterBreak="0">
+    <w:nsid w:val="26983DB0"/>
+    <w:multiLevelType w:val="multilevel"/>
+    <w:tmpl w:val="7D6E4A5A"/>
+    <w:lvl w:ilvl="0">
+      <w:start w:val="1"/>
+      <w:numFmt w:val="bullet"/>
+      <w:lvlText w:val=""/>
+      <w:lvlJc w:val="left"/>
+      <w:pPr>
+        <w:tabs>
+          <w:tab w:val="num" w:pos="720"/>
+        </w:tabs>
+        <w:ind w:left="720" w:hanging="360"/>
+      </w:pPr>
+      <w:rPr>
+        <w:rFonts w:ascii="Symbol" w:hAnsi="Symbol" w:hint="default"/>
+        <w:sz w:val="20"/>
+      </w:rPr>
+    </w:lvl>
+    <w:lvl w:ilvl="1" w:tentative="1">
+      <w:start w:val="1"/>
+      <w:numFmt w:val="bullet"/>
+      <w:lvlText w:val="o"/>
+      <w:lvlJc w:val="left"/>
+      <w:pPr>
+        <w:tabs>
+          <w:tab w:val="num" w:pos="1440"/>
+        </w:tabs>
+        <w:ind w:left="1440" w:hanging="360"/>
+      </w:pPr>
+      <w:rPr>
+        <w:rFonts w:ascii="Courier New" w:hAnsi="Courier New" w:hint="default"/>
+        <w:sz w:val="20"/>
+      </w:rPr>
+    </w:lvl>
+    <w:lvl w:ilvl="2" w:tentative="1">
+      <w:start w:val="1"/>
+      <w:numFmt w:val="bullet"/>
+      <w:lvlText w:val=""/>
+      <w:lvlJc w:val="left"/>
+      <w:pPr>
+        <w:tabs>
+          <w:tab w:val="num" w:pos="2160"/>
+        </w:tabs>
+        <w:ind w:left="2160" w:hanging="360"/>
+      </w:pPr>
+      <w:rPr>
+        <w:rFonts w:ascii="Wingdings" w:hAnsi="Wingdings" w:hint="default"/>
+        <w:sz w:val="20"/>
+      </w:rPr>
+    </w:lvl>
+    <w:lvl w:ilvl="3" w:tentative="1">
+      <w:start w:val="1"/>
+      <w:numFmt w:val="bullet"/>
+      <w:lvlText w:val=""/>
+      <w:lvlJc w:val="left"/>
+      <w:pPr>
+        <w:tabs>
+          <w:tab w:val="num" w:pos="2880"/>
+        </w:tabs>
+        <w:ind w:left="2880" w:hanging="360"/>
+      </w:pPr>
+      <w:rPr>
+        <w:rFonts w:ascii="Wingdings" w:hAnsi="Wingdings" w:hint="default"/>
+        <w:sz w:val="20"/>
+      </w:rPr>
+    </w:lvl>
+    <w:lvl w:ilvl="4" w:tentative="1">
+      <w:start w:val="1"/>
+      <w:numFmt w:val="bullet"/>
+      <w:lvlText w:val=""/>
+      <w:lvlJc w:val="left"/>
+      <w:pPr>
+        <w:tabs>
+          <w:tab w:val="num" w:pos="3600"/>
+        </w:tabs>
+        <w:ind w:left="3600" w:hanging="360"/>
+      </w:pPr>
+      <w:rPr>
+        <w:rFonts w:ascii="Wingdings" w:hAnsi="Wingdings" w:hint="default"/>
+        <w:sz w:val="20"/>
+      </w:rPr>
+    </w:lvl>
+    <w:lvl w:ilvl="5" w:tentative="1">
+      <w:start w:val="1"/>
+      <w:numFmt w:val="bullet"/>
+      <w:lvlText w:val=""/>
+      <w:lvlJc w:val="left"/>
+      <w:pPr>
+        <w:tabs>
+          <w:tab w:val="num" w:pos="4320"/>
+        </w:tabs>
+        <w:ind w:left="4320" w:hanging="360"/>
+      </w:pPr>
+      <w:rPr>
+        <w:rFonts w:ascii="Wingdings" w:hAnsi="Wingdings" w:hint="default"/>
+        <w:sz w:val="20"/>
+      </w:rPr>
+    </w:lvl>
+    <w:lvl w:ilvl="6" w:tentative="1">
+      <w:start w:val="1"/>
+      <w:numFmt w:val="bullet"/>
+      <w:lvlText w:val=""/>
+      <w:lvlJc w:val="left"/>
+      <w:pPr>
+        <w:tabs>
+          <w:tab w:val="num" w:pos="5040"/>
+        </w:tabs>
+        <w:ind w:left="5040" w:hanging="360"/>
+      </w:pPr>
+      <w:rPr>
+        <w:rFonts w:ascii="Wingdings" w:hAnsi="Wingdings" w:hint="default"/>
+        <w:sz w:val="20"/>
+      </w:rPr>
+    </w:lvl>
+    <w:lvl w:ilvl="7" w:tentative="1">
+      <w:start w:val="1"/>
+      <w:numFmt w:val="bullet"/>
+      <w:lvlText w:val=""/>
+      <w:lvlJc w:val="left"/>
+      <w:pPr>
+        <w:tabs>
+          <w:tab w:val="num" w:pos="5760"/>
+        </w:tabs>
+        <w:ind w:left="5760" w:hanging="360"/>
+      </w:pPr>
+      <w:rPr>
+        <w:rFonts w:ascii="Wingdings" w:hAnsi="Wingdings" w:hint="default"/>
+        <w:sz w:val="20"/>
+      </w:rPr>
+    </w:lvl>
+    <w:lvl w:ilvl="8" w:tentative="1">
+      <w:start w:val="1"/>
+      <w:numFmt w:val="bullet"/>
+      <w:lvlText w:val=""/>
+      <w:lvlJc w:val="left"/>
+      <w:pPr>
+        <w:tabs>
+          <w:tab w:val="num" w:pos="6480"/>
+        </w:tabs>
+        <w:ind w:left="6480" w:hanging="360"/>
+      </w:pPr>
+      <w:rPr>
+        <w:rFonts w:ascii="Wingdings" w:hAnsi="Wingdings" w:hint="default"/>
+        <w:sz w:val="20"/>
+      </w:rPr>
+    </w:lvl>
+  </w:abstractNum>
+  <w:abstractNum w:abstractNumId="6" w15:restartNumberingAfterBreak="0">
     <w:nsid w:val="26A94BC8"/>
     <w:multiLevelType w:val="hybridMultilevel"/>
     <w:tmpl w:val="55089602"/>
@@ -1788,14 +6572,330 @@
       </w:pPr>
     </w:lvl>
   </w:abstractNum>
+  <w:abstractNum w:abstractNumId="7" w15:restartNumberingAfterBreak="0">
+    <w:nsid w:val="70E673B5"/>
+    <w:multiLevelType w:val="multilevel"/>
+    <w:tmpl w:val="60F06D60"/>
+    <w:lvl w:ilvl="0">
+      <w:start w:val="1"/>
+      <w:numFmt w:val="bullet"/>
+      <w:lvlText w:val=""/>
+      <w:lvlJc w:val="left"/>
+      <w:pPr>
+        <w:tabs>
+          <w:tab w:val="num" w:pos="720"/>
+        </w:tabs>
+        <w:ind w:left="720" w:hanging="360"/>
+      </w:pPr>
+      <w:rPr>
+        <w:rFonts w:ascii="Symbol" w:hAnsi="Symbol" w:hint="default"/>
+        <w:sz w:val="20"/>
+      </w:rPr>
+    </w:lvl>
+    <w:lvl w:ilvl="1" w:tentative="1">
+      <w:start w:val="1"/>
+      <w:numFmt w:val="bullet"/>
+      <w:lvlText w:val="o"/>
+      <w:lvlJc w:val="left"/>
+      <w:pPr>
+        <w:tabs>
+          <w:tab w:val="num" w:pos="1440"/>
+        </w:tabs>
+        <w:ind w:left="1440" w:hanging="360"/>
+      </w:pPr>
+      <w:rPr>
+        <w:rFonts w:ascii="Courier New" w:hAnsi="Courier New" w:hint="default"/>
+        <w:sz w:val="20"/>
+      </w:rPr>
+    </w:lvl>
+    <w:lvl w:ilvl="2" w:tentative="1">
+      <w:start w:val="1"/>
+      <w:numFmt w:val="bullet"/>
+      <w:lvlText w:val=""/>
+      <w:lvlJc w:val="left"/>
+      <w:pPr>
+        <w:tabs>
+          <w:tab w:val="num" w:pos="2160"/>
+        </w:tabs>
+        <w:ind w:left="2160" w:hanging="360"/>
+      </w:pPr>
+      <w:rPr>
+        <w:rFonts w:ascii="Wingdings" w:hAnsi="Wingdings" w:hint="default"/>
+        <w:sz w:val="20"/>
+      </w:rPr>
+    </w:lvl>
+    <w:lvl w:ilvl="3" w:tentative="1">
+      <w:start w:val="1"/>
+      <w:numFmt w:val="bullet"/>
+      <w:lvlText w:val=""/>
+      <w:lvlJc w:val="left"/>
+      <w:pPr>
+        <w:tabs>
+          <w:tab w:val="num" w:pos="2880"/>
+        </w:tabs>
+        <w:ind w:left="2880" w:hanging="360"/>
+      </w:pPr>
+      <w:rPr>
+        <w:rFonts w:ascii="Wingdings" w:hAnsi="Wingdings" w:hint="default"/>
+        <w:sz w:val="20"/>
+      </w:rPr>
+    </w:lvl>
+    <w:lvl w:ilvl="4" w:tentative="1">
+      <w:start w:val="1"/>
+      <w:numFmt w:val="bullet"/>
+      <w:lvlText w:val=""/>
+      <w:lvlJc w:val="left"/>
+      <w:pPr>
+        <w:tabs>
+          <w:tab w:val="num" w:pos="3600"/>
+        </w:tabs>
+        <w:ind w:left="3600" w:hanging="360"/>
+      </w:pPr>
+      <w:rPr>
+        <w:rFonts w:ascii="Wingdings" w:hAnsi="Wingdings" w:hint="default"/>
+        <w:sz w:val="20"/>
+      </w:rPr>
+    </w:lvl>
+    <w:lvl w:ilvl="5" w:tentative="1">
+      <w:start w:val="1"/>
+      <w:numFmt w:val="bullet"/>
+      <w:lvlText w:val=""/>
+      <w:lvlJc w:val="left"/>
+      <w:pPr>
+        <w:tabs>
+          <w:tab w:val="num" w:pos="4320"/>
+        </w:tabs>
+        <w:ind w:left="4320" w:hanging="360"/>
+      </w:pPr>
+      <w:rPr>
+        <w:rFonts w:ascii="Wingdings" w:hAnsi="Wingdings" w:hint="default"/>
+        <w:sz w:val="20"/>
+      </w:rPr>
+    </w:lvl>
+    <w:lvl w:ilvl="6" w:tentative="1">
+      <w:start w:val="1"/>
+      <w:numFmt w:val="bullet"/>
+      <w:lvlText w:val=""/>
+      <w:lvlJc w:val="left"/>
+      <w:pPr>
+        <w:tabs>
+          <w:tab w:val="num" w:pos="5040"/>
+        </w:tabs>
+        <w:ind w:left="5040" w:hanging="360"/>
+      </w:pPr>
+      <w:rPr>
+        <w:rFonts w:ascii="Wingdings" w:hAnsi="Wingdings" w:hint="default"/>
+        <w:sz w:val="20"/>
+      </w:rPr>
+    </w:lvl>
+    <w:lvl w:ilvl="7" w:tentative="1">
+      <w:start w:val="1"/>
+      <w:numFmt w:val="bullet"/>
+      <w:lvlText w:val=""/>
+      <w:lvlJc w:val="left"/>
+      <w:pPr>
+        <w:tabs>
+          <w:tab w:val="num" w:pos="5760"/>
+        </w:tabs>
+        <w:ind w:left="5760" w:hanging="360"/>
+      </w:pPr>
+      <w:rPr>
+        <w:rFonts w:ascii="Wingdings" w:hAnsi="Wingdings" w:hint="default"/>
+        <w:sz w:val="20"/>
+      </w:rPr>
+    </w:lvl>
+    <w:lvl w:ilvl="8" w:tentative="1">
+      <w:start w:val="1"/>
+      <w:numFmt w:val="bullet"/>
+      <w:lvlText w:val=""/>
+      <w:lvlJc w:val="left"/>
+      <w:pPr>
+        <w:tabs>
+          <w:tab w:val="num" w:pos="6480"/>
+        </w:tabs>
+        <w:ind w:left="6480" w:hanging="360"/>
+      </w:pPr>
+      <w:rPr>
+        <w:rFonts w:ascii="Wingdings" w:hAnsi="Wingdings" w:hint="default"/>
+        <w:sz w:val="20"/>
+      </w:rPr>
+    </w:lvl>
+  </w:abstractNum>
+  <w:abstractNum w:abstractNumId="8" w15:restartNumberingAfterBreak="0">
+    <w:nsid w:val="7D14331D"/>
+    <w:multiLevelType w:val="multilevel"/>
+    <w:tmpl w:val="17E2900E"/>
+    <w:lvl w:ilvl="0">
+      <w:start w:val="1"/>
+      <w:numFmt w:val="bullet"/>
+      <w:lvlText w:val=""/>
+      <w:lvlJc w:val="left"/>
+      <w:pPr>
+        <w:tabs>
+          <w:tab w:val="num" w:pos="720"/>
+        </w:tabs>
+        <w:ind w:left="720" w:hanging="360"/>
+      </w:pPr>
+      <w:rPr>
+        <w:rFonts w:ascii="Symbol" w:hAnsi="Symbol" w:hint="default"/>
+        <w:sz w:val="20"/>
+      </w:rPr>
+    </w:lvl>
+    <w:lvl w:ilvl="1" w:tentative="1">
+      <w:start w:val="1"/>
+      <w:numFmt w:val="bullet"/>
+      <w:lvlText w:val="o"/>
+      <w:lvlJc w:val="left"/>
+      <w:pPr>
+        <w:tabs>
+          <w:tab w:val="num" w:pos="1440"/>
+        </w:tabs>
+        <w:ind w:left="1440" w:hanging="360"/>
+      </w:pPr>
+      <w:rPr>
+        <w:rFonts w:ascii="Courier New" w:hAnsi="Courier New" w:hint="default"/>
+        <w:sz w:val="20"/>
+      </w:rPr>
+    </w:lvl>
+    <w:lvl w:ilvl="2" w:tentative="1">
+      <w:start w:val="1"/>
+      <w:numFmt w:val="bullet"/>
+      <w:lvlText w:val=""/>
+      <w:lvlJc w:val="left"/>
+      <w:pPr>
+        <w:tabs>
+          <w:tab w:val="num" w:pos="2160"/>
+        </w:tabs>
+        <w:ind w:left="2160" w:hanging="360"/>
+      </w:pPr>
+      <w:rPr>
+        <w:rFonts w:ascii="Wingdings" w:hAnsi="Wingdings" w:hint="default"/>
+        <w:sz w:val="20"/>
+      </w:rPr>
+    </w:lvl>
+    <w:lvl w:ilvl="3" w:tentative="1">
+      <w:start w:val="1"/>
+      <w:numFmt w:val="bullet"/>
+      <w:lvlText w:val=""/>
+      <w:lvlJc w:val="left"/>
+      <w:pPr>
+        <w:tabs>
+          <w:tab w:val="num" w:pos="2880"/>
+        </w:tabs>
+        <w:ind w:left="2880" w:hanging="360"/>
+      </w:pPr>
+      <w:rPr>
+        <w:rFonts w:ascii="Wingdings" w:hAnsi="Wingdings" w:hint="default"/>
+        <w:sz w:val="20"/>
+      </w:rPr>
+    </w:lvl>
+    <w:lvl w:ilvl="4" w:tentative="1">
+      <w:start w:val="1"/>
+      <w:numFmt w:val="bullet"/>
+      <w:lvlText w:val=""/>
+      <w:lvlJc w:val="left"/>
+      <w:pPr>
+        <w:tabs>
+          <w:tab w:val="num" w:pos="3600"/>
+        </w:tabs>
+        <w:ind w:left="3600" w:hanging="360"/>
+      </w:pPr>
+      <w:rPr>
+        <w:rFonts w:ascii="Wingdings" w:hAnsi="Wingdings" w:hint="default"/>
+        <w:sz w:val="20"/>
+      </w:rPr>
+    </w:lvl>
+    <w:lvl w:ilvl="5" w:tentative="1">
+      <w:start w:val="1"/>
+      <w:numFmt w:val="bullet"/>
+      <w:lvlText w:val=""/>
+      <w:lvlJc w:val="left"/>
+      <w:pPr>
+        <w:tabs>
+          <w:tab w:val="num" w:pos="4320"/>
+        </w:tabs>
+        <w:ind w:left="4320" w:hanging="360"/>
+      </w:pPr>
+      <w:rPr>
+        <w:rFonts w:ascii="Wingdings" w:hAnsi="Wingdings" w:hint="default"/>
+        <w:sz w:val="20"/>
+      </w:rPr>
+    </w:lvl>
+    <w:lvl w:ilvl="6" w:tentative="1">
+      <w:start w:val="1"/>
+      <w:numFmt w:val="bullet"/>
+      <w:lvlText w:val=""/>
+      <w:lvlJc w:val="left"/>
+      <w:pPr>
+        <w:tabs>
+          <w:tab w:val="num" w:pos="5040"/>
+        </w:tabs>
+        <w:ind w:left="5040" w:hanging="360"/>
+      </w:pPr>
+      <w:rPr>
+        <w:rFonts w:ascii="Wingdings" w:hAnsi="Wingdings" w:hint="default"/>
+        <w:sz w:val="20"/>
+      </w:rPr>
+    </w:lvl>
+    <w:lvl w:ilvl="7" w:tentative="1">
+      <w:start w:val="1"/>
+      <w:numFmt w:val="bullet"/>
+      <w:lvlText w:val=""/>
+      <w:lvlJc w:val="left"/>
+      <w:pPr>
+        <w:tabs>
+          <w:tab w:val="num" w:pos="5760"/>
+        </w:tabs>
+        <w:ind w:left="5760" w:hanging="360"/>
+      </w:pPr>
+      <w:rPr>
+        <w:rFonts w:ascii="Wingdings" w:hAnsi="Wingdings" w:hint="default"/>
+        <w:sz w:val="20"/>
+      </w:rPr>
+    </w:lvl>
+    <w:lvl w:ilvl="8" w:tentative="1">
+      <w:start w:val="1"/>
+      <w:numFmt w:val="bullet"/>
+      <w:lvlText w:val=""/>
+      <w:lvlJc w:val="left"/>
+      <w:pPr>
+        <w:tabs>
+          <w:tab w:val="num" w:pos="6480"/>
+        </w:tabs>
+        <w:ind w:left="6480" w:hanging="360"/>
+      </w:pPr>
+      <w:rPr>
+        <w:rFonts w:ascii="Wingdings" w:hAnsi="Wingdings" w:hint="default"/>
+        <w:sz w:val="20"/>
+      </w:rPr>
+    </w:lvl>
+  </w:abstractNum>
   <w:num w:numId="1" w16cid:durableId="810564565">
-    <w:abstractNumId w:val="2"/>
+    <w:abstractNumId w:val="6"/>
   </w:num>
   <w:num w:numId="2" w16cid:durableId="1491603907">
     <w:abstractNumId w:val="0"/>
   </w:num>
   <w:num w:numId="3" w16cid:durableId="81731754">
+    <w:abstractNumId w:val="3"/>
+  </w:num>
+  <w:num w:numId="4" w16cid:durableId="987396646">
+    <w:abstractNumId w:val="4"/>
+  </w:num>
+  <w:num w:numId="5" w16cid:durableId="794176745">
+    <w:abstractNumId w:val="2"/>
+  </w:num>
+  <w:num w:numId="6" w16cid:durableId="1683584307">
     <w:abstractNumId w:val="1"/>
+  </w:num>
+  <w:num w:numId="7" w16cid:durableId="877161092">
+    <w:abstractNumId w:val="7"/>
+  </w:num>
+  <w:num w:numId="8" w16cid:durableId="1836412875">
+    <w:abstractNumId w:val="5"/>
+  </w:num>
+  <w:num w:numId="9" w16cid:durableId="9451512">
+    <w:abstractNumId w:val="8"/>
   </w:num>
 </w:numbering>
 </file>
@@ -2198,7 +7298,7 @@
   <w:style w:type="paragraph" w:default="1" w:styleId="a">
     <w:name w:val="Normal"/>
     <w:qFormat/>
-    <w:rsid w:val="006F755F"/>
+    <w:rsid w:val="004A73AA"/>
     <w:pPr>
       <w:spacing w:after="0" w:line="240" w:lineRule="auto"/>
     </w:pPr>
@@ -2228,6 +7328,27 @@
       <w:color w:val="2F5496" w:themeColor="accent1" w:themeShade="BF"/>
       <w:sz w:val="32"/>
       <w:szCs w:val="32"/>
+    </w:rPr>
+  </w:style>
+  <w:style w:type="paragraph" w:styleId="3">
+    <w:name w:val="heading 3"/>
+    <w:basedOn w:val="a"/>
+    <w:next w:val="a"/>
+    <w:link w:val="30"/>
+    <w:uiPriority w:val="9"/>
+    <w:semiHidden/>
+    <w:unhideWhenUsed/>
+    <w:qFormat/>
+    <w:rsid w:val="00FC3D95"/>
+    <w:pPr>
+      <w:keepNext/>
+      <w:keepLines/>
+      <w:spacing w:before="40"/>
+      <w:outlineLvl w:val="2"/>
+    </w:pPr>
+    <w:rPr>
+      <w:rFonts w:asciiTheme="majorHAnsi" w:eastAsiaTheme="majorEastAsia" w:hAnsiTheme="majorHAnsi" w:cstheme="majorBidi"/>
+      <w:color w:val="1F3763" w:themeColor="accent1" w:themeShade="7F"/>
     </w:rPr>
   </w:style>
   <w:style w:type="character" w:default="1" w:styleId="a0">
@@ -2327,6 +7448,52 @@
       <w:ind w:left="720"/>
       <w:contextualSpacing/>
     </w:pPr>
+  </w:style>
+  <w:style w:type="character" w:customStyle="1" w:styleId="30">
+    <w:name w:val="Заголовок 3 Знак"/>
+    <w:basedOn w:val="a0"/>
+    <w:link w:val="3"/>
+    <w:uiPriority w:val="9"/>
+    <w:semiHidden/>
+    <w:rsid w:val="00FC3D95"/>
+    <w:rPr>
+      <w:rFonts w:asciiTheme="majorHAnsi" w:eastAsiaTheme="majorEastAsia" w:hAnsiTheme="majorHAnsi" w:cstheme="majorBidi"/>
+      <w:color w:val="1F3763" w:themeColor="accent1" w:themeShade="7F"/>
+      <w:sz w:val="24"/>
+      <w:szCs w:val="24"/>
+      <w:lang w:eastAsia="ru-RU"/>
+    </w:rPr>
+  </w:style>
+  <w:style w:type="character" w:styleId="a7">
+    <w:name w:val="Unresolved Mention"/>
+    <w:basedOn w:val="a0"/>
+    <w:uiPriority w:val="99"/>
+    <w:semiHidden/>
+    <w:unhideWhenUsed/>
+    <w:rsid w:val="00FC3D95"/>
+    <w:rPr>
+      <w:color w:val="605E5C"/>
+      <w:shd w:val="clear" w:color="auto" w:fill="E1DFDD"/>
+    </w:rPr>
+  </w:style>
+  <w:style w:type="table" w:styleId="a8">
+    <w:name w:val="Table Grid"/>
+    <w:basedOn w:val="a1"/>
+    <w:uiPriority w:val="39"/>
+    <w:rsid w:val="006F5B2D"/>
+    <w:pPr>
+      <w:spacing w:after="0" w:line="240" w:lineRule="auto"/>
+    </w:pPr>
+    <w:tblPr>
+      <w:tblBorders>
+        <w:top w:val="single" w:sz="4" w:space="0" w:color="auto"/>
+        <w:left w:val="single" w:sz="4" w:space="0" w:color="auto"/>
+        <w:bottom w:val="single" w:sz="4" w:space="0" w:color="auto"/>
+        <w:right w:val="single" w:sz="4" w:space="0" w:color="auto"/>
+        <w:insideH w:val="single" w:sz="4" w:space="0" w:color="auto"/>
+        <w:insideV w:val="single" w:sz="4" w:space="0" w:color="auto"/>
+      </w:tblBorders>
+    </w:tblPr>
   </w:style>
 </w:styles>
 </file>

--- a/Документация/Отчет.docx
+++ b/Документация/Отчет.docx
@@ -2066,6 +2066,9 @@
     </w:p>
     <w:p>
       <w:pPr>
+        <w:tabs>
+          <w:tab w:val="left" w:pos="5529"/>
+        </w:tabs>
         <w:spacing w:line="360" w:lineRule="auto"/>
         <w:jc w:val="center"/>
         <w:rPr>
@@ -2078,9 +2081,9 @@
           <w:noProof/>
         </w:rPr>
         <w:drawing>
-          <wp:inline distT="0" distB="0" distL="0" distR="0" wp14:anchorId="5267E640" wp14:editId="7AAEBF3F">
+          <wp:inline distT="0" distB="0" distL="0" distR="0" wp14:anchorId="5267E640" wp14:editId="744FF98A">
             <wp:extent cx="1358495" cy="2614246"/>
-            <wp:effectExtent l="0" t="0" r="0" b="0"/>
+            <wp:effectExtent l="19050" t="19050" r="13335" b="15240"/>
             <wp:docPr id="1" name="Рисунок 1"/>
             <wp:cNvGraphicFramePr>
               <a:graphicFrameLocks xmlns:a="http://schemas.openxmlformats.org/drawingml/2006/main" noChangeAspect="1"/>
@@ -2106,6 +2109,11 @@
                     <a:prstGeom prst="rect">
                       <a:avLst/>
                     </a:prstGeom>
+                    <a:ln w="12700">
+                      <a:solidFill>
+                        <a:schemeClr val="tx1"/>
+                      </a:solidFill>
+                    </a:ln>
                   </pic:spPr>
                 </pic:pic>
               </a:graphicData>
@@ -2239,9 +2247,9 @@
           <w:noProof/>
         </w:rPr>
         <w:drawing>
-          <wp:inline distT="0" distB="0" distL="0" distR="0" wp14:anchorId="22F9EF31" wp14:editId="2F4F175E">
+          <wp:inline distT="0" distB="0" distL="0" distR="0" wp14:anchorId="22F9EF31" wp14:editId="3B89BD99">
             <wp:extent cx="2192215" cy="2251465"/>
-            <wp:effectExtent l="0" t="0" r="0" b="0"/>
+            <wp:effectExtent l="19050" t="19050" r="17780" b="15875"/>
             <wp:docPr id="2" name="Рисунок 2"/>
             <wp:cNvGraphicFramePr>
               <a:graphicFrameLocks xmlns:a="http://schemas.openxmlformats.org/drawingml/2006/main" noChangeAspect="1"/>
@@ -2267,6 +2275,11 @@
                     <a:prstGeom prst="rect">
                       <a:avLst/>
                     </a:prstGeom>
+                    <a:ln w="12700">
+                      <a:solidFill>
+                        <a:schemeClr val="tx1"/>
+                      </a:solidFill>
+                    </a:ln>
                   </pic:spPr>
                 </pic:pic>
               </a:graphicData>
@@ -2683,9 +2696,9 @@
           <w:noProof/>
         </w:rPr>
         <w:drawing>
-          <wp:inline distT="0" distB="0" distL="0" distR="0" wp14:anchorId="095121A1" wp14:editId="581E18B5">
+          <wp:inline distT="0" distB="0" distL="0" distR="0" wp14:anchorId="095121A1" wp14:editId="34B6BBDE">
             <wp:extent cx="2836984" cy="1687917"/>
-            <wp:effectExtent l="0" t="0" r="1905" b="7620"/>
+            <wp:effectExtent l="19050" t="19050" r="20955" b="26670"/>
             <wp:docPr id="3" name="Рисунок 3"/>
             <wp:cNvGraphicFramePr>
               <a:graphicFrameLocks xmlns:a="http://schemas.openxmlformats.org/drawingml/2006/main" noChangeAspect="1"/>
@@ -2721,8 +2734,10 @@
                       <a:avLst/>
                     </a:prstGeom>
                     <a:noFill/>
-                    <a:ln>
-                      <a:noFill/>
+                    <a:ln w="12700">
+                      <a:solidFill>
+                        <a:schemeClr val="tx1"/>
+                      </a:solidFill>
                     </a:ln>
                   </pic:spPr>
                 </pic:pic>
@@ -2926,9 +2941,9 @@
           <w:szCs w:val="28"/>
         </w:rPr>
         <w:drawing>
-          <wp:inline distT="0" distB="0" distL="0" distR="0" wp14:anchorId="73288A99" wp14:editId="4483A347">
+          <wp:inline distT="0" distB="0" distL="0" distR="0" wp14:anchorId="73288A99" wp14:editId="322D36D1">
             <wp:extent cx="3434861" cy="1179765"/>
-            <wp:effectExtent l="0" t="0" r="0" b="1905"/>
+            <wp:effectExtent l="19050" t="19050" r="13335" b="20955"/>
             <wp:docPr id="8" name="Рисунок 8"/>
             <wp:cNvGraphicFramePr>
               <a:graphicFrameLocks xmlns:a="http://schemas.openxmlformats.org/drawingml/2006/main" noChangeAspect="1"/>
@@ -2954,6 +2969,11 @@
                     <a:prstGeom prst="rect">
                       <a:avLst/>
                     </a:prstGeom>
+                    <a:ln w="12700">
+                      <a:solidFill>
+                        <a:schemeClr val="tx1"/>
+                      </a:solidFill>
+                    </a:ln>
                   </pic:spPr>
                 </pic:pic>
               </a:graphicData>
@@ -3173,9 +3193,9 @@
           <w:szCs w:val="28"/>
         </w:rPr>
         <w:drawing>
-          <wp:inline distT="0" distB="0" distL="0" distR="0" wp14:anchorId="7C42AC88" wp14:editId="43EFE098">
+          <wp:inline distT="0" distB="0" distL="0" distR="0" wp14:anchorId="7C42AC88" wp14:editId="67007A2F">
             <wp:extent cx="1330569" cy="1628087"/>
-            <wp:effectExtent l="0" t="0" r="3175" b="0"/>
+            <wp:effectExtent l="19050" t="19050" r="22225" b="10795"/>
             <wp:docPr id="9" name="Рисунок 9"/>
             <wp:cNvGraphicFramePr>
               <a:graphicFrameLocks xmlns:a="http://schemas.openxmlformats.org/drawingml/2006/main" noChangeAspect="1"/>
@@ -3201,6 +3221,11 @@
                     <a:prstGeom prst="rect">
                       <a:avLst/>
                     </a:prstGeom>
+                    <a:ln w="12700">
+                      <a:solidFill>
+                        <a:schemeClr val="tx1"/>
+                      </a:solidFill>
+                    </a:ln>
                   </pic:spPr>
                 </pic:pic>
               </a:graphicData>
@@ -3450,9 +3475,9 @@
         </w:rPr>
         <w:lastRenderedPageBreak/>
         <w:drawing>
-          <wp:inline distT="0" distB="0" distL="0" distR="0" wp14:anchorId="1B2F8E05" wp14:editId="61565939">
+          <wp:inline distT="0" distB="0" distL="0" distR="0" wp14:anchorId="1B2F8E05" wp14:editId="3DBCFAB8">
             <wp:extent cx="2532184" cy="1548424"/>
-            <wp:effectExtent l="0" t="0" r="1905" b="0"/>
+            <wp:effectExtent l="19050" t="19050" r="20955" b="13970"/>
             <wp:docPr id="5" name="Рисунок 5"/>
             <wp:cNvGraphicFramePr>
               <a:graphicFrameLocks xmlns:a="http://schemas.openxmlformats.org/drawingml/2006/main" noChangeAspect="1"/>
@@ -3478,6 +3503,11 @@
                     <a:prstGeom prst="rect">
                       <a:avLst/>
                     </a:prstGeom>
+                    <a:ln w="12700">
+                      <a:solidFill>
+                        <a:schemeClr val="tx1"/>
+                      </a:solidFill>
+                    </a:ln>
                   </pic:spPr>
                 </pic:pic>
               </a:graphicData>
@@ -4545,9 +4575,9 @@
         </w:rPr>
         <w:lastRenderedPageBreak/>
         <w:drawing>
-          <wp:inline distT="0" distB="0" distL="0" distR="0" wp14:anchorId="7D967883" wp14:editId="05ACFACC">
+          <wp:inline distT="0" distB="0" distL="0" distR="0" wp14:anchorId="7D967883" wp14:editId="3BDD3E38">
             <wp:extent cx="2772508" cy="883220"/>
-            <wp:effectExtent l="0" t="0" r="0" b="0"/>
+            <wp:effectExtent l="19050" t="19050" r="8890" b="12700"/>
             <wp:docPr id="7" name="Рисунок 7"/>
             <wp:cNvGraphicFramePr>
               <a:graphicFrameLocks xmlns:a="http://schemas.openxmlformats.org/drawingml/2006/main" noChangeAspect="1"/>
@@ -4573,6 +4603,11 @@
                     <a:prstGeom prst="rect">
                       <a:avLst/>
                     </a:prstGeom>
+                    <a:ln w="12700">
+                      <a:solidFill>
+                        <a:schemeClr val="tx1"/>
+                      </a:solidFill>
+                    </a:ln>
                   </pic:spPr>
                 </pic:pic>
               </a:graphicData>
@@ -5172,9 +5207,9 @@
           <w:szCs w:val="28"/>
         </w:rPr>
         <w:drawing>
-          <wp:inline distT="0" distB="0" distL="0" distR="0" wp14:anchorId="69232A50" wp14:editId="051B3EF8">
+          <wp:inline distT="0" distB="0" distL="0" distR="0" wp14:anchorId="69232A50" wp14:editId="602889D7">
             <wp:extent cx="3317631" cy="987681"/>
-            <wp:effectExtent l="0" t="0" r="0" b="3175"/>
+            <wp:effectExtent l="19050" t="19050" r="16510" b="22225"/>
             <wp:docPr id="6" name="Рисунок 6"/>
             <wp:cNvGraphicFramePr>
               <a:graphicFrameLocks xmlns:a="http://schemas.openxmlformats.org/drawingml/2006/main" noChangeAspect="1"/>
@@ -5200,6 +5235,11 @@
                     <a:prstGeom prst="rect">
                       <a:avLst/>
                     </a:prstGeom>
+                    <a:ln w="12700">
+                      <a:solidFill>
+                        <a:schemeClr val="tx1"/>
+                      </a:solidFill>
+                    </a:ln>
                   </pic:spPr>
                 </pic:pic>
               </a:graphicData>
